--- a/Relazione Progetto FastFood.docx
+++ b/Relazione Progetto FastFood.docx
@@ -91,15 +91,31 @@
           <w:sz w:val="20"/>
           <w:szCs w:val="8"/>
         </w:rPr>
-        <w:t>°</w:t>
-      </w:r>
-      <w:r>
-        <w:rPr>
-          <w:rFonts w:asciiTheme="minorHAnsi" w:hAnsiTheme="minorHAnsi" w:cstheme="minorHAnsi"/>
-          <w:sz w:val="20"/>
-          <w:szCs w:val="8"/>
-        </w:rPr>
-        <w:t>) e Fabrizio Idà ()</w:t>
+        <w:t>A</w:t>
+      </w:r>
+      <w:r>
+        <w:rPr>
+          <w:rFonts w:asciiTheme="minorHAnsi" w:hAnsiTheme="minorHAnsi" w:cstheme="minorHAnsi"/>
+          <w:sz w:val="20"/>
+          <w:szCs w:val="8"/>
+        </w:rPr>
+        <w:t>) e Fabrizio Idà (</w:t>
+      </w:r>
+      <w:r>
+        <w:rPr>
+          <w:rFonts w:asciiTheme="minorHAnsi" w:hAnsiTheme="minorHAnsi" w:cstheme="minorHAnsi"/>
+          <w:sz w:val="20"/>
+          <w:szCs w:val="8"/>
+        </w:rPr>
+        <w:t>48264A</w:t>
+      </w:r>
+      <w:r>
+        <w:rPr>
+          <w:rFonts w:asciiTheme="minorHAnsi" w:hAnsiTheme="minorHAnsi" w:cstheme="minorHAnsi"/>
+          <w:sz w:val="20"/>
+          <w:szCs w:val="8"/>
+        </w:rPr>
+        <w:t>)</w:t>
       </w:r>
       <w:r>
         <w:rPr>
@@ -181,7 +197,25 @@
           <w:sz w:val="20"/>
           <w:szCs w:val="8"/>
         </w:rPr>
-        <w:t xml:space="preserve">Il progetto “FastFood” consiste nello sviluppo di un’applicazione web per la gestione di un servizio di </w:t>
+        <w:t>Il progetto “</w:t>
+      </w:r>
+      <w:proofErr w:type="spellStart"/>
+      <w:r>
+        <w:rPr>
+          <w:rFonts w:asciiTheme="minorHAnsi" w:hAnsiTheme="minorHAnsi" w:cstheme="minorHAnsi"/>
+          <w:sz w:val="20"/>
+          <w:szCs w:val="8"/>
+        </w:rPr>
+        <w:t>FastFood</w:t>
+      </w:r>
+      <w:proofErr w:type="spellEnd"/>
+      <w:r>
+        <w:rPr>
+          <w:rFonts w:asciiTheme="minorHAnsi" w:hAnsiTheme="minorHAnsi" w:cstheme="minorHAnsi"/>
+          <w:sz w:val="20"/>
+          <w:szCs w:val="8"/>
+        </w:rPr>
+        <w:t xml:space="preserve">” consiste nello sviluppo di un’applicazione web per la gestione di un servizio di </w:t>
       </w:r>
       <w:r>
         <w:rPr>
@@ -291,6 +325,7 @@
         </w:rPr>
         <w:t xml:space="preserve">L’applicazione segue un’architettura Client-Server di tipo </w:t>
       </w:r>
+      <w:proofErr w:type="spellStart"/>
       <w:r>
         <w:rPr>
           <w:rFonts w:asciiTheme="minorHAnsi" w:hAnsiTheme="minorHAnsi" w:cstheme="minorHAnsi"/>
@@ -300,13 +335,50 @@
         </w:rPr>
         <w:t>RESTful</w:t>
       </w:r>
-      <w:r>
-        <w:rPr>
-          <w:rFonts w:asciiTheme="minorHAnsi" w:hAnsiTheme="minorHAnsi" w:cstheme="minorHAnsi"/>
-          <w:sz w:val="20"/>
-          <w:szCs w:val="8"/>
-        </w:rPr>
-        <w:t>. Il frontend e il backend sono separati logicamente e comunicano tramite richieste HTTP con dati in formato JSON. Questa separazione garantisce maggiore modularità, scalabilità e chiarezza nella gestione del codice.</w:t>
+      <w:proofErr w:type="spellEnd"/>
+      <w:r>
+        <w:rPr>
+          <w:rFonts w:asciiTheme="minorHAnsi" w:hAnsiTheme="minorHAnsi" w:cstheme="minorHAnsi"/>
+          <w:sz w:val="20"/>
+          <w:szCs w:val="8"/>
+        </w:rPr>
+        <w:t xml:space="preserve">. Il </w:t>
+      </w:r>
+      <w:proofErr w:type="spellStart"/>
+      <w:r>
+        <w:rPr>
+          <w:rFonts w:asciiTheme="minorHAnsi" w:hAnsiTheme="minorHAnsi" w:cstheme="minorHAnsi"/>
+          <w:sz w:val="20"/>
+          <w:szCs w:val="8"/>
+        </w:rPr>
+        <w:t>frontend</w:t>
+      </w:r>
+      <w:proofErr w:type="spellEnd"/>
+      <w:r>
+        <w:rPr>
+          <w:rFonts w:asciiTheme="minorHAnsi" w:hAnsiTheme="minorHAnsi" w:cstheme="minorHAnsi"/>
+          <w:sz w:val="20"/>
+          <w:szCs w:val="8"/>
+        </w:rPr>
+        <w:t xml:space="preserve"> e il </w:t>
+      </w:r>
+      <w:proofErr w:type="spellStart"/>
+      <w:r>
+        <w:rPr>
+          <w:rFonts w:asciiTheme="minorHAnsi" w:hAnsiTheme="minorHAnsi" w:cstheme="minorHAnsi"/>
+          <w:sz w:val="20"/>
+          <w:szCs w:val="8"/>
+        </w:rPr>
+        <w:t>backend</w:t>
+      </w:r>
+      <w:proofErr w:type="spellEnd"/>
+      <w:r>
+        <w:rPr>
+          <w:rFonts w:asciiTheme="minorHAnsi" w:hAnsiTheme="minorHAnsi" w:cstheme="minorHAnsi"/>
+          <w:sz w:val="20"/>
+          <w:szCs w:val="8"/>
+        </w:rPr>
+        <w:t xml:space="preserve"> sono separati logicamente e comunicano tramite richieste HTTP con dati in formato JSON. Questa separazione garantisce maggiore modularità, scalabilità e chiarezza nella gestione del codice.</w:t>
       </w:r>
     </w:p>
     <w:p>
@@ -376,8 +448,18 @@
           <w:sz w:val="20"/>
           <w:szCs w:val="8"/>
         </w:rPr>
-        <w:t>2.1 Frontend</w:t>
-      </w:r>
+        <w:t xml:space="preserve">2.1 </w:t>
+      </w:r>
+      <w:proofErr w:type="spellStart"/>
+      <w:r>
+        <w:rPr>
+          <w:rFonts w:asciiTheme="minorHAnsi" w:hAnsiTheme="minorHAnsi" w:cstheme="minorHAnsi"/>
+          <w:sz w:val="20"/>
+          <w:szCs w:val="8"/>
+        </w:rPr>
+        <w:t>Frontend</w:t>
+      </w:r>
+      <w:proofErr w:type="spellEnd"/>
     </w:p>
     <w:p>
       <w:pPr>
@@ -489,7 +571,25 @@
           <w:sz w:val="20"/>
           <w:szCs w:val="8"/>
         </w:rPr>
-        <w:t>Inoltre, ha permesso di utilizzare componenti predefiniti come Navbar, Card</w:t>
+        <w:t xml:space="preserve">Inoltre, ha permesso di utilizzare componenti predefiniti come </w:t>
+      </w:r>
+      <w:proofErr w:type="spellStart"/>
+      <w:r>
+        <w:rPr>
+          <w:rFonts w:asciiTheme="minorHAnsi" w:hAnsiTheme="minorHAnsi" w:cstheme="minorHAnsi"/>
+          <w:sz w:val="20"/>
+          <w:szCs w:val="8"/>
+        </w:rPr>
+        <w:t>Navbar</w:t>
+      </w:r>
+      <w:proofErr w:type="spellEnd"/>
+      <w:r>
+        <w:rPr>
+          <w:rFonts w:asciiTheme="minorHAnsi" w:hAnsiTheme="minorHAnsi" w:cstheme="minorHAnsi"/>
+          <w:sz w:val="20"/>
+          <w:szCs w:val="8"/>
+        </w:rPr>
+        <w:t>, Card</w:t>
       </w:r>
       <w:r>
         <w:rPr>
@@ -540,59 +640,123 @@
           <w:szCs w:val="8"/>
         </w:rPr>
         <w:br/>
-        <w:t>Gestisce tutta la logica lato client. Le richieste verso il server vengono effettuate tramite l’API fetch, utilizzando la sintassi async/await per gestire le operazioni asincrone in modo ordinato e leggibile.</w:t>
-      </w:r>
-    </w:p>
-    <w:p>
-      <w:pPr>
-        <w:rPr>
-          <w:rFonts w:asciiTheme="minorHAnsi" w:hAnsiTheme="minorHAnsi" w:cstheme="minorHAnsi"/>
-          <w:sz w:val="20"/>
-          <w:szCs w:val="8"/>
-        </w:rPr>
-      </w:pPr>
-    </w:p>
-    <w:p>
-      <w:pPr>
-        <w:rPr>
-          <w:rFonts w:asciiTheme="minorHAnsi" w:hAnsiTheme="minorHAnsi" w:cstheme="minorHAnsi"/>
-          <w:sz w:val="20"/>
-          <w:szCs w:val="8"/>
-        </w:rPr>
-      </w:pPr>
-      <w:r>
-        <w:rPr>
-          <w:rFonts w:asciiTheme="minorHAnsi" w:hAnsiTheme="minorHAnsi" w:cstheme="minorHAnsi"/>
-          <w:sz w:val="20"/>
-          <w:szCs w:val="8"/>
-        </w:rPr>
-        <w:t>2.2 Backend</w:t>
-      </w:r>
-    </w:p>
-    <w:p>
-      <w:pPr>
-        <w:rPr>
-          <w:rFonts w:asciiTheme="minorHAnsi" w:hAnsiTheme="minorHAnsi" w:cstheme="minorHAnsi"/>
-          <w:sz w:val="20"/>
-          <w:szCs w:val="8"/>
-        </w:rPr>
-      </w:pPr>
-    </w:p>
-    <w:p>
-      <w:pPr>
-        <w:rPr>
-          <w:rFonts w:asciiTheme="minorHAnsi" w:hAnsiTheme="minorHAnsi" w:cstheme="minorHAnsi"/>
-          <w:sz w:val="20"/>
-          <w:szCs w:val="8"/>
-        </w:rPr>
-      </w:pPr>
-      <w:r>
-        <w:rPr>
-          <w:rFonts w:asciiTheme="minorHAnsi" w:hAnsiTheme="minorHAnsi" w:cstheme="minorHAnsi"/>
-          <w:sz w:val="20"/>
-          <w:szCs w:val="8"/>
-        </w:rPr>
-        <w:t xml:space="preserve">Il backend </w:t>
+        <w:t xml:space="preserve">Gestisce tutta la logica lato client. Le richieste verso il server vengono effettuate tramite l’API fetch, utilizzando la sintassi </w:t>
+      </w:r>
+      <w:proofErr w:type="spellStart"/>
+      <w:r>
+        <w:rPr>
+          <w:rFonts w:asciiTheme="minorHAnsi" w:hAnsiTheme="minorHAnsi" w:cstheme="minorHAnsi"/>
+          <w:sz w:val="20"/>
+          <w:szCs w:val="8"/>
+        </w:rPr>
+        <w:t>async</w:t>
+      </w:r>
+      <w:proofErr w:type="spellEnd"/>
+      <w:r>
+        <w:rPr>
+          <w:rFonts w:asciiTheme="minorHAnsi" w:hAnsiTheme="minorHAnsi" w:cstheme="minorHAnsi"/>
+          <w:sz w:val="20"/>
+          <w:szCs w:val="8"/>
+        </w:rPr>
+        <w:t>/</w:t>
+      </w:r>
+      <w:proofErr w:type="spellStart"/>
+      <w:r>
+        <w:rPr>
+          <w:rFonts w:asciiTheme="minorHAnsi" w:hAnsiTheme="minorHAnsi" w:cstheme="minorHAnsi"/>
+          <w:sz w:val="20"/>
+          <w:szCs w:val="8"/>
+        </w:rPr>
+        <w:t>await</w:t>
+      </w:r>
+      <w:proofErr w:type="spellEnd"/>
+      <w:r>
+        <w:rPr>
+          <w:rFonts w:asciiTheme="minorHAnsi" w:hAnsiTheme="minorHAnsi" w:cstheme="minorHAnsi"/>
+          <w:sz w:val="20"/>
+          <w:szCs w:val="8"/>
+        </w:rPr>
+        <w:t xml:space="preserve"> per gestire le operazioni asincrone in modo ordinato e leggibile.</w:t>
+      </w:r>
+    </w:p>
+    <w:p>
+      <w:pPr>
+        <w:rPr>
+          <w:rFonts w:asciiTheme="minorHAnsi" w:hAnsiTheme="minorHAnsi" w:cstheme="minorHAnsi"/>
+          <w:sz w:val="20"/>
+          <w:szCs w:val="8"/>
+        </w:rPr>
+      </w:pPr>
+    </w:p>
+    <w:p>
+      <w:pPr>
+        <w:rPr>
+          <w:rFonts w:asciiTheme="minorHAnsi" w:hAnsiTheme="minorHAnsi" w:cstheme="minorHAnsi"/>
+          <w:sz w:val="20"/>
+          <w:szCs w:val="8"/>
+        </w:rPr>
+      </w:pPr>
+      <w:r>
+        <w:rPr>
+          <w:rFonts w:asciiTheme="minorHAnsi" w:hAnsiTheme="minorHAnsi" w:cstheme="minorHAnsi"/>
+          <w:sz w:val="20"/>
+          <w:szCs w:val="8"/>
+        </w:rPr>
+        <w:t xml:space="preserve">2.2 </w:t>
+      </w:r>
+      <w:proofErr w:type="spellStart"/>
+      <w:r>
+        <w:rPr>
+          <w:rFonts w:asciiTheme="minorHAnsi" w:hAnsiTheme="minorHAnsi" w:cstheme="minorHAnsi"/>
+          <w:sz w:val="20"/>
+          <w:szCs w:val="8"/>
+        </w:rPr>
+        <w:t>Backend</w:t>
+      </w:r>
+      <w:proofErr w:type="spellEnd"/>
+    </w:p>
+    <w:p>
+      <w:pPr>
+        <w:rPr>
+          <w:rFonts w:asciiTheme="minorHAnsi" w:hAnsiTheme="minorHAnsi" w:cstheme="minorHAnsi"/>
+          <w:sz w:val="20"/>
+          <w:szCs w:val="8"/>
+        </w:rPr>
+      </w:pPr>
+    </w:p>
+    <w:p>
+      <w:pPr>
+        <w:rPr>
+          <w:rFonts w:asciiTheme="minorHAnsi" w:hAnsiTheme="minorHAnsi" w:cstheme="minorHAnsi"/>
+          <w:sz w:val="20"/>
+          <w:szCs w:val="8"/>
+        </w:rPr>
+      </w:pPr>
+      <w:r>
+        <w:rPr>
+          <w:rFonts w:asciiTheme="minorHAnsi" w:hAnsiTheme="minorHAnsi" w:cstheme="minorHAnsi"/>
+          <w:sz w:val="20"/>
+          <w:szCs w:val="8"/>
+        </w:rPr>
+        <w:t xml:space="preserve">Il </w:t>
+      </w:r>
+      <w:proofErr w:type="spellStart"/>
+      <w:r>
+        <w:rPr>
+          <w:rFonts w:asciiTheme="minorHAnsi" w:hAnsiTheme="minorHAnsi" w:cstheme="minorHAnsi"/>
+          <w:sz w:val="20"/>
+          <w:szCs w:val="8"/>
+        </w:rPr>
+        <w:t>backend</w:t>
+      </w:r>
+      <w:proofErr w:type="spellEnd"/>
+      <w:r>
+        <w:rPr>
+          <w:rFonts w:asciiTheme="minorHAnsi" w:hAnsiTheme="minorHAnsi" w:cstheme="minorHAnsi"/>
+          <w:sz w:val="20"/>
+          <w:szCs w:val="8"/>
+        </w:rPr>
+        <w:t xml:space="preserve"> </w:t>
       </w:r>
       <w:r>
         <w:rPr>
@@ -661,7 +825,25 @@
           <w:szCs w:val="8"/>
         </w:rPr>
         <w:br/>
-        <w:t>Permette di eseguire codice JavaScript lato server. È stato scelto per la sua efficienza nella gestione delle operazioni asincrone e per la coerenza con il linguaggio utilizzato nel frontend.</w:t>
+        <w:t xml:space="preserve">Permette di eseguire codice JavaScript lato server. È stato scelto per la sua efficienza nella gestione delle operazioni asincrone e per la coerenza con il linguaggio utilizzato nel </w:t>
+      </w:r>
+      <w:proofErr w:type="spellStart"/>
+      <w:r>
+        <w:rPr>
+          <w:rFonts w:asciiTheme="minorHAnsi" w:hAnsiTheme="minorHAnsi" w:cstheme="minorHAnsi"/>
+          <w:sz w:val="20"/>
+          <w:szCs w:val="8"/>
+        </w:rPr>
+        <w:t>frontend</w:t>
+      </w:r>
+      <w:proofErr w:type="spellEnd"/>
+      <w:r>
+        <w:rPr>
+          <w:rFonts w:asciiTheme="minorHAnsi" w:hAnsiTheme="minorHAnsi" w:cstheme="minorHAnsi"/>
+          <w:sz w:val="20"/>
+          <w:szCs w:val="8"/>
+        </w:rPr>
+        <w:t>.</w:t>
       </w:r>
     </w:p>
     <w:p>
@@ -808,7 +990,25 @@
           <w:sz w:val="20"/>
           <w:szCs w:val="8"/>
         </w:rPr>
-        <w:t>Modulo File System (fs)</w:t>
+        <w:t>Modulo File System (</w:t>
+      </w:r>
+      <w:proofErr w:type="spellStart"/>
+      <w:r>
+        <w:rPr>
+          <w:rFonts w:asciiTheme="minorHAnsi" w:hAnsiTheme="minorHAnsi" w:cstheme="minorHAnsi"/>
+          <w:sz w:val="20"/>
+          <w:szCs w:val="8"/>
+        </w:rPr>
+        <w:t>fs</w:t>
+      </w:r>
+      <w:proofErr w:type="spellEnd"/>
+      <w:r>
+        <w:rPr>
+          <w:rFonts w:asciiTheme="minorHAnsi" w:hAnsiTheme="minorHAnsi" w:cstheme="minorHAnsi"/>
+          <w:sz w:val="20"/>
+          <w:szCs w:val="8"/>
+        </w:rPr>
+        <w:t>)</w:t>
       </w:r>
       <w:r>
         <w:rPr>
@@ -864,13 +1064,23 @@
           <w:szCs w:val="8"/>
         </w:rPr>
       </w:pPr>
-      <w:r>
-        <w:rPr>
-          <w:rFonts w:asciiTheme="minorHAnsi" w:hAnsiTheme="minorHAnsi" w:cstheme="minorHAnsi"/>
-          <w:sz w:val="20"/>
-          <w:szCs w:val="8"/>
-        </w:rPr>
-        <w:t>MongoDB Atlas</w:t>
+      <w:proofErr w:type="spellStart"/>
+      <w:r>
+        <w:rPr>
+          <w:rFonts w:asciiTheme="minorHAnsi" w:hAnsiTheme="minorHAnsi" w:cstheme="minorHAnsi"/>
+          <w:sz w:val="20"/>
+          <w:szCs w:val="8"/>
+        </w:rPr>
+        <w:t>MongoDB</w:t>
+      </w:r>
+      <w:proofErr w:type="spellEnd"/>
+      <w:r>
+        <w:rPr>
+          <w:rFonts w:asciiTheme="minorHAnsi" w:hAnsiTheme="minorHAnsi" w:cstheme="minorHAnsi"/>
+          <w:sz w:val="20"/>
+          <w:szCs w:val="8"/>
+        </w:rPr>
+        <w:t xml:space="preserve"> Atlas</w:t>
       </w:r>
       <w:r>
         <w:rPr>
@@ -879,33 +1089,79 @@
           <w:szCs w:val="8"/>
         </w:rPr>
         <w:br/>
-        <w:t>È stato utilizzato un database NoSQL in cloud. La struttura a documenti ha permesso una modellazione flessibile dei dati, adattabile alle diverse esigenze dell’applicazione.</w:t>
-      </w:r>
-    </w:p>
-    <w:p>
-      <w:pPr>
-        <w:rPr>
-          <w:rFonts w:asciiTheme="minorHAnsi" w:hAnsiTheme="minorHAnsi" w:cstheme="minorHAnsi"/>
-          <w:sz w:val="20"/>
-          <w:szCs w:val="8"/>
-        </w:rPr>
-      </w:pPr>
-    </w:p>
-    <w:p>
-      <w:pPr>
-        <w:rPr>
-          <w:rFonts w:asciiTheme="minorHAnsi" w:hAnsiTheme="minorHAnsi" w:cstheme="minorHAnsi"/>
-          <w:sz w:val="20"/>
-          <w:szCs w:val="8"/>
-        </w:rPr>
-      </w:pPr>
-      <w:r>
-        <w:rPr>
-          <w:rFonts w:asciiTheme="minorHAnsi" w:hAnsiTheme="minorHAnsi" w:cstheme="minorHAnsi"/>
-          <w:sz w:val="20"/>
-          <w:szCs w:val="8"/>
-        </w:rPr>
-        <w:t>OpenStreetMap – Nominatim API</w:t>
+        <w:t xml:space="preserve">È stato utilizzato un database </w:t>
+      </w:r>
+      <w:proofErr w:type="spellStart"/>
+      <w:r>
+        <w:rPr>
+          <w:rFonts w:asciiTheme="minorHAnsi" w:hAnsiTheme="minorHAnsi" w:cstheme="minorHAnsi"/>
+          <w:sz w:val="20"/>
+          <w:szCs w:val="8"/>
+        </w:rPr>
+        <w:t>NoSQL</w:t>
+      </w:r>
+      <w:proofErr w:type="spellEnd"/>
+      <w:r>
+        <w:rPr>
+          <w:rFonts w:asciiTheme="minorHAnsi" w:hAnsiTheme="minorHAnsi" w:cstheme="minorHAnsi"/>
+          <w:sz w:val="20"/>
+          <w:szCs w:val="8"/>
+        </w:rPr>
+        <w:t xml:space="preserve"> in cloud. La struttura a documenti ha permesso una modellazione flessibile dei dati, adattabile alle diverse esigenze dell’applicazione.</w:t>
+      </w:r>
+    </w:p>
+    <w:p>
+      <w:pPr>
+        <w:rPr>
+          <w:rFonts w:asciiTheme="minorHAnsi" w:hAnsiTheme="minorHAnsi" w:cstheme="minorHAnsi"/>
+          <w:sz w:val="20"/>
+          <w:szCs w:val="8"/>
+        </w:rPr>
+      </w:pPr>
+    </w:p>
+    <w:p>
+      <w:pPr>
+        <w:rPr>
+          <w:rFonts w:asciiTheme="minorHAnsi" w:hAnsiTheme="minorHAnsi" w:cstheme="minorHAnsi"/>
+          <w:sz w:val="20"/>
+          <w:szCs w:val="8"/>
+        </w:rPr>
+      </w:pPr>
+      <w:proofErr w:type="spellStart"/>
+      <w:r>
+        <w:rPr>
+          <w:rFonts w:asciiTheme="minorHAnsi" w:hAnsiTheme="minorHAnsi" w:cstheme="minorHAnsi"/>
+          <w:sz w:val="20"/>
+          <w:szCs w:val="8"/>
+        </w:rPr>
+        <w:t>OpenStreetMap</w:t>
+      </w:r>
+      <w:proofErr w:type="spellEnd"/>
+      <w:r>
+        <w:rPr>
+          <w:rFonts w:asciiTheme="minorHAnsi" w:hAnsiTheme="minorHAnsi" w:cstheme="minorHAnsi"/>
+          <w:sz w:val="20"/>
+          <w:szCs w:val="8"/>
+        </w:rPr>
+        <w:t xml:space="preserve"> – </w:t>
+      </w:r>
+      <w:proofErr w:type="spellStart"/>
+      <w:r>
+        <w:rPr>
+          <w:rFonts w:asciiTheme="minorHAnsi" w:hAnsiTheme="minorHAnsi" w:cstheme="minorHAnsi"/>
+          <w:sz w:val="20"/>
+          <w:szCs w:val="8"/>
+        </w:rPr>
+        <w:t>Nominatim</w:t>
+      </w:r>
+      <w:proofErr w:type="spellEnd"/>
+      <w:r>
+        <w:rPr>
+          <w:rFonts w:asciiTheme="minorHAnsi" w:hAnsiTheme="minorHAnsi" w:cstheme="minorHAnsi"/>
+          <w:sz w:val="20"/>
+          <w:szCs w:val="8"/>
+        </w:rPr>
+        <w:t xml:space="preserve"> API</w:t>
       </w:r>
       <w:r>
         <w:rPr>
@@ -1006,6 +1262,7 @@
           <w:szCs w:val="8"/>
         </w:rPr>
       </w:pPr>
+      <w:proofErr w:type="spellStart"/>
       <w:r>
         <w:rPr>
           <w:rFonts w:asciiTheme="minorHAnsi" w:hAnsiTheme="minorHAnsi" w:cstheme="minorHAnsi"/>
@@ -1016,6 +1273,7 @@
         </w:rPr>
         <w:t>Backend</w:t>
       </w:r>
+      <w:proofErr w:type="spellEnd"/>
       <w:r>
         <w:rPr>
           <w:rFonts w:asciiTheme="minorHAnsi" w:hAnsiTheme="minorHAnsi" w:cstheme="minorHAnsi"/>
@@ -1044,8 +1302,18 @@
           <w:sz w:val="20"/>
           <w:szCs w:val="8"/>
         </w:rPr>
-        <w:t>Connessione al database MongoDB</w:t>
-      </w:r>
+        <w:t xml:space="preserve">Connessione al database </w:t>
+      </w:r>
+      <w:proofErr w:type="spellStart"/>
+      <w:r>
+        <w:rPr>
+          <w:rFonts w:asciiTheme="minorHAnsi" w:hAnsiTheme="minorHAnsi" w:cstheme="minorHAnsi"/>
+          <w:sz w:val="20"/>
+          <w:szCs w:val="8"/>
+        </w:rPr>
+        <w:t>MongoDB</w:t>
+      </w:r>
+      <w:proofErr w:type="spellEnd"/>
     </w:p>
     <w:p>
       <w:pPr>
@@ -1148,6 +1416,7 @@
           <w:szCs w:val="8"/>
         </w:rPr>
       </w:pPr>
+      <w:proofErr w:type="spellStart"/>
       <w:r>
         <w:rPr>
           <w:rFonts w:asciiTheme="minorHAnsi" w:hAnsiTheme="minorHAnsi" w:cstheme="minorHAnsi"/>
@@ -1158,6 +1427,7 @@
         </w:rPr>
         <w:t>Frontend</w:t>
       </w:r>
+      <w:proofErr w:type="spellEnd"/>
       <w:r>
         <w:rPr>
           <w:rFonts w:asciiTheme="minorHAnsi" w:hAnsiTheme="minorHAnsi" w:cstheme="minorHAnsi"/>
@@ -1215,7 +1485,25 @@
           <w:sz w:val="20"/>
           <w:szCs w:val="8"/>
         </w:rPr>
-        <w:t>navbar.js inserisce dinamicamente la barra di navigazione in base al tipo di utente loggato, verificando i dati salvati nel localStorage.</w:t>
+        <w:t xml:space="preserve">navbar.js inserisce dinamicamente la barra di navigazione in base al tipo di utente loggato, verificando i dati salvati nel </w:t>
+      </w:r>
+      <w:proofErr w:type="spellStart"/>
+      <w:r>
+        <w:rPr>
+          <w:rFonts w:asciiTheme="minorHAnsi" w:hAnsiTheme="minorHAnsi" w:cstheme="minorHAnsi"/>
+          <w:sz w:val="20"/>
+          <w:szCs w:val="8"/>
+        </w:rPr>
+        <w:t>localStorage</w:t>
+      </w:r>
+      <w:proofErr w:type="spellEnd"/>
+      <w:r>
+        <w:rPr>
+          <w:rFonts w:asciiTheme="minorHAnsi" w:hAnsiTheme="minorHAnsi" w:cstheme="minorHAnsi"/>
+          <w:sz w:val="20"/>
+          <w:szCs w:val="8"/>
+        </w:rPr>
+        <w:t>.</w:t>
       </w:r>
       <w:r>
         <w:rPr>
@@ -1439,7 +1727,25 @@
           <w:sz w:val="20"/>
           <w:szCs w:val="8"/>
         </w:rPr>
-        <w:t>’autenticazione persistente è gestita tramite localStorage, dove vengono salvati ID utente e tipo di profilo.</w:t>
+        <w:t xml:space="preserve">’autenticazione persistente è gestita tramite </w:t>
+      </w:r>
+      <w:proofErr w:type="spellStart"/>
+      <w:r>
+        <w:rPr>
+          <w:rFonts w:asciiTheme="minorHAnsi" w:hAnsiTheme="minorHAnsi" w:cstheme="minorHAnsi"/>
+          <w:sz w:val="20"/>
+          <w:szCs w:val="8"/>
+        </w:rPr>
+        <w:t>localStorage</w:t>
+      </w:r>
+      <w:proofErr w:type="spellEnd"/>
+      <w:r>
+        <w:rPr>
+          <w:rFonts w:asciiTheme="minorHAnsi" w:hAnsiTheme="minorHAnsi" w:cstheme="minorHAnsi"/>
+          <w:sz w:val="20"/>
+          <w:szCs w:val="8"/>
+        </w:rPr>
+        <w:t>, dove vengono salvati ID utente e tipo di profilo.</w:t>
       </w:r>
     </w:p>
     <w:p>
@@ -1539,7 +1845,43 @@
           <w:szCs w:val="8"/>
         </w:rPr>
         <w:br/>
-        <w:t>Permette di filtrare per nome del piatto, ingredienti o città. Il backend utilizza espressioni regolari (Regex) per consentire ricerche parziali e flessibili.</w:t>
+        <w:t xml:space="preserve">Permette di filtrare per nome del piatto, ingredienti o città. Il </w:t>
+      </w:r>
+      <w:proofErr w:type="spellStart"/>
+      <w:r>
+        <w:rPr>
+          <w:rFonts w:asciiTheme="minorHAnsi" w:hAnsiTheme="minorHAnsi" w:cstheme="minorHAnsi"/>
+          <w:sz w:val="20"/>
+          <w:szCs w:val="8"/>
+        </w:rPr>
+        <w:t>backend</w:t>
+      </w:r>
+      <w:proofErr w:type="spellEnd"/>
+      <w:r>
+        <w:rPr>
+          <w:rFonts w:asciiTheme="minorHAnsi" w:hAnsiTheme="minorHAnsi" w:cstheme="minorHAnsi"/>
+          <w:sz w:val="20"/>
+          <w:szCs w:val="8"/>
+        </w:rPr>
+        <w:t xml:space="preserve"> utilizza espressioni regolari (</w:t>
+      </w:r>
+      <w:proofErr w:type="spellStart"/>
+      <w:r>
+        <w:rPr>
+          <w:rFonts w:asciiTheme="minorHAnsi" w:hAnsiTheme="minorHAnsi" w:cstheme="minorHAnsi"/>
+          <w:sz w:val="20"/>
+          <w:szCs w:val="8"/>
+        </w:rPr>
+        <w:t>Regex</w:t>
+      </w:r>
+      <w:proofErr w:type="spellEnd"/>
+      <w:r>
+        <w:rPr>
+          <w:rFonts w:asciiTheme="minorHAnsi" w:hAnsiTheme="minorHAnsi" w:cstheme="minorHAnsi"/>
+          <w:sz w:val="20"/>
+          <w:szCs w:val="8"/>
+        </w:rPr>
+        <w:t>) per consentire ricerche parziali e flessibili.</w:t>
       </w:r>
     </w:p>
     <w:p>
@@ -1574,7 +1916,25 @@
           <w:szCs w:val="8"/>
         </w:rPr>
         <w:br/>
-        <w:t>Il carrello viene salvato nel localStorage per garantire la persistenza anche in caso di ricaricamento della pagina.</w:t>
+        <w:t xml:space="preserve">Il carrello viene salvato nel </w:t>
+      </w:r>
+      <w:proofErr w:type="spellStart"/>
+      <w:r>
+        <w:rPr>
+          <w:rFonts w:asciiTheme="minorHAnsi" w:hAnsiTheme="minorHAnsi" w:cstheme="minorHAnsi"/>
+          <w:sz w:val="20"/>
+          <w:szCs w:val="8"/>
+        </w:rPr>
+        <w:t>localStorage</w:t>
+      </w:r>
+      <w:proofErr w:type="spellEnd"/>
+      <w:r>
+        <w:rPr>
+          <w:rFonts w:asciiTheme="minorHAnsi" w:hAnsiTheme="minorHAnsi" w:cstheme="minorHAnsi"/>
+          <w:sz w:val="20"/>
+          <w:szCs w:val="8"/>
+        </w:rPr>
+        <w:t xml:space="preserve"> per garantire la persistenza anche in caso di ricaricamento della pagina.</w:t>
       </w:r>
       <w:r>
         <w:rPr>
@@ -1946,7 +2306,25 @@
           <w:sz w:val="20"/>
           <w:szCs w:val="8"/>
         </w:rPr>
-        <w:t>Applica la formula matematica di Haversine per calcolare la distanza in chilometri.</w:t>
+        <w:t xml:space="preserve">Applica la formula matematica di </w:t>
+      </w:r>
+      <w:proofErr w:type="spellStart"/>
+      <w:r>
+        <w:rPr>
+          <w:rFonts w:asciiTheme="minorHAnsi" w:hAnsiTheme="minorHAnsi" w:cstheme="minorHAnsi"/>
+          <w:sz w:val="20"/>
+          <w:szCs w:val="8"/>
+        </w:rPr>
+        <w:t>Haversine</w:t>
+      </w:r>
+      <w:proofErr w:type="spellEnd"/>
+      <w:r>
+        <w:rPr>
+          <w:rFonts w:asciiTheme="minorHAnsi" w:hAnsiTheme="minorHAnsi" w:cstheme="minorHAnsi"/>
+          <w:sz w:val="20"/>
+          <w:szCs w:val="8"/>
+        </w:rPr>
+        <w:t xml:space="preserve"> per calcolare la distanza in chilometri.</w:t>
       </w:r>
     </w:p>
     <w:p>
@@ -2017,6 +2395,7 @@
           <w:szCs w:val="8"/>
         </w:rPr>
       </w:pPr>
+      <w:proofErr w:type="spellStart"/>
       <w:r>
         <w:rPr>
           <w:rFonts w:asciiTheme="minorHAnsi" w:hAnsiTheme="minorHAnsi" w:cstheme="minorHAnsi"/>
@@ -2025,6 +2404,7 @@
         </w:rPr>
         <w:t>orarioInizio</w:t>
       </w:r>
+      <w:proofErr w:type="spellEnd"/>
     </w:p>
     <w:p>
       <w:pPr>
@@ -2038,6 +2418,7 @@
           <w:szCs w:val="8"/>
         </w:rPr>
       </w:pPr>
+      <w:proofErr w:type="spellStart"/>
       <w:r>
         <w:rPr>
           <w:rFonts w:asciiTheme="minorHAnsi" w:hAnsiTheme="minorHAnsi" w:cstheme="minorHAnsi"/>
@@ -2046,6 +2427,7 @@
         </w:rPr>
         <w:t>orarioFine</w:t>
       </w:r>
+      <w:proofErr w:type="spellEnd"/>
     </w:p>
     <w:p>
       <w:pPr>
@@ -2070,7 +2452,25 @@
           <w:szCs w:val="8"/>
         </w:rPr>
         <w:br/>
-        <w:t>Il frontend confronta l’orario attuale con questi valori per determinare se l’ordine è:</w:t>
+        <w:t xml:space="preserve">Il </w:t>
+      </w:r>
+      <w:proofErr w:type="spellStart"/>
+      <w:r>
+        <w:rPr>
+          <w:rFonts w:asciiTheme="minorHAnsi" w:hAnsiTheme="minorHAnsi" w:cstheme="minorHAnsi"/>
+          <w:sz w:val="20"/>
+          <w:szCs w:val="8"/>
+        </w:rPr>
+        <w:t>frontend</w:t>
+      </w:r>
+      <w:proofErr w:type="spellEnd"/>
+      <w:r>
+        <w:rPr>
+          <w:rFonts w:asciiTheme="minorHAnsi" w:hAnsiTheme="minorHAnsi" w:cstheme="minorHAnsi"/>
+          <w:sz w:val="20"/>
+          <w:szCs w:val="8"/>
+        </w:rPr>
+        <w:t xml:space="preserve"> confronta l’orario attuale con questi valori per determinare se l’ordine è:</w:t>
       </w:r>
     </w:p>
     <w:p>
@@ -2169,7 +2569,25 @@
           <w:szCs w:val="8"/>
         </w:rPr>
         <w:br/>
-        <w:t>All’avvio del server, se la collezione catalog è vuota, viene automaticamente popolata tramite il file meals1.json.</w:t>
+        <w:t xml:space="preserve">All’avvio del server, se la collezione </w:t>
+      </w:r>
+      <w:proofErr w:type="spellStart"/>
+      <w:r>
+        <w:rPr>
+          <w:rFonts w:asciiTheme="minorHAnsi" w:hAnsiTheme="minorHAnsi" w:cstheme="minorHAnsi"/>
+          <w:sz w:val="20"/>
+          <w:szCs w:val="8"/>
+        </w:rPr>
+        <w:t>catalog</w:t>
+      </w:r>
+      <w:proofErr w:type="spellEnd"/>
+      <w:r>
+        <w:rPr>
+          <w:rFonts w:asciiTheme="minorHAnsi" w:hAnsiTheme="minorHAnsi" w:cstheme="minorHAnsi"/>
+          <w:sz w:val="20"/>
+          <w:szCs w:val="8"/>
+        </w:rPr>
+        <w:t xml:space="preserve"> è vuota, viene automaticamente popolata tramite il file meals1.json.</w:t>
       </w:r>
     </w:p>
     <w:p>
@@ -2347,6 +2765,7 @@
         </w:rPr>
         <w:t xml:space="preserve">  "_id": </w:t>
       </w:r>
+      <w:proofErr w:type="spellStart"/>
       <w:proofErr w:type="gramStart"/>
       <w:r>
         <w:rPr>
@@ -2354,7 +2773,16 @@
           <w:sz w:val="20"/>
           <w:szCs w:val="8"/>
         </w:rPr>
-        <w:t>ObjectId(</w:t>
+        <w:t>ObjectId</w:t>
+      </w:r>
+      <w:proofErr w:type="spellEnd"/>
+      <w:r>
+        <w:rPr>
+          <w:rFonts w:asciiTheme="minorHAnsi" w:hAnsiTheme="minorHAnsi" w:cstheme="minorHAnsi"/>
+          <w:sz w:val="20"/>
+          <w:szCs w:val="8"/>
+        </w:rPr>
+        <w:t>(</w:t>
       </w:r>
       <w:proofErr w:type="gramEnd"/>
       <w:r>
@@ -2465,24 +2893,78 @@
           <w:sz w:val="20"/>
           <w:szCs w:val="8"/>
         </w:rPr>
-        <w:t xml:space="preserve">  "metodoPagamento": "carta_credito",</w:t>
-      </w:r>
-    </w:p>
-    <w:p>
-      <w:pPr>
-        <w:rPr>
-          <w:rFonts w:asciiTheme="minorHAnsi" w:hAnsiTheme="minorHAnsi" w:cstheme="minorHAnsi"/>
-          <w:sz w:val="20"/>
-          <w:szCs w:val="8"/>
-        </w:rPr>
-      </w:pPr>
-      <w:r>
-        <w:rPr>
-          <w:rFonts w:asciiTheme="minorHAnsi" w:hAnsiTheme="minorHAnsi" w:cstheme="minorHAnsi"/>
-          <w:sz w:val="20"/>
-          <w:szCs w:val="8"/>
-        </w:rPr>
-        <w:t xml:space="preserve">  "datiCarta": </w:t>
+        <w:t xml:space="preserve">  "</w:t>
+      </w:r>
+      <w:proofErr w:type="spellStart"/>
+      <w:r>
+        <w:rPr>
+          <w:rFonts w:asciiTheme="minorHAnsi" w:hAnsiTheme="minorHAnsi" w:cstheme="minorHAnsi"/>
+          <w:sz w:val="20"/>
+          <w:szCs w:val="8"/>
+        </w:rPr>
+        <w:t>metodoPagamento</w:t>
+      </w:r>
+      <w:proofErr w:type="spellEnd"/>
+      <w:r>
+        <w:rPr>
+          <w:rFonts w:asciiTheme="minorHAnsi" w:hAnsiTheme="minorHAnsi" w:cstheme="minorHAnsi"/>
+          <w:sz w:val="20"/>
+          <w:szCs w:val="8"/>
+        </w:rPr>
+        <w:t>": "</w:t>
+      </w:r>
+      <w:proofErr w:type="spellStart"/>
+      <w:r>
+        <w:rPr>
+          <w:rFonts w:asciiTheme="minorHAnsi" w:hAnsiTheme="minorHAnsi" w:cstheme="minorHAnsi"/>
+          <w:sz w:val="20"/>
+          <w:szCs w:val="8"/>
+        </w:rPr>
+        <w:t>carta_credito</w:t>
+      </w:r>
+      <w:proofErr w:type="spellEnd"/>
+      <w:r>
+        <w:rPr>
+          <w:rFonts w:asciiTheme="minorHAnsi" w:hAnsiTheme="minorHAnsi" w:cstheme="minorHAnsi"/>
+          <w:sz w:val="20"/>
+          <w:szCs w:val="8"/>
+        </w:rPr>
+        <w:t>",</w:t>
+      </w:r>
+    </w:p>
+    <w:p>
+      <w:pPr>
+        <w:rPr>
+          <w:rFonts w:asciiTheme="minorHAnsi" w:hAnsiTheme="minorHAnsi" w:cstheme="minorHAnsi"/>
+          <w:sz w:val="20"/>
+          <w:szCs w:val="8"/>
+        </w:rPr>
+      </w:pPr>
+      <w:r>
+        <w:rPr>
+          <w:rFonts w:asciiTheme="minorHAnsi" w:hAnsiTheme="minorHAnsi" w:cstheme="minorHAnsi"/>
+          <w:sz w:val="20"/>
+          <w:szCs w:val="8"/>
+        </w:rPr>
+        <w:t xml:space="preserve">  "</w:t>
+      </w:r>
+      <w:proofErr w:type="spellStart"/>
+      <w:r>
+        <w:rPr>
+          <w:rFonts w:asciiTheme="minorHAnsi" w:hAnsiTheme="minorHAnsi" w:cstheme="minorHAnsi"/>
+          <w:sz w:val="20"/>
+          <w:szCs w:val="8"/>
+        </w:rPr>
+        <w:t>datiCarta</w:t>
+      </w:r>
+      <w:proofErr w:type="spellEnd"/>
+      <w:r>
+        <w:rPr>
+          <w:rFonts w:asciiTheme="minorHAnsi" w:hAnsiTheme="minorHAnsi" w:cstheme="minorHAnsi"/>
+          <w:sz w:val="20"/>
+          <w:szCs w:val="8"/>
+        </w:rPr>
+        <w:t xml:space="preserve">": </w:t>
       </w:r>
       <w:proofErr w:type="gramStart"/>
       <w:r>
@@ -2500,7 +2982,25 @@
           <w:sz w:val="20"/>
           <w:szCs w:val="8"/>
         </w:rPr>
-        <w:t xml:space="preserve">numero": "...", "cvv": </w:t>
+        <w:t>numero": "...", "</w:t>
+      </w:r>
+      <w:proofErr w:type="spellStart"/>
+      <w:r>
+        <w:rPr>
+          <w:rFonts w:asciiTheme="minorHAnsi" w:hAnsiTheme="minorHAnsi" w:cstheme="minorHAnsi"/>
+          <w:sz w:val="20"/>
+          <w:szCs w:val="8"/>
+        </w:rPr>
+        <w:t>cvv</w:t>
+      </w:r>
+      <w:proofErr w:type="spellEnd"/>
+      <w:r>
+        <w:rPr>
+          <w:rFonts w:asciiTheme="minorHAnsi" w:hAnsiTheme="minorHAnsi" w:cstheme="minorHAnsi"/>
+          <w:sz w:val="20"/>
+          <w:szCs w:val="8"/>
+        </w:rPr>
+        <w:t xml:space="preserve">": </w:t>
       </w:r>
       <w:proofErr w:type="gramStart"/>
       <w:r>
@@ -2535,8 +3035,27 @@
           <w:sz w:val="20"/>
           <w:szCs w:val="8"/>
         </w:rPr>
-        <w:t xml:space="preserve">  "createdAt": </w:t>
-      </w:r>
+        <w:t xml:space="preserve">  "</w:t>
+      </w:r>
+      <w:proofErr w:type="spellStart"/>
+      <w:r>
+        <w:rPr>
+          <w:rFonts w:asciiTheme="minorHAnsi" w:hAnsiTheme="minorHAnsi" w:cstheme="minorHAnsi"/>
+          <w:sz w:val="20"/>
+          <w:szCs w:val="8"/>
+        </w:rPr>
+        <w:t>createdAt</w:t>
+      </w:r>
+      <w:proofErr w:type="spellEnd"/>
+      <w:r>
+        <w:rPr>
+          <w:rFonts w:asciiTheme="minorHAnsi" w:hAnsiTheme="minorHAnsi" w:cstheme="minorHAnsi"/>
+          <w:sz w:val="20"/>
+          <w:szCs w:val="8"/>
+        </w:rPr>
+        <w:t xml:space="preserve">": </w:t>
+      </w:r>
+      <w:proofErr w:type="spellStart"/>
       <w:proofErr w:type="gramStart"/>
       <w:r>
         <w:rPr>
@@ -2544,7 +3063,16 @@
           <w:sz w:val="20"/>
           <w:szCs w:val="8"/>
         </w:rPr>
-        <w:t>ISODate(</w:t>
+        <w:t>ISODate</w:t>
+      </w:r>
+      <w:proofErr w:type="spellEnd"/>
+      <w:r>
+        <w:rPr>
+          <w:rFonts w:asciiTheme="minorHAnsi" w:hAnsiTheme="minorHAnsi" w:cstheme="minorHAnsi"/>
+          <w:sz w:val="20"/>
+          <w:szCs w:val="8"/>
+        </w:rPr>
+        <w:t>(</w:t>
       </w:r>
       <w:proofErr w:type="gramEnd"/>
       <w:r>
@@ -2593,13 +3121,6 @@
     </w:p>
     <w:p>
       <w:pPr>
-        <w:rPr>
-          <w:rFonts w:asciiTheme="minorHAnsi" w:hAnsiTheme="minorHAnsi" w:cstheme="minorHAnsi"/>
-          <w:sz w:val="20"/>
-          <w:szCs w:val="8"/>
-        </w:rPr>
-      </w:pPr>
-      <w:r>
         <w:rPr>
           <w:rFonts w:asciiTheme="minorHAnsi" w:hAnsiTheme="minorHAnsi" w:cstheme="minorHAnsi"/>
           <w:b/>
@@ -2607,6 +3128,36 @@
           <w:sz w:val="20"/>
           <w:szCs w:val="8"/>
         </w:rPr>
+      </w:pPr>
+    </w:p>
+    <w:p>
+      <w:pPr>
+        <w:rPr>
+          <w:rFonts w:asciiTheme="minorHAnsi" w:hAnsiTheme="minorHAnsi" w:cstheme="minorHAnsi"/>
+          <w:b/>
+          <w:bCs/>
+          <w:sz w:val="20"/>
+          <w:szCs w:val="8"/>
+        </w:rPr>
+      </w:pPr>
+    </w:p>
+    <w:p>
+      <w:pPr>
+        <w:rPr>
+          <w:rFonts w:asciiTheme="minorHAnsi" w:hAnsiTheme="minorHAnsi" w:cstheme="minorHAnsi"/>
+          <w:sz w:val="20"/>
+          <w:szCs w:val="8"/>
+        </w:rPr>
+      </w:pPr>
+      <w:r>
+        <w:rPr>
+          <w:rFonts w:asciiTheme="minorHAnsi" w:hAnsiTheme="minorHAnsi" w:cstheme="minorHAnsi"/>
+          <w:b/>
+          <w:bCs/>
+          <w:sz w:val="20"/>
+          <w:szCs w:val="8"/>
+        </w:rPr>
+        <w:lastRenderedPageBreak/>
         <w:t>Ristoratori</w:t>
       </w:r>
       <w:r>
@@ -2642,7 +3193,6 @@
           <w:sz w:val="20"/>
           <w:szCs w:val="8"/>
         </w:rPr>
-        <w:lastRenderedPageBreak/>
         <w:t>JSON</w:t>
       </w:r>
     </w:p>
@@ -2679,6 +3229,7 @@
         </w:rPr>
         <w:t xml:space="preserve">  "_id": </w:t>
       </w:r>
+      <w:proofErr w:type="spellStart"/>
       <w:proofErr w:type="gramStart"/>
       <w:r>
         <w:rPr>
@@ -2686,7 +3237,16 @@
           <w:sz w:val="20"/>
           <w:szCs w:val="8"/>
         </w:rPr>
-        <w:t>ObjectId(</w:t>
+        <w:t>ObjectId</w:t>
+      </w:r>
+      <w:proofErr w:type="spellEnd"/>
+      <w:r>
+        <w:rPr>
+          <w:rFonts w:asciiTheme="minorHAnsi" w:hAnsiTheme="minorHAnsi" w:cstheme="minorHAnsi"/>
+          <w:sz w:val="20"/>
+          <w:szCs w:val="8"/>
+        </w:rPr>
+        <w:t>(</w:t>
       </w:r>
       <w:proofErr w:type="gramEnd"/>
       <w:r>
@@ -2712,7 +3272,25 @@
           <w:sz w:val="20"/>
           <w:szCs w:val="8"/>
         </w:rPr>
-        <w:t xml:space="preserve">  "nomeRistorante": "Pizzeria da Mario",</w:t>
+        <w:t xml:space="preserve">  "</w:t>
+      </w:r>
+      <w:proofErr w:type="spellStart"/>
+      <w:r>
+        <w:rPr>
+          <w:rFonts w:asciiTheme="minorHAnsi" w:hAnsiTheme="minorHAnsi" w:cstheme="minorHAnsi"/>
+          <w:sz w:val="20"/>
+          <w:szCs w:val="8"/>
+        </w:rPr>
+        <w:t>nomeRistorante</w:t>
+      </w:r>
+      <w:proofErr w:type="spellEnd"/>
+      <w:r>
+        <w:rPr>
+          <w:rFonts w:asciiTheme="minorHAnsi" w:hAnsiTheme="minorHAnsi" w:cstheme="minorHAnsi"/>
+          <w:sz w:val="20"/>
+          <w:szCs w:val="8"/>
+        </w:rPr>
+        <w:t>": "Pizzeria da Mario",</w:t>
       </w:r>
     </w:p>
     <w:p>
@@ -2780,24 +3358,60 @@
           <w:sz w:val="20"/>
           <w:szCs w:val="8"/>
         </w:rPr>
-        <w:t xml:space="preserve">  "lat": 45.4642,</w:t>
-      </w:r>
-    </w:p>
-    <w:p>
-      <w:pPr>
-        <w:rPr>
-          <w:rFonts w:asciiTheme="minorHAnsi" w:hAnsiTheme="minorHAnsi" w:cstheme="minorHAnsi"/>
-          <w:sz w:val="20"/>
-          <w:szCs w:val="8"/>
-        </w:rPr>
-      </w:pPr>
-      <w:r>
-        <w:rPr>
-          <w:rFonts w:asciiTheme="minorHAnsi" w:hAnsiTheme="minorHAnsi" w:cstheme="minorHAnsi"/>
-          <w:sz w:val="20"/>
-          <w:szCs w:val="8"/>
-        </w:rPr>
-        <w:t xml:space="preserve">  "lon": 9.1900,</w:t>
+        <w:t xml:space="preserve">  "</w:t>
+      </w:r>
+      <w:proofErr w:type="spellStart"/>
+      <w:r>
+        <w:rPr>
+          <w:rFonts w:asciiTheme="minorHAnsi" w:hAnsiTheme="minorHAnsi" w:cstheme="minorHAnsi"/>
+          <w:sz w:val="20"/>
+          <w:szCs w:val="8"/>
+        </w:rPr>
+        <w:t>lat</w:t>
+      </w:r>
+      <w:proofErr w:type="spellEnd"/>
+      <w:r>
+        <w:rPr>
+          <w:rFonts w:asciiTheme="minorHAnsi" w:hAnsiTheme="minorHAnsi" w:cstheme="minorHAnsi"/>
+          <w:sz w:val="20"/>
+          <w:szCs w:val="8"/>
+        </w:rPr>
+        <w:t>": 45.4642,</w:t>
+      </w:r>
+    </w:p>
+    <w:p>
+      <w:pPr>
+        <w:rPr>
+          <w:rFonts w:asciiTheme="minorHAnsi" w:hAnsiTheme="minorHAnsi" w:cstheme="minorHAnsi"/>
+          <w:sz w:val="20"/>
+          <w:szCs w:val="8"/>
+        </w:rPr>
+      </w:pPr>
+      <w:r>
+        <w:rPr>
+          <w:rFonts w:asciiTheme="minorHAnsi" w:hAnsiTheme="minorHAnsi" w:cstheme="minorHAnsi"/>
+          <w:sz w:val="20"/>
+          <w:szCs w:val="8"/>
+        </w:rPr>
+        <w:t xml:space="preserve">  "</w:t>
+      </w:r>
+      <w:proofErr w:type="spellStart"/>
+      <w:r>
+        <w:rPr>
+          <w:rFonts w:asciiTheme="minorHAnsi" w:hAnsiTheme="minorHAnsi" w:cstheme="minorHAnsi"/>
+          <w:sz w:val="20"/>
+          <w:szCs w:val="8"/>
+        </w:rPr>
+        <w:t>lon</w:t>
+      </w:r>
+      <w:proofErr w:type="spellEnd"/>
+      <w:r>
+        <w:rPr>
+          <w:rFonts w:asciiTheme="minorHAnsi" w:hAnsiTheme="minorHAnsi" w:cstheme="minorHAnsi"/>
+          <w:sz w:val="20"/>
+          <w:szCs w:val="8"/>
+        </w:rPr>
+        <w:t>": 9.1900,</w:t>
       </w:r>
     </w:p>
     <w:p>
@@ -2832,7 +3446,25 @@
           <w:sz w:val="20"/>
           <w:szCs w:val="8"/>
         </w:rPr>
-        <w:t xml:space="preserve"> ] // Array di sottodocumenti per ridondanza/efficienza</w:t>
+        <w:t xml:space="preserve"> ] // Array di </w:t>
+      </w:r>
+      <w:proofErr w:type="spellStart"/>
+      <w:r>
+        <w:rPr>
+          <w:rFonts w:asciiTheme="minorHAnsi" w:hAnsiTheme="minorHAnsi" w:cstheme="minorHAnsi"/>
+          <w:sz w:val="20"/>
+          <w:szCs w:val="8"/>
+        </w:rPr>
+        <w:t>sottodocumenti</w:t>
+      </w:r>
+      <w:proofErr w:type="spellEnd"/>
+      <w:r>
+        <w:rPr>
+          <w:rFonts w:asciiTheme="minorHAnsi" w:hAnsiTheme="minorHAnsi" w:cstheme="minorHAnsi"/>
+          <w:sz w:val="20"/>
+          <w:szCs w:val="8"/>
+        </w:rPr>
+        <w:t xml:space="preserve"> per ridondanza/efficienza</w:t>
       </w:r>
     </w:p>
     <w:p>
@@ -2851,42 +3483,6 @@
         </w:rPr>
         <w:t>}</w:t>
       </w:r>
-    </w:p>
-    <w:p>
-      <w:pPr>
-        <w:rPr>
-          <w:rFonts w:asciiTheme="minorHAnsi" w:hAnsiTheme="minorHAnsi" w:cstheme="minorHAnsi"/>
-          <w:sz w:val="20"/>
-          <w:szCs w:val="8"/>
-        </w:rPr>
-      </w:pPr>
-    </w:p>
-    <w:p>
-      <w:pPr>
-        <w:rPr>
-          <w:rFonts w:asciiTheme="minorHAnsi" w:hAnsiTheme="minorHAnsi" w:cstheme="minorHAnsi"/>
-          <w:sz w:val="20"/>
-          <w:szCs w:val="8"/>
-        </w:rPr>
-      </w:pPr>
-    </w:p>
-    <w:p>
-      <w:pPr>
-        <w:rPr>
-          <w:rFonts w:asciiTheme="minorHAnsi" w:hAnsiTheme="minorHAnsi" w:cstheme="minorHAnsi"/>
-          <w:sz w:val="20"/>
-          <w:szCs w:val="8"/>
-        </w:rPr>
-      </w:pPr>
-    </w:p>
-    <w:p>
-      <w:pPr>
-        <w:rPr>
-          <w:rFonts w:asciiTheme="minorHAnsi" w:hAnsiTheme="minorHAnsi" w:cstheme="minorHAnsi"/>
-          <w:sz w:val="20"/>
-          <w:szCs w:val="8"/>
-        </w:rPr>
-      </w:pPr>
     </w:p>
     <w:p>
       <w:pPr>
@@ -2931,7 +3527,25 @@
           <w:szCs w:val="8"/>
         </w:rPr>
         <w:br/>
-        <w:t>Collegati ai ristoratori tramite ristoranteId.</w:t>
+        <w:t xml:space="preserve">Collegati ai ristoratori tramite </w:t>
+      </w:r>
+      <w:proofErr w:type="spellStart"/>
+      <w:r>
+        <w:rPr>
+          <w:rFonts w:asciiTheme="minorHAnsi" w:hAnsiTheme="minorHAnsi" w:cstheme="minorHAnsi"/>
+          <w:sz w:val="20"/>
+          <w:szCs w:val="8"/>
+        </w:rPr>
+        <w:t>ristoranteId</w:t>
+      </w:r>
+      <w:proofErr w:type="spellEnd"/>
+      <w:r>
+        <w:rPr>
+          <w:rFonts w:asciiTheme="minorHAnsi" w:hAnsiTheme="minorHAnsi" w:cstheme="minorHAnsi"/>
+          <w:sz w:val="20"/>
+          <w:szCs w:val="8"/>
+        </w:rPr>
+        <w:t>.</w:t>
       </w:r>
     </w:p>
     <w:p>
@@ -2976,6 +3590,7 @@
         </w:rPr>
         <w:t xml:space="preserve">  "_id": </w:t>
       </w:r>
+      <w:proofErr w:type="spellStart"/>
       <w:proofErr w:type="gramStart"/>
       <w:r>
         <w:rPr>
@@ -2983,7 +3598,16 @@
           <w:sz w:val="20"/>
           <w:szCs w:val="8"/>
         </w:rPr>
-        <w:t>ObjectId(</w:t>
+        <w:t>ObjectId</w:t>
+      </w:r>
+      <w:proofErr w:type="spellEnd"/>
+      <w:r>
+        <w:rPr>
+          <w:rFonts w:asciiTheme="minorHAnsi" w:hAnsiTheme="minorHAnsi" w:cstheme="minorHAnsi"/>
+          <w:sz w:val="20"/>
+          <w:szCs w:val="8"/>
+        </w:rPr>
+        <w:t>(</w:t>
       </w:r>
       <w:proofErr w:type="gramEnd"/>
       <w:r>
@@ -3112,8 +3736,27 @@
           <w:sz w:val="20"/>
           <w:szCs w:val="8"/>
         </w:rPr>
-        <w:t xml:space="preserve">  "ristoranteId": </w:t>
-      </w:r>
+        <w:t xml:space="preserve">  "</w:t>
+      </w:r>
+      <w:proofErr w:type="spellStart"/>
+      <w:r>
+        <w:rPr>
+          <w:rFonts w:asciiTheme="minorHAnsi" w:hAnsiTheme="minorHAnsi" w:cstheme="minorHAnsi"/>
+          <w:sz w:val="20"/>
+          <w:szCs w:val="8"/>
+        </w:rPr>
+        <w:t>ristoranteId</w:t>
+      </w:r>
+      <w:proofErr w:type="spellEnd"/>
+      <w:r>
+        <w:rPr>
+          <w:rFonts w:asciiTheme="minorHAnsi" w:hAnsiTheme="minorHAnsi" w:cstheme="minorHAnsi"/>
+          <w:sz w:val="20"/>
+          <w:szCs w:val="8"/>
+        </w:rPr>
+        <w:t xml:space="preserve">": </w:t>
+      </w:r>
+      <w:proofErr w:type="spellStart"/>
       <w:proofErr w:type="gramStart"/>
       <w:r>
         <w:rPr>
@@ -3121,7 +3764,16 @@
           <w:sz w:val="20"/>
           <w:szCs w:val="8"/>
         </w:rPr>
-        <w:t>ObjectId(</w:t>
+        <w:t>ObjectId</w:t>
+      </w:r>
+      <w:proofErr w:type="spellEnd"/>
+      <w:r>
+        <w:rPr>
+          <w:rFonts w:asciiTheme="minorHAnsi" w:hAnsiTheme="minorHAnsi" w:cstheme="minorHAnsi"/>
+          <w:sz w:val="20"/>
+          <w:szCs w:val="8"/>
+        </w:rPr>
+        <w:t>(</w:t>
       </w:r>
       <w:proofErr w:type="gramEnd"/>
       <w:r>
@@ -3147,24 +3799,60 @@
           <w:sz w:val="20"/>
           <w:szCs w:val="8"/>
         </w:rPr>
-        <w:t xml:space="preserve">  "ristoranteNome": "Pizzeria da Mario",</w:t>
-      </w:r>
-    </w:p>
-    <w:p>
-      <w:pPr>
-        <w:rPr>
-          <w:rFonts w:asciiTheme="minorHAnsi" w:hAnsiTheme="minorHAnsi" w:cstheme="minorHAnsi"/>
-          <w:sz w:val="20"/>
-          <w:szCs w:val="8"/>
-        </w:rPr>
-      </w:pPr>
-      <w:r>
-        <w:rPr>
-          <w:rFonts w:asciiTheme="minorHAnsi" w:hAnsiTheme="minorHAnsi" w:cstheme="minorHAnsi"/>
-          <w:sz w:val="20"/>
-          <w:szCs w:val="8"/>
-        </w:rPr>
-        <w:t xml:space="preserve">  "thumb": "https://..."</w:t>
+        <w:t xml:space="preserve">  "</w:t>
+      </w:r>
+      <w:proofErr w:type="spellStart"/>
+      <w:r>
+        <w:rPr>
+          <w:rFonts w:asciiTheme="minorHAnsi" w:hAnsiTheme="minorHAnsi" w:cstheme="minorHAnsi"/>
+          <w:sz w:val="20"/>
+          <w:szCs w:val="8"/>
+        </w:rPr>
+        <w:t>ristoranteNome</w:t>
+      </w:r>
+      <w:proofErr w:type="spellEnd"/>
+      <w:r>
+        <w:rPr>
+          <w:rFonts w:asciiTheme="minorHAnsi" w:hAnsiTheme="minorHAnsi" w:cstheme="minorHAnsi"/>
+          <w:sz w:val="20"/>
+          <w:szCs w:val="8"/>
+        </w:rPr>
+        <w:t>": "Pizzeria da Mario",</w:t>
+      </w:r>
+    </w:p>
+    <w:p>
+      <w:pPr>
+        <w:rPr>
+          <w:rFonts w:asciiTheme="minorHAnsi" w:hAnsiTheme="minorHAnsi" w:cstheme="minorHAnsi"/>
+          <w:sz w:val="20"/>
+          <w:szCs w:val="8"/>
+        </w:rPr>
+      </w:pPr>
+      <w:r>
+        <w:rPr>
+          <w:rFonts w:asciiTheme="minorHAnsi" w:hAnsiTheme="minorHAnsi" w:cstheme="minorHAnsi"/>
+          <w:sz w:val="20"/>
+          <w:szCs w:val="8"/>
+        </w:rPr>
+        <w:t xml:space="preserve">  "</w:t>
+      </w:r>
+      <w:proofErr w:type="spellStart"/>
+      <w:r>
+        <w:rPr>
+          <w:rFonts w:asciiTheme="minorHAnsi" w:hAnsiTheme="minorHAnsi" w:cstheme="minorHAnsi"/>
+          <w:sz w:val="20"/>
+          <w:szCs w:val="8"/>
+        </w:rPr>
+        <w:t>thumb</w:t>
+      </w:r>
+      <w:proofErr w:type="spellEnd"/>
+      <w:r>
+        <w:rPr>
+          <w:rFonts w:asciiTheme="minorHAnsi" w:hAnsiTheme="minorHAnsi" w:cstheme="minorHAnsi"/>
+          <w:sz w:val="20"/>
+          <w:szCs w:val="8"/>
+        </w:rPr>
+        <w:t>": "https://..."</w:t>
       </w:r>
     </w:p>
     <w:p>
@@ -3289,6 +3977,7 @@
         </w:rPr>
         <w:t xml:space="preserve">  "_id": </w:t>
       </w:r>
+      <w:proofErr w:type="spellStart"/>
       <w:proofErr w:type="gramStart"/>
       <w:r>
         <w:rPr>
@@ -3296,7 +3985,16 @@
           <w:sz w:val="20"/>
           <w:szCs w:val="8"/>
         </w:rPr>
-        <w:t>ObjectId(</w:t>
+        <w:t>ObjectId</w:t>
+      </w:r>
+      <w:proofErr w:type="spellEnd"/>
+      <w:r>
+        <w:rPr>
+          <w:rFonts w:asciiTheme="minorHAnsi" w:hAnsiTheme="minorHAnsi" w:cstheme="minorHAnsi"/>
+          <w:sz w:val="20"/>
+          <w:szCs w:val="8"/>
+        </w:rPr>
+        <w:t>(</w:t>
       </w:r>
       <w:proofErr w:type="gramEnd"/>
       <w:r>
@@ -3322,8 +4020,27 @@
           <w:sz w:val="20"/>
           <w:szCs w:val="8"/>
         </w:rPr>
-        <w:t xml:space="preserve">  "clienteId": </w:t>
-      </w:r>
+        <w:t xml:space="preserve">  "</w:t>
+      </w:r>
+      <w:proofErr w:type="spellStart"/>
+      <w:r>
+        <w:rPr>
+          <w:rFonts w:asciiTheme="minorHAnsi" w:hAnsiTheme="minorHAnsi" w:cstheme="minorHAnsi"/>
+          <w:sz w:val="20"/>
+          <w:szCs w:val="8"/>
+        </w:rPr>
+        <w:t>clienteId</w:t>
+      </w:r>
+      <w:proofErr w:type="spellEnd"/>
+      <w:r>
+        <w:rPr>
+          <w:rFonts w:asciiTheme="minorHAnsi" w:hAnsiTheme="minorHAnsi" w:cstheme="minorHAnsi"/>
+          <w:sz w:val="20"/>
+          <w:szCs w:val="8"/>
+        </w:rPr>
+        <w:t xml:space="preserve">": </w:t>
+      </w:r>
+      <w:proofErr w:type="spellStart"/>
       <w:proofErr w:type="gramStart"/>
       <w:r>
         <w:rPr>
@@ -3331,7 +4048,16 @@
           <w:sz w:val="20"/>
           <w:szCs w:val="8"/>
         </w:rPr>
-        <w:t>ObjectId(</w:t>
+        <w:t>ObjectId</w:t>
+      </w:r>
+      <w:proofErr w:type="spellEnd"/>
+      <w:r>
+        <w:rPr>
+          <w:rFonts w:asciiTheme="minorHAnsi" w:hAnsiTheme="minorHAnsi" w:cstheme="minorHAnsi"/>
+          <w:sz w:val="20"/>
+          <w:szCs w:val="8"/>
+        </w:rPr>
+        <w:t>(</w:t>
       </w:r>
       <w:proofErr w:type="gramEnd"/>
       <w:r>
@@ -3357,8 +4083,27 @@
           <w:sz w:val="20"/>
           <w:szCs w:val="8"/>
         </w:rPr>
-        <w:t xml:space="preserve">  "ristoranteId": </w:t>
-      </w:r>
+        <w:t xml:space="preserve">  "</w:t>
+      </w:r>
+      <w:proofErr w:type="spellStart"/>
+      <w:r>
+        <w:rPr>
+          <w:rFonts w:asciiTheme="minorHAnsi" w:hAnsiTheme="minorHAnsi" w:cstheme="minorHAnsi"/>
+          <w:sz w:val="20"/>
+          <w:szCs w:val="8"/>
+        </w:rPr>
+        <w:t>ristoranteId</w:t>
+      </w:r>
+      <w:proofErr w:type="spellEnd"/>
+      <w:r>
+        <w:rPr>
+          <w:rFonts w:asciiTheme="minorHAnsi" w:hAnsiTheme="minorHAnsi" w:cstheme="minorHAnsi"/>
+          <w:sz w:val="20"/>
+          <w:szCs w:val="8"/>
+        </w:rPr>
+        <w:t xml:space="preserve">": </w:t>
+      </w:r>
+      <w:proofErr w:type="spellStart"/>
       <w:proofErr w:type="gramStart"/>
       <w:r>
         <w:rPr>
@@ -3366,7 +4111,16 @@
           <w:sz w:val="20"/>
           <w:szCs w:val="8"/>
         </w:rPr>
-        <w:t>ObjectId(</w:t>
+        <w:t>ObjectId</w:t>
+      </w:r>
+      <w:proofErr w:type="spellEnd"/>
+      <w:r>
+        <w:rPr>
+          <w:rFonts w:asciiTheme="minorHAnsi" w:hAnsiTheme="minorHAnsi" w:cstheme="minorHAnsi"/>
+          <w:sz w:val="20"/>
+          <w:szCs w:val="8"/>
+        </w:rPr>
+        <w:t>(</w:t>
       </w:r>
       <w:proofErr w:type="gramEnd"/>
       <w:r>
@@ -3427,7 +4181,25 @@
           <w:sz w:val="20"/>
           <w:szCs w:val="8"/>
         </w:rPr>
-        <w:t xml:space="preserve">nome": "Pizza Margherita", "quantita": 2, "prezzo": </w:t>
+        <w:t>nome": "Pizza Margherita", "</w:t>
+      </w:r>
+      <w:proofErr w:type="spellStart"/>
+      <w:r>
+        <w:rPr>
+          <w:rFonts w:asciiTheme="minorHAnsi" w:hAnsiTheme="minorHAnsi" w:cstheme="minorHAnsi"/>
+          <w:sz w:val="20"/>
+          <w:szCs w:val="8"/>
+        </w:rPr>
+        <w:t>quantita</w:t>
+      </w:r>
+      <w:proofErr w:type="spellEnd"/>
+      <w:r>
+        <w:rPr>
+          <w:rFonts w:asciiTheme="minorHAnsi" w:hAnsiTheme="minorHAnsi" w:cstheme="minorHAnsi"/>
+          <w:sz w:val="20"/>
+          <w:szCs w:val="8"/>
+        </w:rPr>
+        <w:t xml:space="preserve">": 2, "prezzo": </w:t>
       </w:r>
       <w:proofErr w:type="gramStart"/>
       <w:r>
@@ -3488,59 +4260,132 @@
           <w:sz w:val="20"/>
           <w:szCs w:val="8"/>
         </w:rPr>
-        <w:t xml:space="preserve">  "costoConsegna": 5.00,</w:t>
-      </w:r>
-    </w:p>
-    <w:p>
-      <w:pPr>
-        <w:rPr>
-          <w:rFonts w:asciiTheme="minorHAnsi" w:hAnsiTheme="minorHAnsi" w:cstheme="minorHAnsi"/>
-          <w:sz w:val="20"/>
-          <w:szCs w:val="8"/>
-        </w:rPr>
-      </w:pPr>
-      <w:r>
-        <w:rPr>
-          <w:rFonts w:asciiTheme="minorHAnsi" w:hAnsiTheme="minorHAnsi" w:cstheme="minorHAnsi"/>
-          <w:sz w:val="20"/>
-          <w:szCs w:val="8"/>
-        </w:rPr>
-        <w:t xml:space="preserve">  "tipoConsegna": "domicilio",</w:t>
-      </w:r>
-    </w:p>
-    <w:p>
-      <w:pPr>
-        <w:rPr>
-          <w:rFonts w:asciiTheme="minorHAnsi" w:hAnsiTheme="minorHAnsi" w:cstheme="minorHAnsi"/>
-          <w:sz w:val="20"/>
-          <w:szCs w:val="8"/>
-        </w:rPr>
-      </w:pPr>
-      <w:r>
-        <w:rPr>
-          <w:rFonts w:asciiTheme="minorHAnsi" w:hAnsiTheme="minorHAnsi" w:cstheme="minorHAnsi"/>
-          <w:sz w:val="20"/>
-          <w:szCs w:val="8"/>
-        </w:rPr>
-        <w:t xml:space="preserve">  "indirizzoConsegna": "Via Po 5, Milano",</w:t>
-      </w:r>
-    </w:p>
-    <w:p>
-      <w:pPr>
-        <w:rPr>
-          <w:rFonts w:asciiTheme="minorHAnsi" w:hAnsiTheme="minorHAnsi" w:cstheme="minorHAnsi"/>
-          <w:sz w:val="20"/>
-          <w:szCs w:val="8"/>
-        </w:rPr>
-      </w:pPr>
-      <w:r>
-        <w:rPr>
-          <w:rFonts w:asciiTheme="minorHAnsi" w:hAnsiTheme="minorHAnsi" w:cstheme="minorHAnsi"/>
-          <w:sz w:val="20"/>
-          <w:szCs w:val="8"/>
-        </w:rPr>
-        <w:t xml:space="preserve">  "orarioInizio": </w:t>
-      </w:r>
+        <w:t xml:space="preserve">  "</w:t>
+      </w:r>
+      <w:proofErr w:type="spellStart"/>
+      <w:r>
+        <w:rPr>
+          <w:rFonts w:asciiTheme="minorHAnsi" w:hAnsiTheme="minorHAnsi" w:cstheme="minorHAnsi"/>
+          <w:sz w:val="20"/>
+          <w:szCs w:val="8"/>
+        </w:rPr>
+        <w:t>costoConsegna</w:t>
+      </w:r>
+      <w:proofErr w:type="spellEnd"/>
+      <w:r>
+        <w:rPr>
+          <w:rFonts w:asciiTheme="minorHAnsi" w:hAnsiTheme="minorHAnsi" w:cstheme="minorHAnsi"/>
+          <w:sz w:val="20"/>
+          <w:szCs w:val="8"/>
+        </w:rPr>
+        <w:t>": 5.00,</w:t>
+      </w:r>
+    </w:p>
+    <w:p>
+      <w:pPr>
+        <w:rPr>
+          <w:rFonts w:asciiTheme="minorHAnsi" w:hAnsiTheme="minorHAnsi" w:cstheme="minorHAnsi"/>
+          <w:sz w:val="20"/>
+          <w:szCs w:val="8"/>
+        </w:rPr>
+      </w:pPr>
+      <w:r>
+        <w:rPr>
+          <w:rFonts w:asciiTheme="minorHAnsi" w:hAnsiTheme="minorHAnsi" w:cstheme="minorHAnsi"/>
+          <w:sz w:val="20"/>
+          <w:szCs w:val="8"/>
+        </w:rPr>
+        <w:t xml:space="preserve">  "</w:t>
+      </w:r>
+      <w:proofErr w:type="spellStart"/>
+      <w:r>
+        <w:rPr>
+          <w:rFonts w:asciiTheme="minorHAnsi" w:hAnsiTheme="minorHAnsi" w:cstheme="minorHAnsi"/>
+          <w:sz w:val="20"/>
+          <w:szCs w:val="8"/>
+        </w:rPr>
+        <w:t>tipoConsegna</w:t>
+      </w:r>
+      <w:proofErr w:type="spellEnd"/>
+      <w:r>
+        <w:rPr>
+          <w:rFonts w:asciiTheme="minorHAnsi" w:hAnsiTheme="minorHAnsi" w:cstheme="minorHAnsi"/>
+          <w:sz w:val="20"/>
+          <w:szCs w:val="8"/>
+        </w:rPr>
+        <w:t>": "domicilio",</w:t>
+      </w:r>
+    </w:p>
+    <w:p>
+      <w:pPr>
+        <w:rPr>
+          <w:rFonts w:asciiTheme="minorHAnsi" w:hAnsiTheme="minorHAnsi" w:cstheme="minorHAnsi"/>
+          <w:sz w:val="20"/>
+          <w:szCs w:val="8"/>
+        </w:rPr>
+      </w:pPr>
+      <w:r>
+        <w:rPr>
+          <w:rFonts w:asciiTheme="minorHAnsi" w:hAnsiTheme="minorHAnsi" w:cstheme="minorHAnsi"/>
+          <w:sz w:val="20"/>
+          <w:szCs w:val="8"/>
+        </w:rPr>
+        <w:t xml:space="preserve">  "</w:t>
+      </w:r>
+      <w:proofErr w:type="spellStart"/>
+      <w:r>
+        <w:rPr>
+          <w:rFonts w:asciiTheme="minorHAnsi" w:hAnsiTheme="minorHAnsi" w:cstheme="minorHAnsi"/>
+          <w:sz w:val="20"/>
+          <w:szCs w:val="8"/>
+        </w:rPr>
+        <w:t>indirizzoConsegna</w:t>
+      </w:r>
+      <w:proofErr w:type="spellEnd"/>
+      <w:r>
+        <w:rPr>
+          <w:rFonts w:asciiTheme="minorHAnsi" w:hAnsiTheme="minorHAnsi" w:cstheme="minorHAnsi"/>
+          <w:sz w:val="20"/>
+          <w:szCs w:val="8"/>
+        </w:rPr>
+        <w:t>": "Via Po 5, Milano",</w:t>
+      </w:r>
+    </w:p>
+    <w:p>
+      <w:pPr>
+        <w:rPr>
+          <w:rFonts w:asciiTheme="minorHAnsi" w:hAnsiTheme="minorHAnsi" w:cstheme="minorHAnsi"/>
+          <w:sz w:val="20"/>
+          <w:szCs w:val="8"/>
+        </w:rPr>
+      </w:pPr>
+      <w:r>
+        <w:rPr>
+          <w:rFonts w:asciiTheme="minorHAnsi" w:hAnsiTheme="minorHAnsi" w:cstheme="minorHAnsi"/>
+          <w:sz w:val="20"/>
+          <w:szCs w:val="8"/>
+        </w:rPr>
+        <w:t xml:space="preserve">  "</w:t>
+      </w:r>
+      <w:proofErr w:type="spellStart"/>
+      <w:r>
+        <w:rPr>
+          <w:rFonts w:asciiTheme="minorHAnsi" w:hAnsiTheme="minorHAnsi" w:cstheme="minorHAnsi"/>
+          <w:sz w:val="20"/>
+          <w:szCs w:val="8"/>
+        </w:rPr>
+        <w:t>orarioInizio</w:t>
+      </w:r>
+      <w:proofErr w:type="spellEnd"/>
+      <w:r>
+        <w:rPr>
+          <w:rFonts w:asciiTheme="minorHAnsi" w:hAnsiTheme="minorHAnsi" w:cstheme="minorHAnsi"/>
+          <w:sz w:val="20"/>
+          <w:szCs w:val="8"/>
+        </w:rPr>
+        <w:t xml:space="preserve">": </w:t>
+      </w:r>
+      <w:proofErr w:type="spellStart"/>
       <w:proofErr w:type="gramStart"/>
       <w:r>
         <w:rPr>
@@ -3548,7 +4393,16 @@
           <w:sz w:val="20"/>
           <w:szCs w:val="8"/>
         </w:rPr>
-        <w:t>ISODate(</w:t>
+        <w:t>ISODate</w:t>
+      </w:r>
+      <w:proofErr w:type="spellEnd"/>
+      <w:r>
+        <w:rPr>
+          <w:rFonts w:asciiTheme="minorHAnsi" w:hAnsiTheme="minorHAnsi" w:cstheme="minorHAnsi"/>
+          <w:sz w:val="20"/>
+          <w:szCs w:val="8"/>
+        </w:rPr>
+        <w:t>(</w:t>
       </w:r>
       <w:proofErr w:type="gramEnd"/>
       <w:r>
@@ -3574,8 +4428,27 @@
           <w:sz w:val="20"/>
           <w:szCs w:val="8"/>
         </w:rPr>
-        <w:t xml:space="preserve">  "orarioFine": </w:t>
-      </w:r>
+        <w:t xml:space="preserve">  "</w:t>
+      </w:r>
+      <w:proofErr w:type="spellStart"/>
+      <w:r>
+        <w:rPr>
+          <w:rFonts w:asciiTheme="minorHAnsi" w:hAnsiTheme="minorHAnsi" w:cstheme="minorHAnsi"/>
+          <w:sz w:val="20"/>
+          <w:szCs w:val="8"/>
+        </w:rPr>
+        <w:t>orarioFine</w:t>
+      </w:r>
+      <w:proofErr w:type="spellEnd"/>
+      <w:r>
+        <w:rPr>
+          <w:rFonts w:asciiTheme="minorHAnsi" w:hAnsiTheme="minorHAnsi" w:cstheme="minorHAnsi"/>
+          <w:sz w:val="20"/>
+          <w:szCs w:val="8"/>
+        </w:rPr>
+        <w:t xml:space="preserve">": </w:t>
+      </w:r>
+      <w:proofErr w:type="spellStart"/>
       <w:proofErr w:type="gramStart"/>
       <w:r>
         <w:rPr>
@@ -3583,7 +4456,16 @@
           <w:sz w:val="20"/>
           <w:szCs w:val="8"/>
         </w:rPr>
-        <w:t>ISODate(</w:t>
+        <w:t>ISODate</w:t>
+      </w:r>
+      <w:proofErr w:type="spellEnd"/>
+      <w:r>
+        <w:rPr>
+          <w:rFonts w:asciiTheme="minorHAnsi" w:hAnsiTheme="minorHAnsi" w:cstheme="minorHAnsi"/>
+          <w:sz w:val="20"/>
+          <w:szCs w:val="8"/>
+        </w:rPr>
+        <w:t>(</w:t>
       </w:r>
       <w:proofErr w:type="gramEnd"/>
       <w:r>
@@ -3627,8 +4509,18 @@
           <w:sz w:val="20"/>
           <w:szCs w:val="8"/>
         </w:rPr>
-        <w:t xml:space="preserve">  "stato": "in_coda</w:t>
-      </w:r>
+        <w:t xml:space="preserve">  "stato": "</w:t>
+      </w:r>
+      <w:proofErr w:type="spellStart"/>
+      <w:r>
+        <w:rPr>
+          <w:rFonts w:asciiTheme="minorHAnsi" w:hAnsiTheme="minorHAnsi" w:cstheme="minorHAnsi"/>
+          <w:sz w:val="20"/>
+          <w:szCs w:val="8"/>
+        </w:rPr>
+        <w:t>in_coda</w:t>
+      </w:r>
+      <w:proofErr w:type="spellEnd"/>
       <w:proofErr w:type="gramStart"/>
       <w:r>
         <w:rPr>
@@ -3662,8 +4554,27 @@
           <w:sz w:val="20"/>
           <w:szCs w:val="8"/>
         </w:rPr>
-        <w:t xml:space="preserve">  "dataCreazione": </w:t>
-      </w:r>
+        <w:t xml:space="preserve">  "</w:t>
+      </w:r>
+      <w:proofErr w:type="spellStart"/>
+      <w:r>
+        <w:rPr>
+          <w:rFonts w:asciiTheme="minorHAnsi" w:hAnsiTheme="minorHAnsi" w:cstheme="minorHAnsi"/>
+          <w:sz w:val="20"/>
+          <w:szCs w:val="8"/>
+        </w:rPr>
+        <w:t>dataCreazione</w:t>
+      </w:r>
+      <w:proofErr w:type="spellEnd"/>
+      <w:r>
+        <w:rPr>
+          <w:rFonts w:asciiTheme="minorHAnsi" w:hAnsiTheme="minorHAnsi" w:cstheme="minorHAnsi"/>
+          <w:sz w:val="20"/>
+          <w:szCs w:val="8"/>
+        </w:rPr>
+        <w:t xml:space="preserve">": </w:t>
+      </w:r>
+      <w:proofErr w:type="spellStart"/>
       <w:proofErr w:type="gramStart"/>
       <w:r>
         <w:rPr>
@@ -3671,7 +4582,16 @@
           <w:sz w:val="20"/>
           <w:szCs w:val="8"/>
         </w:rPr>
-        <w:t>ISODate(</w:t>
+        <w:t>ISODate</w:t>
+      </w:r>
+      <w:proofErr w:type="spellEnd"/>
+      <w:r>
+        <w:rPr>
+          <w:rFonts w:asciiTheme="minorHAnsi" w:hAnsiTheme="minorHAnsi" w:cstheme="minorHAnsi"/>
+          <w:sz w:val="20"/>
+          <w:szCs w:val="8"/>
+        </w:rPr>
+        <w:t>(</w:t>
       </w:r>
       <w:proofErr w:type="gramEnd"/>
       <w:r>
@@ -3726,6 +4646,7 @@
           <w:szCs w:val="8"/>
         </w:rPr>
       </w:pPr>
+      <w:proofErr w:type="spellStart"/>
       <w:r>
         <w:rPr>
           <w:rFonts w:asciiTheme="minorHAnsi" w:hAnsiTheme="minorHAnsi" w:cstheme="minorHAnsi"/>
@@ -3736,6 +4657,7 @@
         </w:rPr>
         <w:t>Catalog</w:t>
       </w:r>
+      <w:proofErr w:type="spellEnd"/>
       <w:r>
         <w:rPr>
           <w:rFonts w:asciiTheme="minorHAnsi" w:hAnsiTheme="minorHAnsi" w:cstheme="minorHAnsi"/>
@@ -3813,7 +4735,6 @@
           <w:sz w:val="20"/>
           <w:szCs w:val="8"/>
         </w:rPr>
-        <w:lastRenderedPageBreak/>
         <w:pict w14:anchorId="5DE7C604">
           <v:rect id="_x0000_i1030" style="width:0;height:1.5pt" o:hralign="center" o:hrstd="t" o:hr="t" fillcolor="#a0a0a0" stroked="f"/>
         </w:pict>
@@ -3841,6 +4762,7 @@
           <w:sz w:val="20"/>
           <w:szCs w:val="8"/>
         </w:rPr>
+        <w:lastRenderedPageBreak/>
         <w:t>SCELTE PROGETTUALI</w:t>
       </w:r>
     </w:p>
@@ -3868,7 +4790,43 @@
           <w:sz w:val="20"/>
           <w:szCs w:val="8"/>
         </w:rPr>
-        <w:t>È stata mantenuta una netta separazione tra frontend e backend per garantire chiarezza architetturale.</w:t>
+        <w:t xml:space="preserve">È stata mantenuta una netta separazione tra </w:t>
+      </w:r>
+      <w:proofErr w:type="spellStart"/>
+      <w:r>
+        <w:rPr>
+          <w:rFonts w:asciiTheme="minorHAnsi" w:hAnsiTheme="minorHAnsi" w:cstheme="minorHAnsi"/>
+          <w:sz w:val="20"/>
+          <w:szCs w:val="8"/>
+        </w:rPr>
+        <w:t>frontend</w:t>
+      </w:r>
+      <w:proofErr w:type="spellEnd"/>
+      <w:r>
+        <w:rPr>
+          <w:rFonts w:asciiTheme="minorHAnsi" w:hAnsiTheme="minorHAnsi" w:cstheme="minorHAnsi"/>
+          <w:sz w:val="20"/>
+          <w:szCs w:val="8"/>
+        </w:rPr>
+        <w:t xml:space="preserve"> e </w:t>
+      </w:r>
+      <w:proofErr w:type="spellStart"/>
+      <w:r>
+        <w:rPr>
+          <w:rFonts w:asciiTheme="minorHAnsi" w:hAnsiTheme="minorHAnsi" w:cstheme="minorHAnsi"/>
+          <w:sz w:val="20"/>
+          <w:szCs w:val="8"/>
+        </w:rPr>
+        <w:t>backend</w:t>
+      </w:r>
+      <w:proofErr w:type="spellEnd"/>
+      <w:r>
+        <w:rPr>
+          <w:rFonts w:asciiTheme="minorHAnsi" w:hAnsiTheme="minorHAnsi" w:cstheme="minorHAnsi"/>
+          <w:sz w:val="20"/>
+          <w:szCs w:val="8"/>
+        </w:rPr>
+        <w:t xml:space="preserve"> per garantire chiarezza architetturale.</w:t>
       </w:r>
       <w:r>
         <w:rPr>
@@ -3877,7 +4835,43 @@
           <w:szCs w:val="8"/>
         </w:rPr>
         <w:br/>
-        <w:t>L’utilizzo di async/await ha reso il codice più leggibile e facile da mantenere.</w:t>
+        <w:t xml:space="preserve">L’utilizzo di </w:t>
+      </w:r>
+      <w:proofErr w:type="spellStart"/>
+      <w:r>
+        <w:rPr>
+          <w:rFonts w:asciiTheme="minorHAnsi" w:hAnsiTheme="minorHAnsi" w:cstheme="minorHAnsi"/>
+          <w:sz w:val="20"/>
+          <w:szCs w:val="8"/>
+        </w:rPr>
+        <w:t>async</w:t>
+      </w:r>
+      <w:proofErr w:type="spellEnd"/>
+      <w:r>
+        <w:rPr>
+          <w:rFonts w:asciiTheme="minorHAnsi" w:hAnsiTheme="minorHAnsi" w:cstheme="minorHAnsi"/>
+          <w:sz w:val="20"/>
+          <w:szCs w:val="8"/>
+        </w:rPr>
+        <w:t>/</w:t>
+      </w:r>
+      <w:proofErr w:type="spellStart"/>
+      <w:r>
+        <w:rPr>
+          <w:rFonts w:asciiTheme="minorHAnsi" w:hAnsiTheme="minorHAnsi" w:cstheme="minorHAnsi"/>
+          <w:sz w:val="20"/>
+          <w:szCs w:val="8"/>
+        </w:rPr>
+        <w:t>await</w:t>
+      </w:r>
+      <w:proofErr w:type="spellEnd"/>
+      <w:r>
+        <w:rPr>
+          <w:rFonts w:asciiTheme="minorHAnsi" w:hAnsiTheme="minorHAnsi" w:cstheme="minorHAnsi"/>
+          <w:sz w:val="20"/>
+          <w:szCs w:val="8"/>
+        </w:rPr>
+        <w:t xml:space="preserve"> ha reso il codice più leggibile e facile da mantenere.</w:t>
       </w:r>
       <w:r>
         <w:rPr>
@@ -3963,24 +4957,114 @@
           <w:sz w:val="20"/>
           <w:szCs w:val="8"/>
         </w:rPr>
-        <w:t>Il progetto FastFood ha permesso di applicare concretamente i concetti di sviluppo web full-stack. Sono state affrontate problematiche legate alla gestione delle API, alla modellazione dei dati, alla comunicazione client-server e alla progettazione dell’interfaccia utente.</w:t>
-      </w:r>
-    </w:p>
-    <w:p>
-      <w:pPr>
-        <w:rPr>
-          <w:rFonts w:asciiTheme="minorHAnsi" w:hAnsiTheme="minorHAnsi" w:cstheme="minorHAnsi"/>
-          <w:sz w:val="20"/>
-          <w:szCs w:val="8"/>
-        </w:rPr>
-      </w:pPr>
-      <w:r>
-        <w:rPr>
-          <w:rFonts w:asciiTheme="minorHAnsi" w:hAnsiTheme="minorHAnsi" w:cstheme="minorHAnsi"/>
-          <w:sz w:val="20"/>
-          <w:szCs w:val="8"/>
-        </w:rPr>
-        <w:t>L’esperienza ha permesso di comprendere l’importanza della coerenza tra frontend e backend e della corretta organizzazione del codice. Il lavoro collaborativo ha contribuito a migliorare la qualità complessiva del progetto.</w:t>
+        <w:t xml:space="preserve">Il progetto </w:t>
+      </w:r>
+      <w:proofErr w:type="spellStart"/>
+      <w:r>
+        <w:rPr>
+          <w:rFonts w:asciiTheme="minorHAnsi" w:hAnsiTheme="minorHAnsi" w:cstheme="minorHAnsi"/>
+          <w:sz w:val="20"/>
+          <w:szCs w:val="8"/>
+        </w:rPr>
+        <w:t>FastFood</w:t>
+      </w:r>
+      <w:proofErr w:type="spellEnd"/>
+      <w:r>
+        <w:rPr>
+          <w:rFonts w:asciiTheme="minorHAnsi" w:hAnsiTheme="minorHAnsi" w:cstheme="minorHAnsi"/>
+          <w:sz w:val="20"/>
+          <w:szCs w:val="8"/>
+        </w:rPr>
+        <w:t xml:space="preserve"> ha permesso di applicare concretamente i concetti di sviluppo web full-</w:t>
+      </w:r>
+      <w:proofErr w:type="spellStart"/>
+      <w:r>
+        <w:rPr>
+          <w:rFonts w:asciiTheme="minorHAnsi" w:hAnsiTheme="minorHAnsi" w:cstheme="minorHAnsi"/>
+          <w:sz w:val="20"/>
+          <w:szCs w:val="8"/>
+        </w:rPr>
+        <w:t>stack</w:t>
+      </w:r>
+      <w:proofErr w:type="spellEnd"/>
+      <w:r>
+        <w:rPr>
+          <w:rFonts w:asciiTheme="minorHAnsi" w:hAnsiTheme="minorHAnsi" w:cstheme="minorHAnsi"/>
+          <w:sz w:val="20"/>
+          <w:szCs w:val="8"/>
+        </w:rPr>
+        <w:t xml:space="preserve">. Sono state affrontate problematiche legate alla gestione delle API, alla modellazione dei dati, alla comunicazione </w:t>
+      </w:r>
+      <w:proofErr w:type="spellStart"/>
+      <w:r>
+        <w:rPr>
+          <w:rFonts w:asciiTheme="minorHAnsi" w:hAnsiTheme="minorHAnsi" w:cstheme="minorHAnsi"/>
+          <w:sz w:val="20"/>
+          <w:szCs w:val="8"/>
+        </w:rPr>
+        <w:t>client-server</w:t>
+      </w:r>
+      <w:proofErr w:type="spellEnd"/>
+      <w:r>
+        <w:rPr>
+          <w:rFonts w:asciiTheme="minorHAnsi" w:hAnsiTheme="minorHAnsi" w:cstheme="minorHAnsi"/>
+          <w:sz w:val="20"/>
+          <w:szCs w:val="8"/>
+        </w:rPr>
+        <w:t xml:space="preserve"> e alla progettazione dell’interfaccia utente.</w:t>
+      </w:r>
+    </w:p>
+    <w:p>
+      <w:pPr>
+        <w:rPr>
+          <w:rFonts w:asciiTheme="minorHAnsi" w:hAnsiTheme="minorHAnsi" w:cstheme="minorHAnsi"/>
+          <w:sz w:val="20"/>
+          <w:szCs w:val="8"/>
+        </w:rPr>
+      </w:pPr>
+      <w:r>
+        <w:rPr>
+          <w:rFonts w:asciiTheme="minorHAnsi" w:hAnsiTheme="minorHAnsi" w:cstheme="minorHAnsi"/>
+          <w:sz w:val="20"/>
+          <w:szCs w:val="8"/>
+        </w:rPr>
+        <w:t xml:space="preserve">L’esperienza ha permesso di comprendere l’importanza della coerenza tra </w:t>
+      </w:r>
+      <w:proofErr w:type="spellStart"/>
+      <w:r>
+        <w:rPr>
+          <w:rFonts w:asciiTheme="minorHAnsi" w:hAnsiTheme="minorHAnsi" w:cstheme="minorHAnsi"/>
+          <w:sz w:val="20"/>
+          <w:szCs w:val="8"/>
+        </w:rPr>
+        <w:t>frontend</w:t>
+      </w:r>
+      <w:proofErr w:type="spellEnd"/>
+      <w:r>
+        <w:rPr>
+          <w:rFonts w:asciiTheme="minorHAnsi" w:hAnsiTheme="minorHAnsi" w:cstheme="minorHAnsi"/>
+          <w:sz w:val="20"/>
+          <w:szCs w:val="8"/>
+        </w:rPr>
+        <w:t xml:space="preserve"> e </w:t>
+      </w:r>
+      <w:proofErr w:type="spellStart"/>
+      <w:r>
+        <w:rPr>
+          <w:rFonts w:asciiTheme="minorHAnsi" w:hAnsiTheme="minorHAnsi" w:cstheme="minorHAnsi"/>
+          <w:sz w:val="20"/>
+          <w:szCs w:val="8"/>
+        </w:rPr>
+        <w:t>backend</w:t>
+      </w:r>
+      <w:proofErr w:type="spellEnd"/>
+      <w:r>
+        <w:rPr>
+          <w:rFonts w:asciiTheme="minorHAnsi" w:hAnsiTheme="minorHAnsi" w:cstheme="minorHAnsi"/>
+          <w:sz w:val="20"/>
+          <w:szCs w:val="8"/>
+        </w:rPr>
+        <w:t xml:space="preserve"> e della corretta organizzazione del codice. Il lavoro collaborativo ha contribuito a migliorare la qualità complessiva del progetto.</w:t>
       </w:r>
     </w:p>
     <w:sectPr>

--- a/Relazione Progetto FastFood.docx
+++ b/Relazione Progetto FastFood.docx
@@ -189,25 +189,7 @@
           <w:sz w:val="20"/>
           <w:szCs w:val="8"/>
         </w:rPr>
-        <w:t>Il progetto “</w:t>
-      </w:r>
-      <w:proofErr w:type="spellStart"/>
-      <w:r>
-        <w:rPr>
-          <w:rFonts w:asciiTheme="minorHAnsi" w:hAnsiTheme="minorHAnsi" w:cstheme="minorHAnsi"/>
-          <w:sz w:val="20"/>
-          <w:szCs w:val="8"/>
-        </w:rPr>
-        <w:t>FastFood</w:t>
-      </w:r>
-      <w:proofErr w:type="spellEnd"/>
-      <w:r>
-        <w:rPr>
-          <w:rFonts w:asciiTheme="minorHAnsi" w:hAnsiTheme="minorHAnsi" w:cstheme="minorHAnsi"/>
-          <w:sz w:val="20"/>
-          <w:szCs w:val="8"/>
-        </w:rPr>
-        <w:t xml:space="preserve">” consiste nello sviluppo di un’applicazione web per la gestione di un servizio di </w:t>
+        <w:t xml:space="preserve">Il progetto “FastFood” consiste nello sviluppo di un’applicazione web per la gestione di un servizio di </w:t>
       </w:r>
       <w:r>
         <w:rPr>
@@ -334,7 +316,6 @@
         </w:rPr>
         <w:t xml:space="preserve">L’applicazione segue un’architettura Client-Server di tipo </w:t>
       </w:r>
-      <w:proofErr w:type="spellStart"/>
       <w:r>
         <w:rPr>
           <w:rFonts w:asciiTheme="minorHAnsi" w:hAnsiTheme="minorHAnsi" w:cstheme="minorHAnsi"/>
@@ -344,50 +325,13 @@
         </w:rPr>
         <w:t>RESTful</w:t>
       </w:r>
-      <w:proofErr w:type="spellEnd"/>
-      <w:r>
-        <w:rPr>
-          <w:rFonts w:asciiTheme="minorHAnsi" w:hAnsiTheme="minorHAnsi" w:cstheme="minorHAnsi"/>
-          <w:sz w:val="20"/>
-          <w:szCs w:val="8"/>
-        </w:rPr>
-        <w:t xml:space="preserve">. Il </w:t>
-      </w:r>
-      <w:proofErr w:type="spellStart"/>
-      <w:r>
-        <w:rPr>
-          <w:rFonts w:asciiTheme="minorHAnsi" w:hAnsiTheme="minorHAnsi" w:cstheme="minorHAnsi"/>
-          <w:sz w:val="20"/>
-          <w:szCs w:val="8"/>
-        </w:rPr>
-        <w:t>frontend</w:t>
-      </w:r>
-      <w:proofErr w:type="spellEnd"/>
-      <w:r>
-        <w:rPr>
-          <w:rFonts w:asciiTheme="minorHAnsi" w:hAnsiTheme="minorHAnsi" w:cstheme="minorHAnsi"/>
-          <w:sz w:val="20"/>
-          <w:szCs w:val="8"/>
-        </w:rPr>
-        <w:t xml:space="preserve"> e il </w:t>
-      </w:r>
-      <w:proofErr w:type="spellStart"/>
-      <w:r>
-        <w:rPr>
-          <w:rFonts w:asciiTheme="minorHAnsi" w:hAnsiTheme="minorHAnsi" w:cstheme="minorHAnsi"/>
-          <w:sz w:val="20"/>
-          <w:szCs w:val="8"/>
-        </w:rPr>
-        <w:t>backend</w:t>
-      </w:r>
-      <w:proofErr w:type="spellEnd"/>
-      <w:r>
-        <w:rPr>
-          <w:rFonts w:asciiTheme="minorHAnsi" w:hAnsiTheme="minorHAnsi" w:cstheme="minorHAnsi"/>
-          <w:sz w:val="20"/>
-          <w:szCs w:val="8"/>
-        </w:rPr>
-        <w:t xml:space="preserve"> sono separati logicamente e comunicano tramite richieste HTTP con dati in formato JSON. Questa separazione garantisce maggiore modularità, scalabilità e chiarezza nella gestione del codice.</w:t>
+      <w:r>
+        <w:rPr>
+          <w:rFonts w:asciiTheme="minorHAnsi" w:hAnsiTheme="minorHAnsi" w:cstheme="minorHAnsi"/>
+          <w:sz w:val="20"/>
+          <w:szCs w:val="8"/>
+        </w:rPr>
+        <w:t>. Il frontend e il backend sono separati logicamente e comunicano tramite richieste HTTP con dati in formato JSON. Questa separazione garantisce maggiore modularità, scalabilità e chiarezza nella gestione del codice.</w:t>
       </w:r>
     </w:p>
     <w:p>
@@ -460,20 +404,8 @@
           <w:sz w:val="20"/>
           <w:szCs w:val="8"/>
         </w:rPr>
-        <w:t xml:space="preserve">2.1 </w:t>
-      </w:r>
-      <w:proofErr w:type="spellStart"/>
-      <w:r>
-        <w:rPr>
-          <w:rFonts w:asciiTheme="minorHAnsi" w:hAnsiTheme="minorHAnsi" w:cstheme="minorHAnsi"/>
-          <w:b/>
-          <w:bCs/>
-          <w:sz w:val="20"/>
-          <w:szCs w:val="8"/>
-        </w:rPr>
-        <w:t>Frontend</w:t>
-      </w:r>
-      <w:proofErr w:type="spellEnd"/>
+        <w:t>2.1 Frontend</w:t>
+      </w:r>
     </w:p>
     <w:p>
       <w:pPr>
@@ -598,25 +530,7 @@
           <w:sz w:val="20"/>
           <w:szCs w:val="8"/>
         </w:rPr>
-        <w:t xml:space="preserve">Inoltre, ha permesso di utilizzare componenti predefiniti come </w:t>
-      </w:r>
-      <w:proofErr w:type="spellStart"/>
-      <w:r>
-        <w:rPr>
-          <w:rFonts w:asciiTheme="minorHAnsi" w:hAnsiTheme="minorHAnsi" w:cstheme="minorHAnsi"/>
-          <w:sz w:val="20"/>
-          <w:szCs w:val="8"/>
-        </w:rPr>
-        <w:t>Navbar</w:t>
-      </w:r>
-      <w:proofErr w:type="spellEnd"/>
-      <w:r>
-        <w:rPr>
-          <w:rFonts w:asciiTheme="minorHAnsi" w:hAnsiTheme="minorHAnsi" w:cstheme="minorHAnsi"/>
-          <w:sz w:val="20"/>
-          <w:szCs w:val="8"/>
-        </w:rPr>
-        <w:t>, Card</w:t>
+        <w:t>Inoltre, ha permesso di utilizzare componenti predefiniti come Navbar, Card</w:t>
       </w:r>
       <w:r>
         <w:rPr>
@@ -674,43 +588,7 @@
           <w:szCs w:val="8"/>
         </w:rPr>
         <w:br/>
-        <w:t xml:space="preserve">Gestisce tutta la logica lato client. Le richieste verso il server vengono effettuate tramite l’API fetch, utilizzando la sintassi </w:t>
-      </w:r>
-      <w:proofErr w:type="spellStart"/>
-      <w:r>
-        <w:rPr>
-          <w:rFonts w:asciiTheme="minorHAnsi" w:hAnsiTheme="minorHAnsi" w:cstheme="minorHAnsi"/>
-          <w:sz w:val="20"/>
-          <w:szCs w:val="8"/>
-        </w:rPr>
-        <w:t>async</w:t>
-      </w:r>
-      <w:proofErr w:type="spellEnd"/>
-      <w:r>
-        <w:rPr>
-          <w:rFonts w:asciiTheme="minorHAnsi" w:hAnsiTheme="minorHAnsi" w:cstheme="minorHAnsi"/>
-          <w:sz w:val="20"/>
-          <w:szCs w:val="8"/>
-        </w:rPr>
-        <w:t>/</w:t>
-      </w:r>
-      <w:proofErr w:type="spellStart"/>
-      <w:r>
-        <w:rPr>
-          <w:rFonts w:asciiTheme="minorHAnsi" w:hAnsiTheme="minorHAnsi" w:cstheme="minorHAnsi"/>
-          <w:sz w:val="20"/>
-          <w:szCs w:val="8"/>
-        </w:rPr>
-        <w:t>await</w:t>
-      </w:r>
-      <w:proofErr w:type="spellEnd"/>
-      <w:r>
-        <w:rPr>
-          <w:rFonts w:asciiTheme="minorHAnsi" w:hAnsiTheme="minorHAnsi" w:cstheme="minorHAnsi"/>
-          <w:sz w:val="20"/>
-          <w:szCs w:val="8"/>
-        </w:rPr>
-        <w:t xml:space="preserve"> per gestire le operazioni asincrone in modo ordinato e leggibile.</w:t>
+        <w:t>Gestisce tutta la logica lato client. Le richieste verso il server vengono effettuate tramite l’API fetch, utilizzando la sintassi async/await per gestire le operazioni asincrone in modo ordinato e leggibile.</w:t>
       </w:r>
     </w:p>
     <w:p>
@@ -740,63 +618,33 @@
           <w:sz w:val="20"/>
           <w:szCs w:val="8"/>
         </w:rPr>
-        <w:t xml:space="preserve">2.2 </w:t>
-      </w:r>
-      <w:proofErr w:type="spellStart"/>
-      <w:r>
-        <w:rPr>
-          <w:rFonts w:asciiTheme="minorHAnsi" w:hAnsiTheme="minorHAnsi" w:cstheme="minorHAnsi"/>
-          <w:b/>
-          <w:bCs/>
-          <w:sz w:val="20"/>
-          <w:szCs w:val="8"/>
-        </w:rPr>
-        <w:t>Backend</w:t>
-      </w:r>
-      <w:proofErr w:type="spellEnd"/>
-    </w:p>
-    <w:p>
-      <w:pPr>
-        <w:rPr>
-          <w:rFonts w:asciiTheme="minorHAnsi" w:hAnsiTheme="minorHAnsi" w:cstheme="minorHAnsi"/>
-          <w:sz w:val="20"/>
-          <w:szCs w:val="8"/>
-        </w:rPr>
-      </w:pPr>
-    </w:p>
-    <w:p>
-      <w:pPr>
-        <w:rPr>
-          <w:rFonts w:asciiTheme="minorHAnsi" w:hAnsiTheme="minorHAnsi" w:cstheme="minorHAnsi"/>
-          <w:sz w:val="20"/>
-          <w:szCs w:val="8"/>
-        </w:rPr>
-      </w:pPr>
-      <w:r>
-        <w:rPr>
-          <w:rFonts w:asciiTheme="minorHAnsi" w:hAnsiTheme="minorHAnsi" w:cstheme="minorHAnsi"/>
-          <w:sz w:val="20"/>
-          <w:szCs w:val="8"/>
-        </w:rPr>
-        <w:t xml:space="preserve">Il </w:t>
-      </w:r>
-      <w:proofErr w:type="spellStart"/>
-      <w:r>
-        <w:rPr>
-          <w:rFonts w:asciiTheme="minorHAnsi" w:hAnsiTheme="minorHAnsi" w:cstheme="minorHAnsi"/>
-          <w:sz w:val="20"/>
-          <w:szCs w:val="8"/>
-        </w:rPr>
-        <w:t>backend</w:t>
-      </w:r>
-      <w:proofErr w:type="spellEnd"/>
-      <w:r>
-        <w:rPr>
-          <w:rFonts w:asciiTheme="minorHAnsi" w:hAnsiTheme="minorHAnsi" w:cstheme="minorHAnsi"/>
-          <w:sz w:val="20"/>
-          <w:szCs w:val="8"/>
-        </w:rPr>
-        <w:t xml:space="preserve"> </w:t>
+        <w:t>2.2 Backend</w:t>
+      </w:r>
+    </w:p>
+    <w:p>
+      <w:pPr>
+        <w:rPr>
+          <w:rFonts w:asciiTheme="minorHAnsi" w:hAnsiTheme="minorHAnsi" w:cstheme="minorHAnsi"/>
+          <w:sz w:val="20"/>
+          <w:szCs w:val="8"/>
+        </w:rPr>
+      </w:pPr>
+    </w:p>
+    <w:p>
+      <w:pPr>
+        <w:rPr>
+          <w:rFonts w:asciiTheme="minorHAnsi" w:hAnsiTheme="minorHAnsi" w:cstheme="minorHAnsi"/>
+          <w:sz w:val="20"/>
+          <w:szCs w:val="8"/>
+        </w:rPr>
+      </w:pPr>
+      <w:r>
+        <w:rPr>
+          <w:rFonts w:asciiTheme="minorHAnsi" w:hAnsiTheme="minorHAnsi" w:cstheme="minorHAnsi"/>
+          <w:sz w:val="20"/>
+          <w:szCs w:val="8"/>
+        </w:rPr>
+        <w:t xml:space="preserve">Il backend </w:t>
       </w:r>
       <w:r>
         <w:rPr>
@@ -812,25 +660,7 @@
           <w:sz w:val="20"/>
           <w:szCs w:val="8"/>
         </w:rPr>
-        <w:t xml:space="preserve">è stato sviluppato utilizzando Node.js </w:t>
-      </w:r>
-      <w:proofErr w:type="gramStart"/>
-      <w:r>
-        <w:rPr>
-          <w:rFonts w:asciiTheme="minorHAnsi" w:hAnsiTheme="minorHAnsi" w:cstheme="minorHAnsi"/>
-          <w:sz w:val="20"/>
-          <w:szCs w:val="8"/>
-        </w:rPr>
-        <w:t>e</w:t>
-      </w:r>
-      <w:proofErr w:type="gramEnd"/>
-      <w:r>
-        <w:rPr>
-          <w:rFonts w:asciiTheme="minorHAnsi" w:hAnsiTheme="minorHAnsi" w:cstheme="minorHAnsi"/>
-          <w:sz w:val="20"/>
-          <w:szCs w:val="8"/>
-        </w:rPr>
-        <w:t xml:space="preserve"> Express.</w:t>
+        <w:t>è stato sviluppato utilizzando Node.js e Express.</w:t>
       </w:r>
     </w:p>
     <w:p>
@@ -872,25 +702,7 @@
           <w:szCs w:val="8"/>
         </w:rPr>
         <w:br/>
-        <w:t xml:space="preserve">Permette di eseguire codice JavaScript lato server. È stato scelto per la sua efficienza nella gestione delle operazioni asincrone e per la coerenza con il linguaggio utilizzato nel </w:t>
-      </w:r>
-      <w:proofErr w:type="spellStart"/>
-      <w:r>
-        <w:rPr>
-          <w:rFonts w:asciiTheme="minorHAnsi" w:hAnsiTheme="minorHAnsi" w:cstheme="minorHAnsi"/>
-          <w:sz w:val="20"/>
-          <w:szCs w:val="8"/>
-        </w:rPr>
-        <w:t>frontend</w:t>
-      </w:r>
-      <w:proofErr w:type="spellEnd"/>
-      <w:r>
-        <w:rPr>
-          <w:rFonts w:asciiTheme="minorHAnsi" w:hAnsiTheme="minorHAnsi" w:cstheme="minorHAnsi"/>
-          <w:sz w:val="20"/>
-          <w:szCs w:val="8"/>
-        </w:rPr>
-        <w:t>.</w:t>
+        <w:t>Permette di eseguire codice JavaScript lato server. È stato scelto per la sua efficienza nella gestione delle operazioni asincrone e per la coerenza con il linguaggio utilizzato nel frontend.</w:t>
       </w:r>
     </w:p>
     <w:p>
@@ -1048,18 +860,8 @@
           <w:szCs w:val="8"/>
         </w:rPr>
         <w:br/>
-        <w:t xml:space="preserve">Impiegato per generare automaticamente la documentazione delle API, facilitando il test e la verifica degli </w:t>
-      </w:r>
-      <w:proofErr w:type="spellStart"/>
-      <w:r>
-        <w:rPr>
-          <w:rFonts w:asciiTheme="minorHAnsi" w:hAnsiTheme="minorHAnsi" w:cstheme="minorHAnsi"/>
-          <w:sz w:val="20"/>
-          <w:szCs w:val="8"/>
-        </w:rPr>
-        <w:t>endpoint.</w:t>
-      </w:r>
-      <w:proofErr w:type="spellEnd"/>
+        <w:t>Impiegato per generare automaticamente la documentazione delle API, facilitando il test e la verifica degli endpoint.</w:t>
+      </w:r>
     </w:p>
     <w:p>
       <w:pPr>
@@ -1094,29 +896,7 @@
           <w:sz w:val="20"/>
           <w:szCs w:val="8"/>
         </w:rPr>
-        <w:t>Modulo File System (</w:t>
-      </w:r>
-      <w:proofErr w:type="spellStart"/>
-      <w:r>
-        <w:rPr>
-          <w:rFonts w:asciiTheme="minorHAnsi" w:hAnsiTheme="minorHAnsi" w:cstheme="minorHAnsi"/>
-          <w:b/>
-          <w:bCs/>
-          <w:sz w:val="20"/>
-          <w:szCs w:val="8"/>
-        </w:rPr>
-        <w:t>fs</w:t>
-      </w:r>
-      <w:proofErr w:type="spellEnd"/>
-      <w:r>
-        <w:rPr>
-          <w:rFonts w:asciiTheme="minorHAnsi" w:hAnsiTheme="minorHAnsi" w:cstheme="minorHAnsi"/>
-          <w:b/>
-          <w:bCs/>
-          <w:sz w:val="20"/>
-          <w:szCs w:val="8"/>
-        </w:rPr>
-        <w:t>)</w:t>
+        <w:t>Modulo File System (fs)</w:t>
       </w:r>
       <w:r>
         <w:rPr>
@@ -1180,7 +960,6 @@
           <w:szCs w:val="8"/>
         </w:rPr>
       </w:pPr>
-      <w:proofErr w:type="spellStart"/>
       <w:r>
         <w:rPr>
           <w:rFonts w:asciiTheme="minorHAnsi" w:hAnsiTheme="minorHAnsi" w:cstheme="minorHAnsi"/>
@@ -1189,18 +968,7 @@
           <w:sz w:val="20"/>
           <w:szCs w:val="8"/>
         </w:rPr>
-        <w:t>MongoDB</w:t>
-      </w:r>
-      <w:proofErr w:type="spellEnd"/>
-      <w:r>
-        <w:rPr>
-          <w:rFonts w:asciiTheme="minorHAnsi" w:hAnsiTheme="minorHAnsi" w:cstheme="minorHAnsi"/>
-          <w:b/>
-          <w:bCs/>
-          <w:sz w:val="20"/>
-          <w:szCs w:val="8"/>
-        </w:rPr>
-        <w:t xml:space="preserve"> Atlas</w:t>
+        <w:t>MongoDB Atlas</w:t>
       </w:r>
       <w:r>
         <w:rPr>
@@ -1209,25 +977,7 @@
           <w:szCs w:val="8"/>
         </w:rPr>
         <w:br/>
-        <w:t xml:space="preserve">È stato utilizzato un database </w:t>
-      </w:r>
-      <w:proofErr w:type="spellStart"/>
-      <w:r>
-        <w:rPr>
-          <w:rFonts w:asciiTheme="minorHAnsi" w:hAnsiTheme="minorHAnsi" w:cstheme="minorHAnsi"/>
-          <w:sz w:val="20"/>
-          <w:szCs w:val="8"/>
-        </w:rPr>
-        <w:t>NoSQL</w:t>
-      </w:r>
-      <w:proofErr w:type="spellEnd"/>
-      <w:r>
-        <w:rPr>
-          <w:rFonts w:asciiTheme="minorHAnsi" w:hAnsiTheme="minorHAnsi" w:cstheme="minorHAnsi"/>
-          <w:sz w:val="20"/>
-          <w:szCs w:val="8"/>
-        </w:rPr>
-        <w:t xml:space="preserve"> in cloud. La struttura a documenti ha permesso una modellazione flessibile dei dati, adattabile alle diverse esigenze dell’applicazione.</w:t>
+        <w:t>È stato utilizzato un database NoSQL in cloud. La struttura a documenti ha permesso una modellazione flessibile dei dati, adattabile alle diverse esigenze dell’applicazione.</w:t>
       </w:r>
     </w:p>
     <w:p>
@@ -1252,7 +1002,6 @@
           <w:szCs w:val="8"/>
         </w:rPr>
       </w:pPr>
-      <w:proofErr w:type="spellStart"/>
       <w:r>
         <w:rPr>
           <w:rFonts w:asciiTheme="minorHAnsi" w:hAnsiTheme="minorHAnsi" w:cstheme="minorHAnsi"/>
@@ -1261,40 +1010,7 @@
           <w:sz w:val="20"/>
           <w:szCs w:val="8"/>
         </w:rPr>
-        <w:t>OpenStreetMap</w:t>
-      </w:r>
-      <w:proofErr w:type="spellEnd"/>
-      <w:r>
-        <w:rPr>
-          <w:rFonts w:asciiTheme="minorHAnsi" w:hAnsiTheme="minorHAnsi" w:cstheme="minorHAnsi"/>
-          <w:b/>
-          <w:bCs/>
-          <w:sz w:val="20"/>
-          <w:szCs w:val="8"/>
-        </w:rPr>
-        <w:t xml:space="preserve"> – </w:t>
-      </w:r>
-      <w:proofErr w:type="spellStart"/>
-      <w:r>
-        <w:rPr>
-          <w:rFonts w:asciiTheme="minorHAnsi" w:hAnsiTheme="minorHAnsi" w:cstheme="minorHAnsi"/>
-          <w:b/>
-          <w:bCs/>
-          <w:sz w:val="20"/>
-          <w:szCs w:val="8"/>
-        </w:rPr>
-        <w:t>Nominatim</w:t>
-      </w:r>
-      <w:proofErr w:type="spellEnd"/>
-      <w:r>
-        <w:rPr>
-          <w:rFonts w:asciiTheme="minorHAnsi" w:hAnsiTheme="minorHAnsi" w:cstheme="minorHAnsi"/>
-          <w:b/>
-          <w:bCs/>
-          <w:sz w:val="20"/>
-          <w:szCs w:val="8"/>
-        </w:rPr>
-        <w:t xml:space="preserve"> API</w:t>
+        <w:t>OpenStreetMap – Nominatim API</w:t>
       </w:r>
       <w:r>
         <w:rPr>
@@ -1403,7 +1119,6 @@
           <w:szCs w:val="8"/>
         </w:rPr>
       </w:pPr>
-      <w:proofErr w:type="spellStart"/>
       <w:r>
         <w:rPr>
           <w:rFonts w:asciiTheme="minorHAnsi" w:hAnsiTheme="minorHAnsi" w:cstheme="minorHAnsi"/>
@@ -1414,7 +1129,6 @@
         </w:rPr>
         <w:t>Backend</w:t>
       </w:r>
-      <w:proofErr w:type="spellEnd"/>
       <w:r>
         <w:rPr>
           <w:rFonts w:asciiTheme="minorHAnsi" w:hAnsiTheme="minorHAnsi" w:cstheme="minorHAnsi"/>
@@ -1444,18 +1158,8 @@
           <w:sz w:val="20"/>
           <w:szCs w:val="8"/>
         </w:rPr>
-        <w:t xml:space="preserve">Connessione al database </w:t>
-      </w:r>
-      <w:proofErr w:type="spellStart"/>
-      <w:r>
-        <w:rPr>
-          <w:rFonts w:asciiTheme="minorHAnsi" w:hAnsiTheme="minorHAnsi" w:cstheme="minorHAnsi"/>
-          <w:sz w:val="20"/>
-          <w:szCs w:val="8"/>
-        </w:rPr>
-        <w:t>MongoDB</w:t>
-      </w:r>
-      <w:proofErr w:type="spellEnd"/>
+        <w:t>Connessione al database MongoDB</w:t>
+      </w:r>
     </w:p>
     <w:p>
       <w:pPr>
@@ -1562,7 +1266,6 @@
           <w:szCs w:val="8"/>
         </w:rPr>
       </w:pPr>
-      <w:proofErr w:type="spellStart"/>
       <w:r>
         <w:rPr>
           <w:rFonts w:asciiTheme="minorHAnsi" w:hAnsiTheme="minorHAnsi" w:cstheme="minorHAnsi"/>
@@ -1573,7 +1276,6 @@
         </w:rPr>
         <w:t>Frontend</w:t>
       </w:r>
-      <w:proofErr w:type="spellEnd"/>
       <w:r>
         <w:rPr>
           <w:rFonts w:asciiTheme="minorHAnsi" w:hAnsiTheme="minorHAnsi" w:cstheme="minorHAnsi"/>
@@ -1971,25 +1673,7 @@
           <w:sz w:val="20"/>
           <w:szCs w:val="8"/>
         </w:rPr>
-        <w:t xml:space="preserve">All'accesso, le credenziali vengono verificate sul database e, in caso di successo, vengono salvati nel </w:t>
-      </w:r>
-      <w:proofErr w:type="spellStart"/>
-      <w:r>
-        <w:rPr>
-          <w:rFonts w:asciiTheme="minorHAnsi" w:hAnsiTheme="minorHAnsi" w:cstheme="minorHAnsi"/>
-          <w:sz w:val="20"/>
-          <w:szCs w:val="8"/>
-        </w:rPr>
-        <w:t>localStorage</w:t>
-      </w:r>
-      <w:proofErr w:type="spellEnd"/>
-      <w:r>
-        <w:rPr>
-          <w:rFonts w:asciiTheme="minorHAnsi" w:hAnsiTheme="minorHAnsi" w:cstheme="minorHAnsi"/>
-          <w:sz w:val="20"/>
-          <w:szCs w:val="8"/>
-        </w:rPr>
-        <w:t xml:space="preserve"> del browser due dati fondamentali: l'ID Utente (_id) e il Tipo di Profilo (cliente o ristoratore).</w:t>
+        <w:t>All'accesso, le credenziali vengono verificate sul database e, in caso di successo, vengono salvati nel localStorage del browser due dati fondamentali: l'ID Utente (_id) e il Tipo di Profilo (cliente o ristoratore).</w:t>
       </w:r>
     </w:p>
     <w:p>
@@ -2023,33 +1707,15 @@
           <w:sz w:val="20"/>
           <w:szCs w:val="8"/>
         </w:rPr>
-        <w:t>Routing e Protezione:</w:t>
-      </w:r>
-      <w:r>
-        <w:rPr>
-          <w:rFonts w:asciiTheme="minorHAnsi" w:hAnsiTheme="minorHAnsi" w:cstheme="minorHAnsi"/>
-          <w:sz w:val="20"/>
-          <w:szCs w:val="8"/>
-        </w:rPr>
-        <w:t xml:space="preserve"> Ogni pagina protetta include uno script di controllo (</w:t>
-      </w:r>
-      <w:proofErr w:type="spellStart"/>
-      <w:r>
-        <w:rPr>
-          <w:rFonts w:asciiTheme="minorHAnsi" w:hAnsiTheme="minorHAnsi" w:cstheme="minorHAnsi"/>
-          <w:sz w:val="20"/>
-          <w:szCs w:val="8"/>
-        </w:rPr>
-        <w:t>checkLogin</w:t>
-      </w:r>
-      <w:proofErr w:type="spellEnd"/>
-      <w:r>
-        <w:rPr>
-          <w:rFonts w:asciiTheme="minorHAnsi" w:hAnsiTheme="minorHAnsi" w:cstheme="minorHAnsi"/>
-          <w:sz w:val="20"/>
-          <w:szCs w:val="8"/>
-        </w:rPr>
-        <w:t>) all'avvio</w:t>
+        <w:t>Protezione:</w:t>
+      </w:r>
+      <w:r>
+        <w:rPr>
+          <w:rFonts w:asciiTheme="minorHAnsi" w:hAnsiTheme="minorHAnsi" w:cstheme="minorHAnsi"/>
+          <w:sz w:val="20"/>
+          <w:szCs w:val="8"/>
+        </w:rPr>
+        <w:t xml:space="preserve"> Ogni pagina protetta include uno script di controllo (checkLogin) all'avvio</w:t>
       </w:r>
       <w:r>
         <w:rPr>
@@ -2143,7 +1809,6 @@
         </w:rPr>
         <w:t xml:space="preserve"> Elementi comuni come la </w:t>
       </w:r>
-      <w:proofErr w:type="spellStart"/>
       <w:r>
         <w:rPr>
           <w:rFonts w:asciiTheme="minorHAnsi" w:hAnsiTheme="minorHAnsi" w:cstheme="minorHAnsi"/>
@@ -2154,7 +1819,6 @@
         </w:rPr>
         <w:t>Navbar</w:t>
       </w:r>
-      <w:proofErr w:type="spellEnd"/>
       <w:r>
         <w:rPr>
           <w:rFonts w:asciiTheme="minorHAnsi" w:hAnsiTheme="minorHAnsi" w:cstheme="minorHAnsi"/>
@@ -2179,43 +1843,7 @@
           <w:sz w:val="20"/>
           <w:szCs w:val="8"/>
         </w:rPr>
-        <w:t xml:space="preserve">In ogni file </w:t>
-      </w:r>
-      <w:proofErr w:type="spellStart"/>
-      <w:r>
-        <w:rPr>
-          <w:rFonts w:asciiTheme="minorHAnsi" w:hAnsiTheme="minorHAnsi" w:cstheme="minorHAnsi"/>
-          <w:sz w:val="20"/>
-          <w:szCs w:val="8"/>
-        </w:rPr>
-        <w:t>js</w:t>
-      </w:r>
-      <w:proofErr w:type="spellEnd"/>
-      <w:r>
-        <w:rPr>
-          <w:rFonts w:asciiTheme="minorHAnsi" w:hAnsiTheme="minorHAnsi" w:cstheme="minorHAnsi"/>
-          <w:sz w:val="20"/>
-          <w:szCs w:val="8"/>
-        </w:rPr>
-        <w:t xml:space="preserve"> è contenuto lo script del file navbar.js per poter caricare la </w:t>
-      </w:r>
-      <w:proofErr w:type="spellStart"/>
-      <w:r>
-        <w:rPr>
-          <w:rFonts w:asciiTheme="minorHAnsi" w:hAnsiTheme="minorHAnsi" w:cstheme="minorHAnsi"/>
-          <w:sz w:val="20"/>
-          <w:szCs w:val="8"/>
-        </w:rPr>
-        <w:t>navbar</w:t>
-      </w:r>
-      <w:proofErr w:type="spellEnd"/>
-      <w:r>
-        <w:rPr>
-          <w:rFonts w:asciiTheme="minorHAnsi" w:hAnsiTheme="minorHAnsi" w:cstheme="minorHAnsi"/>
-          <w:sz w:val="20"/>
-          <w:szCs w:val="8"/>
-        </w:rPr>
-        <w:t>.</w:t>
+        <w:t>In ogni file js è contenuto lo script del file navbar.js per poter caricare la navbar.</w:t>
       </w:r>
     </w:p>
     <w:p>
@@ -2312,25 +1940,7 @@
           <w:sz w:val="20"/>
           <w:szCs w:val="8"/>
         </w:rPr>
-        <w:t>bbiamo implementato un sistema a due fasi che avviene interamente lato server (</w:t>
-      </w:r>
-      <w:proofErr w:type="spellStart"/>
-      <w:r>
-        <w:rPr>
-          <w:rFonts w:asciiTheme="minorHAnsi" w:hAnsiTheme="minorHAnsi" w:cstheme="minorHAnsi"/>
-          <w:sz w:val="20"/>
-          <w:szCs w:val="8"/>
-        </w:rPr>
-        <w:t>Backend</w:t>
-      </w:r>
-      <w:proofErr w:type="spellEnd"/>
-      <w:r>
-        <w:rPr>
-          <w:rFonts w:asciiTheme="minorHAnsi" w:hAnsiTheme="minorHAnsi" w:cstheme="minorHAnsi"/>
-          <w:sz w:val="20"/>
-          <w:szCs w:val="8"/>
-        </w:rPr>
-        <w:t>) per garantire sicurezza e coerenza dei dati.</w:t>
+        <w:t>bbiamo implementato un sistema a due fasi che avviene interamente lato server (Backend) per garantire sicurezza e coerenza dei dati.</w:t>
       </w:r>
     </w:p>
     <w:p>
@@ -2399,7 +2009,6 @@
         </w:rPr>
         <w:t xml:space="preserve">Quando un utente (ristoratore in fase di registrazione o cliente in fase di ordine) inserisce un indirizzo testuale, il sistema interroga le API esterne di </w:t>
       </w:r>
-      <w:proofErr w:type="spellStart"/>
       <w:r>
         <w:rPr>
           <w:rFonts w:asciiTheme="minorHAnsi" w:hAnsiTheme="minorHAnsi" w:cstheme="minorHAnsi"/>
@@ -2408,10 +2017,28 @@
           <w:sz w:val="20"/>
           <w:szCs w:val="8"/>
         </w:rPr>
-        <w:t>OpenStreetMap</w:t>
-      </w:r>
-      <w:proofErr w:type="spellEnd"/>
-      <w:r>
+        <w:t>OpenStreetMap (Nominatim)</w:t>
+      </w:r>
+      <w:r>
+        <w:rPr>
+          <w:rFonts w:asciiTheme="minorHAnsi" w:hAnsiTheme="minorHAnsi" w:cstheme="minorHAnsi"/>
+          <w:sz w:val="20"/>
+          <w:szCs w:val="8"/>
+        </w:rPr>
+        <w:t xml:space="preserve"> tramite la libreria axios. L'API restituisce le coordinate geografiche (latitudine e longitudine) che vengono salvate nel database MongoDB.</w:t>
+      </w:r>
+    </w:p>
+    <w:p>
+      <w:pPr>
+        <w:rPr>
+          <w:rFonts w:asciiTheme="minorHAnsi" w:hAnsiTheme="minorHAnsi" w:cstheme="minorHAnsi"/>
+          <w:sz w:val="20"/>
+          <w:szCs w:val="8"/>
+        </w:rPr>
+      </w:pPr>
+    </w:p>
+    <w:p>
+      <w:pPr>
         <w:rPr>
           <w:rFonts w:asciiTheme="minorHAnsi" w:hAnsiTheme="minorHAnsi" w:cstheme="minorHAnsi"/>
           <w:b/>
@@ -2419,10 +2046,10 @@
           <w:sz w:val="20"/>
           <w:szCs w:val="8"/>
         </w:rPr>
-        <w:t xml:space="preserve"> (</w:t>
-      </w:r>
-      <w:proofErr w:type="spellStart"/>
-      <w:r>
+      </w:pPr>
+    </w:p>
+    <w:p>
+      <w:pPr>
         <w:rPr>
           <w:rFonts w:asciiTheme="minorHAnsi" w:hAnsiTheme="minorHAnsi" w:cstheme="minorHAnsi"/>
           <w:b/>
@@ -2430,9 +2057,7 @@
           <w:sz w:val="20"/>
           <w:szCs w:val="8"/>
         </w:rPr>
-        <w:t>Nominatim</w:t>
-      </w:r>
-      <w:proofErr w:type="spellEnd"/>
+      </w:pPr>
       <w:r>
         <w:rPr>
           <w:rFonts w:asciiTheme="minorHAnsi" w:hAnsiTheme="minorHAnsi" w:cstheme="minorHAnsi"/>
@@ -2441,64 +2066,35 @@
           <w:sz w:val="20"/>
           <w:szCs w:val="8"/>
         </w:rPr>
-        <w:t>)</w:t>
-      </w:r>
-      <w:r>
-        <w:rPr>
-          <w:rFonts w:asciiTheme="minorHAnsi" w:hAnsiTheme="minorHAnsi" w:cstheme="minorHAnsi"/>
-          <w:sz w:val="20"/>
-          <w:szCs w:val="8"/>
-        </w:rPr>
-        <w:t xml:space="preserve"> tramite la libreria </w:t>
-      </w:r>
-      <w:proofErr w:type="spellStart"/>
-      <w:r>
-        <w:rPr>
-          <w:rFonts w:asciiTheme="minorHAnsi" w:hAnsiTheme="minorHAnsi" w:cstheme="minorHAnsi"/>
-          <w:sz w:val="20"/>
-          <w:szCs w:val="8"/>
-        </w:rPr>
-        <w:t>axios</w:t>
-      </w:r>
-      <w:proofErr w:type="spellEnd"/>
-      <w:r>
-        <w:rPr>
-          <w:rFonts w:asciiTheme="minorHAnsi" w:hAnsiTheme="minorHAnsi" w:cstheme="minorHAnsi"/>
-          <w:sz w:val="20"/>
-          <w:szCs w:val="8"/>
-        </w:rPr>
-        <w:t xml:space="preserve">. L'API restituisce le coordinate geografiche (latitudine e longitudine) che vengono salvate nel database </w:t>
-      </w:r>
-      <w:proofErr w:type="spellStart"/>
-      <w:r>
-        <w:rPr>
-          <w:rFonts w:asciiTheme="minorHAnsi" w:hAnsiTheme="minorHAnsi" w:cstheme="minorHAnsi"/>
-          <w:sz w:val="20"/>
-          <w:szCs w:val="8"/>
-        </w:rPr>
-        <w:t>MongoDB</w:t>
-      </w:r>
-      <w:proofErr w:type="spellEnd"/>
-      <w:r>
-        <w:rPr>
-          <w:rFonts w:asciiTheme="minorHAnsi" w:hAnsiTheme="minorHAnsi" w:cstheme="minorHAnsi"/>
-          <w:sz w:val="20"/>
-          <w:szCs w:val="8"/>
-        </w:rPr>
-        <w:t>.</w:t>
-      </w:r>
-    </w:p>
-    <w:p>
-      <w:pPr>
-        <w:rPr>
-          <w:rFonts w:asciiTheme="minorHAnsi" w:hAnsiTheme="minorHAnsi" w:cstheme="minorHAnsi"/>
-          <w:sz w:val="20"/>
-          <w:szCs w:val="8"/>
-        </w:rPr>
-      </w:pPr>
-    </w:p>
-    <w:p>
-      <w:pPr>
+        <w:t>Fase 2: Formula di Haversine</w:t>
+      </w:r>
+    </w:p>
+    <w:p>
+      <w:pPr>
+        <w:rPr>
+          <w:rFonts w:asciiTheme="minorHAnsi" w:hAnsiTheme="minorHAnsi" w:cstheme="minorHAnsi"/>
+          <w:sz w:val="20"/>
+          <w:szCs w:val="8"/>
+        </w:rPr>
+      </w:pPr>
+    </w:p>
+    <w:p>
+      <w:pPr>
+        <w:rPr>
+          <w:rFonts w:asciiTheme="minorHAnsi" w:hAnsiTheme="minorHAnsi" w:cstheme="minorHAnsi"/>
+          <w:sz w:val="20"/>
+          <w:szCs w:val="8"/>
+        </w:rPr>
+      </w:pPr>
+      <w:r>
+        <w:rPr>
+          <w:rFonts w:asciiTheme="minorHAnsi" w:hAnsiTheme="minorHAnsi" w:cstheme="minorHAnsi"/>
+          <w:sz w:val="20"/>
+          <w:szCs w:val="8"/>
+        </w:rPr>
+        <w:t xml:space="preserve">Per calcolare la distanza tra il Cliente e il Ristorante abbiamo implementato la </w:t>
+      </w:r>
+      <w:r>
         <w:rPr>
           <w:rFonts w:asciiTheme="minorHAnsi" w:hAnsiTheme="minorHAnsi" w:cstheme="minorHAnsi"/>
           <w:b/>
@@ -2506,88 +2102,8 @@
           <w:sz w:val="20"/>
           <w:szCs w:val="8"/>
         </w:rPr>
-      </w:pPr>
-    </w:p>
-    <w:p>
-      <w:pPr>
-        <w:rPr>
-          <w:rFonts w:asciiTheme="minorHAnsi" w:hAnsiTheme="minorHAnsi" w:cstheme="minorHAnsi"/>
-          <w:b/>
-          <w:bCs/>
-          <w:sz w:val="20"/>
-          <w:szCs w:val="8"/>
-        </w:rPr>
-      </w:pPr>
-      <w:r>
-        <w:rPr>
-          <w:rFonts w:asciiTheme="minorHAnsi" w:hAnsiTheme="minorHAnsi" w:cstheme="minorHAnsi"/>
-          <w:b/>
-          <w:bCs/>
-          <w:sz w:val="20"/>
-          <w:szCs w:val="8"/>
-        </w:rPr>
-        <w:t xml:space="preserve">Fase 2: Formula di </w:t>
-      </w:r>
-      <w:proofErr w:type="spellStart"/>
-      <w:r>
-        <w:rPr>
-          <w:rFonts w:asciiTheme="minorHAnsi" w:hAnsiTheme="minorHAnsi" w:cstheme="minorHAnsi"/>
-          <w:b/>
-          <w:bCs/>
-          <w:sz w:val="20"/>
-          <w:szCs w:val="8"/>
-        </w:rPr>
-        <w:t>Haversine</w:t>
-      </w:r>
-      <w:proofErr w:type="spellEnd"/>
-    </w:p>
-    <w:p>
-      <w:pPr>
-        <w:rPr>
-          <w:rFonts w:asciiTheme="minorHAnsi" w:hAnsiTheme="minorHAnsi" w:cstheme="minorHAnsi"/>
-          <w:sz w:val="20"/>
-          <w:szCs w:val="8"/>
-        </w:rPr>
-      </w:pPr>
-    </w:p>
-    <w:p>
-      <w:pPr>
-        <w:rPr>
-          <w:rFonts w:asciiTheme="minorHAnsi" w:hAnsiTheme="minorHAnsi" w:cstheme="minorHAnsi"/>
-          <w:sz w:val="20"/>
-          <w:szCs w:val="8"/>
-        </w:rPr>
-      </w:pPr>
-      <w:r>
-        <w:rPr>
-          <w:rFonts w:asciiTheme="minorHAnsi" w:hAnsiTheme="minorHAnsi" w:cstheme="minorHAnsi"/>
-          <w:sz w:val="20"/>
-          <w:szCs w:val="8"/>
-        </w:rPr>
-        <w:t xml:space="preserve">Per calcolare la distanza tra il Cliente e il Ristorante abbiamo implementato la </w:t>
-      </w:r>
-      <w:r>
-        <w:rPr>
-          <w:rFonts w:asciiTheme="minorHAnsi" w:hAnsiTheme="minorHAnsi" w:cstheme="minorHAnsi"/>
-          <w:b/>
-          <w:bCs/>
-          <w:sz w:val="20"/>
-          <w:szCs w:val="8"/>
-        </w:rPr>
-        <w:t>Formula dell'</w:t>
-      </w:r>
-      <w:proofErr w:type="spellStart"/>
-      <w:r>
-        <w:rPr>
-          <w:rFonts w:asciiTheme="minorHAnsi" w:hAnsiTheme="minorHAnsi" w:cstheme="minorHAnsi"/>
-          <w:b/>
-          <w:bCs/>
-          <w:sz w:val="20"/>
-          <w:szCs w:val="8"/>
-        </w:rPr>
-        <w:t>Haversine</w:t>
-      </w:r>
-      <w:proofErr w:type="spellEnd"/>
+        <w:t>Formula dell'Haversine</w:t>
+      </w:r>
       <w:r>
         <w:rPr>
           <w:rFonts w:asciiTheme="minorHAnsi" w:hAnsiTheme="minorHAnsi" w:cstheme="minorHAnsi"/>
@@ -2872,6 +2388,23 @@
           <w:szCs w:val="8"/>
         </w:rPr>
       </w:pPr>
+      <w:r>
+        <w:rPr>
+          <w:rFonts w:asciiTheme="minorHAnsi" w:hAnsiTheme="minorHAnsi" w:cstheme="minorHAnsi"/>
+          <w:sz w:val="20"/>
+          <w:szCs w:val="8"/>
+        </w:rPr>
+        <w:t>Nel preventivo il tempo viene mostrato in minuti, poi nel database il tempo viene gestito in secondi per effettuare test di funzionamento degli ordini ( 1 minuto nel preventivo corrisponde a 1 secondo ti tempo nel database).</w:t>
+      </w:r>
+    </w:p>
+    <w:p>
+      <w:pPr>
+        <w:rPr>
+          <w:rFonts w:asciiTheme="minorHAnsi" w:hAnsiTheme="minorHAnsi" w:cstheme="minorHAnsi"/>
+          <w:sz w:val="20"/>
+          <w:szCs w:val="8"/>
+        </w:rPr>
+      </w:pPr>
     </w:p>
     <w:p>
       <w:pPr>
@@ -2950,25 +2483,7 @@
           <w:sz w:val="20"/>
           <w:szCs w:val="8"/>
         </w:rPr>
-        <w:t xml:space="preserve"> Ogni ristoratore ha un campo </w:t>
-      </w:r>
-      <w:proofErr w:type="spellStart"/>
-      <w:r>
-        <w:rPr>
-          <w:rFonts w:asciiTheme="minorHAnsi" w:hAnsiTheme="minorHAnsi" w:cstheme="minorHAnsi"/>
-          <w:sz w:val="20"/>
-          <w:szCs w:val="8"/>
-        </w:rPr>
-        <w:t>prossimoSlotLibero</w:t>
-      </w:r>
-      <w:proofErr w:type="spellEnd"/>
-      <w:r>
-        <w:rPr>
-          <w:rFonts w:asciiTheme="minorHAnsi" w:hAnsiTheme="minorHAnsi" w:cstheme="minorHAnsi"/>
-          <w:sz w:val="20"/>
-          <w:szCs w:val="8"/>
-        </w:rPr>
-        <w:t xml:space="preserve"> nel database. </w:t>
+        <w:t xml:space="preserve"> Ogni ristoratore ha un campo prossimoSlotLibero nel database. </w:t>
       </w:r>
     </w:p>
     <w:p>
@@ -2986,35 +2501,7 @@
           <w:sz w:val="20"/>
           <w:szCs w:val="8"/>
         </w:rPr>
-        <w:t>Quando arriva un nuovo ordine, il sistema calcola l'orario di inizio basandosi sul massimo tra l'orario attuale (</w:t>
-      </w:r>
-      <w:proofErr w:type="spellStart"/>
-      <w:proofErr w:type="gramStart"/>
-      <w:r>
-        <w:rPr>
-          <w:rFonts w:asciiTheme="minorHAnsi" w:hAnsiTheme="minorHAnsi" w:cstheme="minorHAnsi"/>
-          <w:sz w:val="20"/>
-          <w:szCs w:val="8"/>
-        </w:rPr>
-        <w:t>Date.now</w:t>
-      </w:r>
-      <w:proofErr w:type="spellEnd"/>
-      <w:r>
-        <w:rPr>
-          <w:rFonts w:asciiTheme="minorHAnsi" w:hAnsiTheme="minorHAnsi" w:cstheme="minorHAnsi"/>
-          <w:sz w:val="20"/>
-          <w:szCs w:val="8"/>
-        </w:rPr>
-        <w:t>(</w:t>
-      </w:r>
-      <w:proofErr w:type="gramEnd"/>
-      <w:r>
-        <w:rPr>
-          <w:rFonts w:asciiTheme="minorHAnsi" w:hAnsiTheme="minorHAnsi" w:cstheme="minorHAnsi"/>
-          <w:sz w:val="20"/>
-          <w:szCs w:val="8"/>
-        </w:rPr>
-        <w:t>)) e l'ultimo slot occupato.</w:t>
+        <w:t>Quando arriva un nuovo ordine, il sistema calcola l'orario di inizio basandosi sul massimo tra l'orario attuale (Date.now()) e l'ultimo slot occupato.</w:t>
       </w:r>
     </w:p>
     <w:p>
@@ -3032,61 +2519,7 @@
           <w:sz w:val="20"/>
           <w:szCs w:val="8"/>
         </w:rPr>
-        <w:t xml:space="preserve">L'ordine viene salvato con due </w:t>
-      </w:r>
-      <w:proofErr w:type="spellStart"/>
-      <w:r>
-        <w:rPr>
-          <w:rFonts w:asciiTheme="minorHAnsi" w:hAnsiTheme="minorHAnsi" w:cstheme="minorHAnsi"/>
-          <w:sz w:val="20"/>
-          <w:szCs w:val="8"/>
-        </w:rPr>
-        <w:t>timestamp</w:t>
-      </w:r>
-      <w:proofErr w:type="spellEnd"/>
-      <w:r>
-        <w:rPr>
-          <w:rFonts w:asciiTheme="minorHAnsi" w:hAnsiTheme="minorHAnsi" w:cstheme="minorHAnsi"/>
-          <w:sz w:val="20"/>
-          <w:szCs w:val="8"/>
-        </w:rPr>
-        <w:t xml:space="preserve"> fissi: </w:t>
-      </w:r>
-      <w:proofErr w:type="spellStart"/>
-      <w:r>
-        <w:rPr>
-          <w:rFonts w:asciiTheme="minorHAnsi" w:hAnsiTheme="minorHAnsi" w:cstheme="minorHAnsi"/>
-          <w:sz w:val="20"/>
-          <w:szCs w:val="8"/>
-        </w:rPr>
-        <w:t>orarioInizio</w:t>
-      </w:r>
-      <w:proofErr w:type="spellEnd"/>
-      <w:r>
-        <w:rPr>
-          <w:rFonts w:asciiTheme="minorHAnsi" w:hAnsiTheme="minorHAnsi" w:cstheme="minorHAnsi"/>
-          <w:sz w:val="20"/>
-          <w:szCs w:val="8"/>
-        </w:rPr>
-        <w:t xml:space="preserve"> e </w:t>
-      </w:r>
-      <w:proofErr w:type="spellStart"/>
-      <w:r>
-        <w:rPr>
-          <w:rFonts w:asciiTheme="minorHAnsi" w:hAnsiTheme="minorHAnsi" w:cstheme="minorHAnsi"/>
-          <w:sz w:val="20"/>
-          <w:szCs w:val="8"/>
-        </w:rPr>
-        <w:t>orarioFine</w:t>
-      </w:r>
-      <w:proofErr w:type="spellEnd"/>
-      <w:r>
-        <w:rPr>
-          <w:rFonts w:asciiTheme="minorHAnsi" w:hAnsiTheme="minorHAnsi" w:cstheme="minorHAnsi"/>
-          <w:sz w:val="20"/>
-          <w:szCs w:val="8"/>
-        </w:rPr>
-        <w:t xml:space="preserve"> (calcolato sommando preparazione + viaggio).</w:t>
+        <w:t>L'ordine viene salvato con due timestamp fissi: orarioInizio e orarioFine (calcolato sommando preparazione + viaggio).</w:t>
       </w:r>
       <w:r>
         <w:rPr>
@@ -3125,43 +2558,7 @@
           <w:sz w:val="20"/>
           <w:szCs w:val="8"/>
         </w:rPr>
-        <w:t xml:space="preserve"> Il </w:t>
-      </w:r>
-      <w:proofErr w:type="spellStart"/>
-      <w:r>
-        <w:rPr>
-          <w:rFonts w:asciiTheme="minorHAnsi" w:hAnsiTheme="minorHAnsi" w:cstheme="minorHAnsi"/>
-          <w:sz w:val="20"/>
-          <w:szCs w:val="8"/>
-        </w:rPr>
-        <w:t>Frontend</w:t>
-      </w:r>
-      <w:proofErr w:type="spellEnd"/>
-      <w:r>
-        <w:rPr>
-          <w:rFonts w:asciiTheme="minorHAnsi" w:hAnsiTheme="minorHAnsi" w:cstheme="minorHAnsi"/>
-          <w:sz w:val="20"/>
-          <w:szCs w:val="8"/>
-        </w:rPr>
-        <w:t xml:space="preserve"> non legge un campo "stato" statico, ma confronta l'orario attuale con i </w:t>
-      </w:r>
-      <w:proofErr w:type="spellStart"/>
-      <w:r>
-        <w:rPr>
-          <w:rFonts w:asciiTheme="minorHAnsi" w:hAnsiTheme="minorHAnsi" w:cstheme="minorHAnsi"/>
-          <w:sz w:val="20"/>
-          <w:szCs w:val="8"/>
-        </w:rPr>
-        <w:t>timestamp</w:t>
-      </w:r>
-      <w:proofErr w:type="spellEnd"/>
-      <w:r>
-        <w:rPr>
-          <w:rFonts w:asciiTheme="minorHAnsi" w:hAnsiTheme="minorHAnsi" w:cstheme="minorHAnsi"/>
-          <w:sz w:val="20"/>
-          <w:szCs w:val="8"/>
-        </w:rPr>
-        <w:t xml:space="preserve"> dell'ordine.</w:t>
+        <w:t xml:space="preserve"> Il Frontend non legge un campo "stato" statico, ma confronta l'orario attuale con i timestamp dell'ordine.</w:t>
       </w:r>
     </w:p>
     <w:p>
@@ -3228,25 +2625,7 @@
           <w:sz w:val="20"/>
           <w:szCs w:val="8"/>
         </w:rPr>
-        <w:t xml:space="preserve"> (richiesta periodica ogni </w:t>
-      </w:r>
-      <w:proofErr w:type="gramStart"/>
-      <w:r>
-        <w:rPr>
-          <w:rFonts w:asciiTheme="minorHAnsi" w:hAnsiTheme="minorHAnsi" w:cstheme="minorHAnsi"/>
-          <w:sz w:val="20"/>
-          <w:szCs w:val="8"/>
-        </w:rPr>
-        <w:t>3</w:t>
-      </w:r>
-      <w:proofErr w:type="gramEnd"/>
-      <w:r>
-        <w:rPr>
-          <w:rFonts w:asciiTheme="minorHAnsi" w:hAnsiTheme="minorHAnsi" w:cstheme="minorHAnsi"/>
-          <w:sz w:val="20"/>
-          <w:szCs w:val="8"/>
-        </w:rPr>
-        <w:t xml:space="preserve"> secondi) per verificare la presenza di nuovi ordini in arrivo, garantendo un aggiornamento quasi in tempo reale senza necessità di ricaricare la pagina.</w:t>
+        <w:t xml:space="preserve"> (richiesta periodica ogni 3 secondi) per verificare la presenza di nuovi ordini in arrivo, garantendo un aggiornamento quasi in tempo reale senza necessità di ricaricare la pagina.</w:t>
       </w:r>
     </w:p>
     <w:p>
@@ -3371,7 +2750,6 @@
           <w:sz w:val="20"/>
           <w:szCs w:val="8"/>
         </w:rPr>
-        <w:lastRenderedPageBreak/>
         <w:t>Motore di Ricerca</w:t>
       </w:r>
     </w:p>
@@ -3400,25 +2778,7 @@
           <w:sz w:val="20"/>
           <w:szCs w:val="8"/>
         </w:rPr>
-        <w:t xml:space="preserve">La funzionalità di ricerca è stata progettata per essere flessibile e tollerante agli errori, sfruttando le capacità di query di </w:t>
-      </w:r>
-      <w:proofErr w:type="spellStart"/>
-      <w:r>
-        <w:rPr>
-          <w:rFonts w:asciiTheme="minorHAnsi" w:hAnsiTheme="minorHAnsi" w:cstheme="minorHAnsi"/>
-          <w:sz w:val="20"/>
-          <w:szCs w:val="8"/>
-        </w:rPr>
-        <w:t>MongoDB</w:t>
-      </w:r>
-      <w:proofErr w:type="spellEnd"/>
-      <w:r>
-        <w:rPr>
-          <w:rFonts w:asciiTheme="minorHAnsi" w:hAnsiTheme="minorHAnsi" w:cstheme="minorHAnsi"/>
-          <w:sz w:val="20"/>
-          <w:szCs w:val="8"/>
-        </w:rPr>
-        <w:t>.</w:t>
+        <w:t>La funzionalità di ricerca è stata progettata per essere flessibile e tollerante agli errori, sfruttando le capacità di query di MongoDB.</w:t>
       </w:r>
     </w:p>
     <w:p>
@@ -3442,55 +2802,15 @@
           <w:sz w:val="20"/>
           <w:szCs w:val="8"/>
         </w:rPr>
-        <w:t>Espressioni Regolari (</w:t>
-      </w:r>
-      <w:proofErr w:type="spellStart"/>
-      <w:r>
-        <w:rPr>
-          <w:rFonts w:asciiTheme="minorHAnsi" w:hAnsiTheme="minorHAnsi" w:cstheme="minorHAnsi"/>
-          <w:b/>
-          <w:bCs/>
-          <w:sz w:val="20"/>
-          <w:szCs w:val="8"/>
-        </w:rPr>
-        <w:t>Regex</w:t>
-      </w:r>
-      <w:proofErr w:type="spellEnd"/>
-      <w:r>
-        <w:rPr>
-          <w:rFonts w:asciiTheme="minorHAnsi" w:hAnsiTheme="minorHAnsi" w:cstheme="minorHAnsi"/>
-          <w:b/>
-          <w:bCs/>
-          <w:sz w:val="20"/>
-          <w:szCs w:val="8"/>
-        </w:rPr>
-        <w:t>):</w:t>
-      </w:r>
-      <w:r>
-        <w:rPr>
-          <w:rFonts w:asciiTheme="minorHAnsi" w:hAnsiTheme="minorHAnsi" w:cstheme="minorHAnsi"/>
-          <w:sz w:val="20"/>
-          <w:szCs w:val="8"/>
-        </w:rPr>
-        <w:t xml:space="preserve"> Tutte le ricerche (per nome, ingrediente, luogo) utilizzano l'operatore $</w:t>
-      </w:r>
-      <w:proofErr w:type="spellStart"/>
-      <w:r>
-        <w:rPr>
-          <w:rFonts w:asciiTheme="minorHAnsi" w:hAnsiTheme="minorHAnsi" w:cstheme="minorHAnsi"/>
-          <w:sz w:val="20"/>
-          <w:szCs w:val="8"/>
-        </w:rPr>
-        <w:t>regex</w:t>
-      </w:r>
-      <w:proofErr w:type="spellEnd"/>
-      <w:r>
-        <w:rPr>
-          <w:rFonts w:asciiTheme="minorHAnsi" w:hAnsiTheme="minorHAnsi" w:cstheme="minorHAnsi"/>
-          <w:sz w:val="20"/>
-          <w:szCs w:val="8"/>
-        </w:rPr>
-        <w:t xml:space="preserve"> con il flag 'i' (case-insensitive). </w:t>
+        <w:t>Espressioni Regolari (Regex):</w:t>
+      </w:r>
+      <w:r>
+        <w:rPr>
+          <w:rFonts w:asciiTheme="minorHAnsi" w:hAnsiTheme="minorHAnsi" w:cstheme="minorHAnsi"/>
+          <w:sz w:val="20"/>
+          <w:szCs w:val="8"/>
+        </w:rPr>
+        <w:t xml:space="preserve"> Tutte le ricerche (per nome, ingrediente, luogo) utilizzano l'operatore $regex con il flag 'i' (case-insensitive). </w:t>
       </w:r>
     </w:p>
     <w:p>
@@ -3508,25 +2828,7 @@
           <w:sz w:val="20"/>
           <w:szCs w:val="8"/>
         </w:rPr>
-        <w:t>Questo permette di trovare "Pizza" anche cercando "pizza" o "</w:t>
-      </w:r>
-      <w:proofErr w:type="spellStart"/>
-      <w:r>
-        <w:rPr>
-          <w:rFonts w:asciiTheme="minorHAnsi" w:hAnsiTheme="minorHAnsi" w:cstheme="minorHAnsi"/>
-          <w:sz w:val="20"/>
-          <w:szCs w:val="8"/>
-        </w:rPr>
-        <w:t>piz</w:t>
-      </w:r>
-      <w:proofErr w:type="spellEnd"/>
-      <w:r>
-        <w:rPr>
-          <w:rFonts w:asciiTheme="minorHAnsi" w:hAnsiTheme="minorHAnsi" w:cstheme="minorHAnsi"/>
-          <w:sz w:val="20"/>
-          <w:szCs w:val="8"/>
-        </w:rPr>
-        <w:t>".</w:t>
+        <w:t>Questo permette di trovare "Pizza" anche cercando "pizza" o "piz".</w:t>
       </w:r>
     </w:p>
     <w:p>
@@ -3558,25 +2860,7 @@
           <w:sz w:val="20"/>
           <w:szCs w:val="8"/>
         </w:rPr>
-        <w:t xml:space="preserve"> Quando un utente cerca chi fa un determinato piatto il sistema controlla direttamente l’array interno dei ristoratori, evitando di dover associare le </w:t>
-      </w:r>
-      <w:proofErr w:type="spellStart"/>
-      <w:r>
-        <w:rPr>
-          <w:rFonts w:asciiTheme="minorHAnsi" w:hAnsiTheme="minorHAnsi" w:cstheme="minorHAnsi"/>
-          <w:sz w:val="20"/>
-          <w:szCs w:val="8"/>
-        </w:rPr>
-        <w:t>collections</w:t>
-      </w:r>
-      <w:proofErr w:type="spellEnd"/>
-      <w:r>
-        <w:rPr>
-          <w:rFonts w:asciiTheme="minorHAnsi" w:hAnsiTheme="minorHAnsi" w:cstheme="minorHAnsi"/>
-          <w:sz w:val="20"/>
-          <w:szCs w:val="8"/>
-        </w:rPr>
-        <w:t xml:space="preserve"> ristoratori e piatti.</w:t>
+        <w:t xml:space="preserve"> Quando un utente cerca chi fa un determinato piatto il sistema controlla direttamente l’array interno dei ristoratori, evitando di dover associare le collections ristoratori e piatti.</w:t>
       </w:r>
     </w:p>
     <w:p>
@@ -3608,43 +2892,7 @@
           <w:sz w:val="20"/>
           <w:szCs w:val="8"/>
         </w:rPr>
-        <w:t xml:space="preserve"> Sono state implementate logiche specifiche per l'esclusione degli allergeni (usando operatori di negazione) e per il filtraggio tramite fasce di prezzo ($</w:t>
-      </w:r>
-      <w:proofErr w:type="spellStart"/>
-      <w:r>
-        <w:rPr>
-          <w:rFonts w:asciiTheme="minorHAnsi" w:hAnsiTheme="minorHAnsi" w:cstheme="minorHAnsi"/>
-          <w:sz w:val="20"/>
-          <w:szCs w:val="8"/>
-        </w:rPr>
-        <w:t>gte</w:t>
-      </w:r>
-      <w:proofErr w:type="spellEnd"/>
-      <w:r>
-        <w:rPr>
-          <w:rFonts w:asciiTheme="minorHAnsi" w:hAnsiTheme="minorHAnsi" w:cstheme="minorHAnsi"/>
-          <w:sz w:val="20"/>
-          <w:szCs w:val="8"/>
-        </w:rPr>
-        <w:t>, $</w:t>
-      </w:r>
-      <w:proofErr w:type="spellStart"/>
-      <w:r>
-        <w:rPr>
-          <w:rFonts w:asciiTheme="minorHAnsi" w:hAnsiTheme="minorHAnsi" w:cstheme="minorHAnsi"/>
-          <w:sz w:val="20"/>
-          <w:szCs w:val="8"/>
-        </w:rPr>
-        <w:t>lte</w:t>
-      </w:r>
-      <w:proofErr w:type="spellEnd"/>
-      <w:r>
-        <w:rPr>
-          <w:rFonts w:asciiTheme="minorHAnsi" w:hAnsiTheme="minorHAnsi" w:cstheme="minorHAnsi"/>
-          <w:sz w:val="20"/>
-          <w:szCs w:val="8"/>
-        </w:rPr>
-        <w:t>), permettendo query granulari.</w:t>
+        <w:t xml:space="preserve"> Sono state implementate logiche specifiche per l'esclusione degli allergeni (usando operatori di negazione) e per il filtraggio tramite fasce di prezzo ($gte, $lte), permettendo query granulari.</w:t>
       </w:r>
     </w:p>
     <w:p>
@@ -3752,25 +3000,7 @@
           <w:sz w:val="20"/>
           <w:szCs w:val="8"/>
         </w:rPr>
-        <w:t xml:space="preserve"> Il carrello viene salvato nel </w:t>
-      </w:r>
-      <w:proofErr w:type="spellStart"/>
-      <w:r>
-        <w:rPr>
-          <w:rFonts w:asciiTheme="minorHAnsi" w:hAnsiTheme="minorHAnsi" w:cstheme="minorHAnsi"/>
-          <w:sz w:val="20"/>
-          <w:szCs w:val="8"/>
-        </w:rPr>
-        <w:t>localStorage</w:t>
-      </w:r>
-      <w:proofErr w:type="spellEnd"/>
-      <w:r>
-        <w:rPr>
-          <w:rFonts w:asciiTheme="minorHAnsi" w:hAnsiTheme="minorHAnsi" w:cstheme="minorHAnsi"/>
-          <w:sz w:val="20"/>
-          <w:szCs w:val="8"/>
-        </w:rPr>
-        <w:t xml:space="preserve"> del browser. Questo evita la perdita dei piatti selezionati in caso di refresh della pagina o chiusura accidentale del browser. Prima del checkout, viene effettuata una validazione per impedire l'ordinazione da ristoranti multipli contemporaneamente.</w:t>
+        <w:t xml:space="preserve"> Il carrello viene salvato nel localStorage del browser. Questo evita la perdita dei piatti selezionati in caso di refresh della pagina o chiusura accidentale del browser. Prima del checkout, viene effettuata una validazione per impedire l'ordinazione da ristoranti multipli contemporaneamente.</w:t>
       </w:r>
     </w:p>
     <w:p>
@@ -3861,10 +3091,11 @@
           <w:sz w:val="20"/>
           <w:szCs w:val="8"/>
         </w:rPr>
-        <w:t xml:space="preserve">Gestione dei Dati: </w:t>
-      </w:r>
-      <w:proofErr w:type="spellStart"/>
-      <w:r>
+        <w:t>Gestione dei Dati: Denormalizzazione</w:t>
+      </w:r>
+    </w:p>
+    <w:p>
+      <w:pPr>
         <w:rPr>
           <w:rFonts w:asciiTheme="minorHAnsi" w:hAnsiTheme="minorHAnsi" w:cstheme="minorHAnsi"/>
           <w:b/>
@@ -3872,12 +3103,25 @@
           <w:sz w:val="20"/>
           <w:szCs w:val="8"/>
         </w:rPr>
-        <w:t>Denormalizzazione</w:t>
-      </w:r>
-      <w:proofErr w:type="spellEnd"/>
-    </w:p>
-    <w:p>
-      <w:pPr>
+      </w:pPr>
+    </w:p>
+    <w:p>
+      <w:pPr>
+        <w:rPr>
+          <w:rFonts w:asciiTheme="minorHAnsi" w:hAnsiTheme="minorHAnsi" w:cstheme="minorHAnsi"/>
+          <w:sz w:val="20"/>
+          <w:szCs w:val="8"/>
+        </w:rPr>
+      </w:pPr>
+      <w:r>
+        <w:rPr>
+          <w:rFonts w:asciiTheme="minorHAnsi" w:hAnsiTheme="minorHAnsi" w:cstheme="minorHAnsi"/>
+          <w:sz w:val="20"/>
+          <w:szCs w:val="8"/>
+        </w:rPr>
+        <w:t xml:space="preserve">Per la gestione dei piatti è stato adottato un approccio ibrido basato sulla </w:t>
+      </w:r>
+      <w:r>
         <w:rPr>
           <w:rFonts w:asciiTheme="minorHAnsi" w:hAnsiTheme="minorHAnsi" w:cstheme="minorHAnsi"/>
           <w:b/>
@@ -3885,36 +3129,8 @@
           <w:sz w:val="20"/>
           <w:szCs w:val="8"/>
         </w:rPr>
-      </w:pPr>
-    </w:p>
-    <w:p>
-      <w:pPr>
-        <w:rPr>
-          <w:rFonts w:asciiTheme="minorHAnsi" w:hAnsiTheme="minorHAnsi" w:cstheme="minorHAnsi"/>
-          <w:sz w:val="20"/>
-          <w:szCs w:val="8"/>
-        </w:rPr>
-      </w:pPr>
-      <w:r>
-        <w:rPr>
-          <w:rFonts w:asciiTheme="minorHAnsi" w:hAnsiTheme="minorHAnsi" w:cstheme="minorHAnsi"/>
-          <w:sz w:val="20"/>
-          <w:szCs w:val="8"/>
-        </w:rPr>
-        <w:t xml:space="preserve">Per la gestione dei piatti è stato adottato un approccio ibrido basato sulla </w:t>
-      </w:r>
-      <w:proofErr w:type="spellStart"/>
-      <w:r>
-        <w:rPr>
-          <w:rFonts w:asciiTheme="minorHAnsi" w:hAnsiTheme="minorHAnsi" w:cstheme="minorHAnsi"/>
-          <w:b/>
-          <w:bCs/>
-          <w:sz w:val="20"/>
-          <w:szCs w:val="8"/>
-        </w:rPr>
         <w:t>denormalizzazione</w:t>
       </w:r>
-      <w:proofErr w:type="spellEnd"/>
       <w:r>
         <w:rPr>
           <w:rFonts w:asciiTheme="minorHAnsi" w:hAnsiTheme="minorHAnsi" w:cstheme="minorHAnsi"/>
@@ -4105,7 +3321,6 @@
         </w:rPr>
         <w:t xml:space="preserve"> contenuto nel documento del ristorante. Questo evita operazioni di aggregazione complesse e riduce il carico sul database, ottenendo tutti i dati con una singola lettura (</w:t>
       </w:r>
-      <w:proofErr w:type="spellStart"/>
       <w:r>
         <w:rPr>
           <w:rStyle w:val="CodiceHTML"/>
@@ -4113,7 +3328,6 @@
         </w:rPr>
         <w:t>findOne</w:t>
       </w:r>
-      <w:proofErr w:type="spellEnd"/>
       <w:r>
         <w:rPr>
           <w:rFonts w:asciiTheme="minorHAnsi" w:hAnsiTheme="minorHAnsi" w:cstheme="minorHAnsi"/>
@@ -4278,325 +3492,144 @@
           <w:sz w:val="20"/>
           <w:szCs w:val="8"/>
         </w:rPr>
-        <w:t xml:space="preserve">  "_id": </w:t>
-      </w:r>
-      <w:proofErr w:type="spellStart"/>
-      <w:proofErr w:type="gramStart"/>
-      <w:r>
+        <w:t xml:space="preserve">  "_id": ObjectId("..."),</w:t>
+      </w:r>
+    </w:p>
+    <w:p>
+      <w:pPr>
         <w:rPr>
           <w:rFonts w:ascii="Courier New" w:hAnsi="Courier New" w:cs="Courier New"/>
           <w:sz w:val="20"/>
           <w:szCs w:val="8"/>
         </w:rPr>
-        <w:t>ObjectId</w:t>
-      </w:r>
-      <w:proofErr w:type="spellEnd"/>
+      </w:pPr>
       <w:r>
         <w:rPr>
           <w:rFonts w:ascii="Courier New" w:hAnsi="Courier New" w:cs="Courier New"/>
           <w:sz w:val="20"/>
           <w:szCs w:val="8"/>
         </w:rPr>
-        <w:t>(</w:t>
-      </w:r>
-      <w:proofErr w:type="gramEnd"/>
-      <w:r>
+        <w:t xml:space="preserve">  "nome": "Mario",</w:t>
+      </w:r>
+    </w:p>
+    <w:p>
+      <w:pPr>
         <w:rPr>
           <w:rFonts w:ascii="Courier New" w:hAnsi="Courier New" w:cs="Courier New"/>
           <w:sz w:val="20"/>
           <w:szCs w:val="8"/>
         </w:rPr>
-        <w:t>"..."),</w:t>
-      </w:r>
-    </w:p>
-    <w:p>
-      <w:pPr>
+      </w:pPr>
+      <w:r>
         <w:rPr>
           <w:rFonts w:ascii="Courier New" w:hAnsi="Courier New" w:cs="Courier New"/>
           <w:sz w:val="20"/>
           <w:szCs w:val="8"/>
         </w:rPr>
-      </w:pPr>
-      <w:r>
+        <w:t xml:space="preserve">  "cognome": "Rossi",</w:t>
+      </w:r>
+    </w:p>
+    <w:p>
+      <w:pPr>
         <w:rPr>
           <w:rFonts w:ascii="Courier New" w:hAnsi="Courier New" w:cs="Courier New"/>
           <w:sz w:val="20"/>
           <w:szCs w:val="8"/>
         </w:rPr>
-        <w:t xml:space="preserve">  "nome": "Mario",</w:t>
-      </w:r>
-    </w:p>
-    <w:p>
-      <w:pPr>
+      </w:pPr>
+      <w:r>
         <w:rPr>
           <w:rFonts w:ascii="Courier New" w:hAnsi="Courier New" w:cs="Courier New"/>
           <w:sz w:val="20"/>
           <w:szCs w:val="8"/>
         </w:rPr>
-      </w:pPr>
-      <w:r>
+        <w:t xml:space="preserve">  "email": "mario@email.com",</w:t>
+      </w:r>
+    </w:p>
+    <w:p>
+      <w:pPr>
         <w:rPr>
           <w:rFonts w:ascii="Courier New" w:hAnsi="Courier New" w:cs="Courier New"/>
           <w:sz w:val="20"/>
           <w:szCs w:val="8"/>
         </w:rPr>
-        <w:t xml:space="preserve">  "cognome": "Rossi",</w:t>
-      </w:r>
-    </w:p>
-    <w:p>
-      <w:pPr>
+      </w:pPr>
+      <w:r>
         <w:rPr>
           <w:rFonts w:ascii="Courier New" w:hAnsi="Courier New" w:cs="Courier New"/>
           <w:sz w:val="20"/>
           <w:szCs w:val="8"/>
         </w:rPr>
-      </w:pPr>
-      <w:r>
+        <w:t xml:space="preserve">  "password": "password123",</w:t>
+      </w:r>
+    </w:p>
+    <w:p>
+      <w:pPr>
         <w:rPr>
           <w:rFonts w:ascii="Courier New" w:hAnsi="Courier New" w:cs="Courier New"/>
           <w:sz w:val="20"/>
           <w:szCs w:val="8"/>
         </w:rPr>
-        <w:t xml:space="preserve">  "email": "mario@email.com",</w:t>
-      </w:r>
-    </w:p>
-    <w:p>
-      <w:pPr>
+      </w:pPr>
+      <w:r>
         <w:rPr>
           <w:rFonts w:ascii="Courier New" w:hAnsi="Courier New" w:cs="Courier New"/>
           <w:sz w:val="20"/>
           <w:szCs w:val="8"/>
         </w:rPr>
-      </w:pPr>
-      <w:r>
+        <w:t xml:space="preserve">  "preferenze": ["Pizza", "Sushi"],</w:t>
+      </w:r>
+    </w:p>
+    <w:p>
+      <w:pPr>
         <w:rPr>
           <w:rFonts w:ascii="Courier New" w:hAnsi="Courier New" w:cs="Courier New"/>
           <w:sz w:val="20"/>
           <w:szCs w:val="8"/>
         </w:rPr>
-        <w:t xml:space="preserve">  "password": "password123",</w:t>
-      </w:r>
-    </w:p>
-    <w:p>
-      <w:pPr>
+      </w:pPr>
+      <w:r>
         <w:rPr>
           <w:rFonts w:ascii="Courier New" w:hAnsi="Courier New" w:cs="Courier New"/>
           <w:sz w:val="20"/>
           <w:szCs w:val="8"/>
         </w:rPr>
-      </w:pPr>
-      <w:r>
+        <w:t xml:space="preserve">  "metodoPagamento": "carta_credito",</w:t>
+      </w:r>
+    </w:p>
+    <w:p>
+      <w:pPr>
         <w:rPr>
           <w:rFonts w:ascii="Courier New" w:hAnsi="Courier New" w:cs="Courier New"/>
           <w:sz w:val="20"/>
           <w:szCs w:val="8"/>
         </w:rPr>
-        <w:t xml:space="preserve">  "preferenze": ["Pizza", "Sushi"],</w:t>
-      </w:r>
-    </w:p>
-    <w:p>
-      <w:pPr>
+      </w:pPr>
+      <w:r>
         <w:rPr>
           <w:rFonts w:ascii="Courier New" w:hAnsi="Courier New" w:cs="Courier New"/>
           <w:sz w:val="20"/>
           <w:szCs w:val="8"/>
         </w:rPr>
-      </w:pPr>
-      <w:r>
+        <w:lastRenderedPageBreak/>
+        <w:t xml:space="preserve">  "datiCarta": { "numero": "...", "cvv": "..." },</w:t>
+      </w:r>
+    </w:p>
+    <w:p>
+      <w:pPr>
         <w:rPr>
           <w:rFonts w:ascii="Courier New" w:hAnsi="Courier New" w:cs="Courier New"/>
           <w:sz w:val="20"/>
           <w:szCs w:val="8"/>
         </w:rPr>
-        <w:t xml:space="preserve">  "</w:t>
-      </w:r>
-      <w:proofErr w:type="spellStart"/>
+      </w:pPr>
       <w:r>
         <w:rPr>
           <w:rFonts w:ascii="Courier New" w:hAnsi="Courier New" w:cs="Courier New"/>
           <w:sz w:val="20"/>
           <w:szCs w:val="8"/>
         </w:rPr>
-        <w:t>metodoPagamento</w:t>
-      </w:r>
-      <w:proofErr w:type="spellEnd"/>
-      <w:r>
-        <w:rPr>
-          <w:rFonts w:ascii="Courier New" w:hAnsi="Courier New" w:cs="Courier New"/>
-          <w:sz w:val="20"/>
-          <w:szCs w:val="8"/>
-        </w:rPr>
-        <w:t>": "</w:t>
-      </w:r>
-      <w:proofErr w:type="spellStart"/>
-      <w:r>
-        <w:rPr>
-          <w:rFonts w:ascii="Courier New" w:hAnsi="Courier New" w:cs="Courier New"/>
-          <w:sz w:val="20"/>
-          <w:szCs w:val="8"/>
-        </w:rPr>
-        <w:t>carta_credito</w:t>
-      </w:r>
-      <w:proofErr w:type="spellEnd"/>
-      <w:r>
-        <w:rPr>
-          <w:rFonts w:ascii="Courier New" w:hAnsi="Courier New" w:cs="Courier New"/>
-          <w:sz w:val="20"/>
-          <w:szCs w:val="8"/>
-        </w:rPr>
-        <w:t>",</w:t>
-      </w:r>
-    </w:p>
-    <w:p>
-      <w:pPr>
-        <w:rPr>
-          <w:rFonts w:ascii="Courier New" w:hAnsi="Courier New" w:cs="Courier New"/>
-          <w:sz w:val="20"/>
-          <w:szCs w:val="8"/>
-        </w:rPr>
-      </w:pPr>
-      <w:r>
-        <w:rPr>
-          <w:rFonts w:ascii="Courier New" w:hAnsi="Courier New" w:cs="Courier New"/>
-          <w:sz w:val="20"/>
-          <w:szCs w:val="8"/>
-        </w:rPr>
-        <w:t xml:space="preserve">  "</w:t>
-      </w:r>
-      <w:proofErr w:type="spellStart"/>
-      <w:r>
-        <w:rPr>
-          <w:rFonts w:ascii="Courier New" w:hAnsi="Courier New" w:cs="Courier New"/>
-          <w:sz w:val="20"/>
-          <w:szCs w:val="8"/>
-        </w:rPr>
-        <w:t>datiCarta</w:t>
-      </w:r>
-      <w:proofErr w:type="spellEnd"/>
-      <w:r>
-        <w:rPr>
-          <w:rFonts w:ascii="Courier New" w:hAnsi="Courier New" w:cs="Courier New"/>
-          <w:sz w:val="20"/>
-          <w:szCs w:val="8"/>
-        </w:rPr>
-        <w:t xml:space="preserve">": </w:t>
-      </w:r>
-      <w:proofErr w:type="gramStart"/>
-      <w:r>
-        <w:rPr>
-          <w:rFonts w:ascii="Courier New" w:hAnsi="Courier New" w:cs="Courier New"/>
-          <w:sz w:val="20"/>
-          <w:szCs w:val="8"/>
-        </w:rPr>
-        <w:t>{ "</w:t>
-      </w:r>
-      <w:proofErr w:type="gramEnd"/>
-      <w:r>
-        <w:rPr>
-          <w:rFonts w:ascii="Courier New" w:hAnsi="Courier New" w:cs="Courier New"/>
-          <w:sz w:val="20"/>
-          <w:szCs w:val="8"/>
-        </w:rPr>
-        <w:t>numero": "...", "</w:t>
-      </w:r>
-      <w:proofErr w:type="spellStart"/>
-      <w:r>
-        <w:rPr>
-          <w:rFonts w:ascii="Courier New" w:hAnsi="Courier New" w:cs="Courier New"/>
-          <w:sz w:val="20"/>
-          <w:szCs w:val="8"/>
-        </w:rPr>
-        <w:t>cvv</w:t>
-      </w:r>
-      <w:proofErr w:type="spellEnd"/>
-      <w:r>
-        <w:rPr>
-          <w:rFonts w:ascii="Courier New" w:hAnsi="Courier New" w:cs="Courier New"/>
-          <w:sz w:val="20"/>
-          <w:szCs w:val="8"/>
-        </w:rPr>
-        <w:t xml:space="preserve">": </w:t>
-      </w:r>
-      <w:proofErr w:type="gramStart"/>
-      <w:r>
-        <w:rPr>
-          <w:rFonts w:ascii="Courier New" w:hAnsi="Courier New" w:cs="Courier New"/>
-          <w:sz w:val="20"/>
-          <w:szCs w:val="8"/>
-        </w:rPr>
-        <w:t>"..." }</w:t>
-      </w:r>
-      <w:proofErr w:type="gramEnd"/>
-      <w:r>
-        <w:rPr>
-          <w:rFonts w:ascii="Courier New" w:hAnsi="Courier New" w:cs="Courier New"/>
-          <w:sz w:val="20"/>
-          <w:szCs w:val="8"/>
-        </w:rPr>
-        <w:t>,</w:t>
-      </w:r>
-    </w:p>
-    <w:p>
-      <w:pPr>
-        <w:rPr>
-          <w:rFonts w:ascii="Courier New" w:hAnsi="Courier New" w:cs="Courier New"/>
-          <w:sz w:val="20"/>
-          <w:szCs w:val="8"/>
-        </w:rPr>
-      </w:pPr>
-      <w:r>
-        <w:rPr>
-          <w:rFonts w:ascii="Courier New" w:hAnsi="Courier New" w:cs="Courier New"/>
-          <w:sz w:val="20"/>
-          <w:szCs w:val="8"/>
-        </w:rPr>
-        <w:t xml:space="preserve">  "</w:t>
-      </w:r>
-      <w:proofErr w:type="spellStart"/>
-      <w:r>
-        <w:rPr>
-          <w:rFonts w:ascii="Courier New" w:hAnsi="Courier New" w:cs="Courier New"/>
-          <w:sz w:val="20"/>
-          <w:szCs w:val="8"/>
-        </w:rPr>
-        <w:t>createdAt</w:t>
-      </w:r>
-      <w:proofErr w:type="spellEnd"/>
-      <w:r>
-        <w:rPr>
-          <w:rFonts w:ascii="Courier New" w:hAnsi="Courier New" w:cs="Courier New"/>
-          <w:sz w:val="20"/>
-          <w:szCs w:val="8"/>
-        </w:rPr>
-        <w:t xml:space="preserve">": </w:t>
-      </w:r>
-      <w:proofErr w:type="spellStart"/>
-      <w:proofErr w:type="gramStart"/>
-      <w:r>
-        <w:rPr>
-          <w:rFonts w:ascii="Courier New" w:hAnsi="Courier New" w:cs="Courier New"/>
-          <w:sz w:val="20"/>
-          <w:szCs w:val="8"/>
-        </w:rPr>
-        <w:t>ISODate</w:t>
-      </w:r>
-      <w:proofErr w:type="spellEnd"/>
-      <w:r>
-        <w:rPr>
-          <w:rFonts w:ascii="Courier New" w:hAnsi="Courier New" w:cs="Courier New"/>
-          <w:sz w:val="20"/>
-          <w:szCs w:val="8"/>
-        </w:rPr>
-        <w:t>(</w:t>
-      </w:r>
-      <w:proofErr w:type="gramEnd"/>
-      <w:r>
-        <w:rPr>
-          <w:rFonts w:ascii="Courier New" w:hAnsi="Courier New" w:cs="Courier New"/>
-          <w:sz w:val="20"/>
-          <w:szCs w:val="8"/>
-        </w:rPr>
-        <w:t>"...")</w:t>
+        <w:t xml:space="preserve">  "createdAt": ISODate("...")</w:t>
       </w:r>
     </w:p>
     <w:p>
@@ -4632,7 +3665,6 @@
           <w:sz w:val="20"/>
           <w:szCs w:val="8"/>
         </w:rPr>
-        <w:lastRenderedPageBreak/>
         <w:t>Ristoratori</w:t>
       </w:r>
       <w:r>
@@ -4702,244 +3734,126 @@
           <w:sz w:val="20"/>
           <w:szCs w:val="8"/>
         </w:rPr>
-        <w:t xml:space="preserve">  "_id": </w:t>
-      </w:r>
-      <w:proofErr w:type="spellStart"/>
-      <w:proofErr w:type="gramStart"/>
-      <w:r>
+        <w:t xml:space="preserve">  "_id": ObjectId("..."),</w:t>
+      </w:r>
+    </w:p>
+    <w:p>
+      <w:pPr>
         <w:rPr>
           <w:rFonts w:ascii="Courier New" w:hAnsi="Courier New" w:cs="Courier New"/>
           <w:sz w:val="20"/>
           <w:szCs w:val="8"/>
         </w:rPr>
-        <w:t>ObjectId</w:t>
-      </w:r>
-      <w:proofErr w:type="spellEnd"/>
+      </w:pPr>
       <w:r>
         <w:rPr>
           <w:rFonts w:ascii="Courier New" w:hAnsi="Courier New" w:cs="Courier New"/>
           <w:sz w:val="20"/>
           <w:szCs w:val="8"/>
         </w:rPr>
-        <w:t>(</w:t>
-      </w:r>
-      <w:proofErr w:type="gramEnd"/>
-      <w:r>
+        <w:t xml:space="preserve">  "nomeRistorante": "Pizzeria da Mario",</w:t>
+      </w:r>
+    </w:p>
+    <w:p>
+      <w:pPr>
         <w:rPr>
           <w:rFonts w:ascii="Courier New" w:hAnsi="Courier New" w:cs="Courier New"/>
           <w:sz w:val="20"/>
           <w:szCs w:val="8"/>
         </w:rPr>
-        <w:t>"..."),</w:t>
-      </w:r>
-    </w:p>
-    <w:p>
-      <w:pPr>
+      </w:pPr>
+      <w:r>
         <w:rPr>
           <w:rFonts w:ascii="Courier New" w:hAnsi="Courier New" w:cs="Courier New"/>
           <w:sz w:val="20"/>
           <w:szCs w:val="8"/>
         </w:rPr>
-      </w:pPr>
-      <w:r>
+        <w:t xml:space="preserve">  "email": "ristorante@email.com",</w:t>
+      </w:r>
+    </w:p>
+    <w:p>
+      <w:pPr>
         <w:rPr>
           <w:rFonts w:ascii="Courier New" w:hAnsi="Courier New" w:cs="Courier New"/>
           <w:sz w:val="20"/>
           <w:szCs w:val="8"/>
         </w:rPr>
-        <w:t xml:space="preserve">  "</w:t>
-      </w:r>
-      <w:proofErr w:type="spellStart"/>
+      </w:pPr>
       <w:r>
         <w:rPr>
           <w:rFonts w:ascii="Courier New" w:hAnsi="Courier New" w:cs="Courier New"/>
           <w:sz w:val="20"/>
           <w:szCs w:val="8"/>
         </w:rPr>
-        <w:t>nomeRistorante</w:t>
-      </w:r>
-      <w:proofErr w:type="spellEnd"/>
-      <w:r>
+        <w:t xml:space="preserve">  "indirizzo": "Via Roma 10, Milano",</w:t>
+      </w:r>
+    </w:p>
+    <w:p>
+      <w:pPr>
         <w:rPr>
           <w:rFonts w:ascii="Courier New" w:hAnsi="Courier New" w:cs="Courier New"/>
           <w:sz w:val="20"/>
           <w:szCs w:val="8"/>
         </w:rPr>
-        <w:t>": "Pizzeria da Mario",</w:t>
-      </w:r>
-    </w:p>
-    <w:p>
-      <w:pPr>
+      </w:pPr>
+      <w:r>
         <w:rPr>
           <w:rFonts w:ascii="Courier New" w:hAnsi="Courier New" w:cs="Courier New"/>
           <w:sz w:val="20"/>
           <w:szCs w:val="8"/>
         </w:rPr>
-      </w:pPr>
-      <w:r>
+        <w:t xml:space="preserve">  "piva": "12345678901",</w:t>
+      </w:r>
+    </w:p>
+    <w:p>
+      <w:pPr>
         <w:rPr>
           <w:rFonts w:ascii="Courier New" w:hAnsi="Courier New" w:cs="Courier New"/>
           <w:sz w:val="20"/>
           <w:szCs w:val="8"/>
         </w:rPr>
-        <w:t xml:space="preserve">  "email": "ristorante@email.com",</w:t>
-      </w:r>
-    </w:p>
-    <w:p>
-      <w:pPr>
+      </w:pPr>
+      <w:r>
         <w:rPr>
           <w:rFonts w:ascii="Courier New" w:hAnsi="Courier New" w:cs="Courier New"/>
           <w:sz w:val="20"/>
           <w:szCs w:val="8"/>
         </w:rPr>
-      </w:pPr>
-      <w:r>
+        <w:t xml:space="preserve">  "lat": 45.4642,</w:t>
+      </w:r>
+    </w:p>
+    <w:p>
+      <w:pPr>
         <w:rPr>
           <w:rFonts w:ascii="Courier New" w:hAnsi="Courier New" w:cs="Courier New"/>
           <w:sz w:val="20"/>
           <w:szCs w:val="8"/>
         </w:rPr>
-        <w:t xml:space="preserve">  "indirizzo": "Via Roma 10, Milano",</w:t>
-      </w:r>
-    </w:p>
-    <w:p>
-      <w:pPr>
+      </w:pPr>
+      <w:r>
         <w:rPr>
           <w:rFonts w:ascii="Courier New" w:hAnsi="Courier New" w:cs="Courier New"/>
           <w:sz w:val="20"/>
           <w:szCs w:val="8"/>
         </w:rPr>
-      </w:pPr>
-      <w:r>
+        <w:t xml:space="preserve">  "lon": 9.1900,</w:t>
+      </w:r>
+    </w:p>
+    <w:p>
+      <w:pPr>
         <w:rPr>
           <w:rFonts w:ascii="Courier New" w:hAnsi="Courier New" w:cs="Courier New"/>
           <w:sz w:val="20"/>
           <w:szCs w:val="8"/>
         </w:rPr>
-        <w:t xml:space="preserve">  "piva": "12345678901",</w:t>
-      </w:r>
-    </w:p>
-    <w:p>
-      <w:pPr>
+      </w:pPr>
+      <w:r>
         <w:rPr>
           <w:rFonts w:ascii="Courier New" w:hAnsi="Courier New" w:cs="Courier New"/>
           <w:sz w:val="20"/>
           <w:szCs w:val="8"/>
         </w:rPr>
-      </w:pPr>
-      <w:r>
-        <w:rPr>
-          <w:rFonts w:ascii="Courier New" w:hAnsi="Courier New" w:cs="Courier New"/>
-          <w:sz w:val="20"/>
-          <w:szCs w:val="8"/>
-        </w:rPr>
-        <w:t xml:space="preserve">  "</w:t>
-      </w:r>
-      <w:proofErr w:type="spellStart"/>
-      <w:r>
-        <w:rPr>
-          <w:rFonts w:ascii="Courier New" w:hAnsi="Courier New" w:cs="Courier New"/>
-          <w:sz w:val="20"/>
-          <w:szCs w:val="8"/>
-        </w:rPr>
-        <w:t>lat</w:t>
-      </w:r>
-      <w:proofErr w:type="spellEnd"/>
-      <w:r>
-        <w:rPr>
-          <w:rFonts w:ascii="Courier New" w:hAnsi="Courier New" w:cs="Courier New"/>
-          <w:sz w:val="20"/>
-          <w:szCs w:val="8"/>
-        </w:rPr>
-        <w:t>": 45.4642,</w:t>
-      </w:r>
-    </w:p>
-    <w:p>
-      <w:pPr>
-        <w:rPr>
-          <w:rFonts w:ascii="Courier New" w:hAnsi="Courier New" w:cs="Courier New"/>
-          <w:sz w:val="20"/>
-          <w:szCs w:val="8"/>
-        </w:rPr>
-      </w:pPr>
-      <w:r>
-        <w:rPr>
-          <w:rFonts w:ascii="Courier New" w:hAnsi="Courier New" w:cs="Courier New"/>
-          <w:sz w:val="20"/>
-          <w:szCs w:val="8"/>
-        </w:rPr>
-        <w:t xml:space="preserve">  "</w:t>
-      </w:r>
-      <w:proofErr w:type="spellStart"/>
-      <w:r>
-        <w:rPr>
-          <w:rFonts w:ascii="Courier New" w:hAnsi="Courier New" w:cs="Courier New"/>
-          <w:sz w:val="20"/>
-          <w:szCs w:val="8"/>
-        </w:rPr>
-        <w:t>lon</w:t>
-      </w:r>
-      <w:proofErr w:type="spellEnd"/>
-      <w:r>
-        <w:rPr>
-          <w:rFonts w:ascii="Courier New" w:hAnsi="Courier New" w:cs="Courier New"/>
-          <w:sz w:val="20"/>
-          <w:szCs w:val="8"/>
-        </w:rPr>
-        <w:t>": 9.1900,</w:t>
-      </w:r>
-    </w:p>
-    <w:p>
-      <w:pPr>
-        <w:rPr>
-          <w:rFonts w:ascii="Courier New" w:hAnsi="Courier New" w:cs="Courier New"/>
-          <w:sz w:val="20"/>
-          <w:szCs w:val="8"/>
-        </w:rPr>
-      </w:pPr>
-      <w:r>
-        <w:rPr>
-          <w:rFonts w:ascii="Courier New" w:hAnsi="Courier New" w:cs="Courier New"/>
-          <w:sz w:val="20"/>
-          <w:szCs w:val="8"/>
-        </w:rPr>
-        <w:t xml:space="preserve">  "piatti": </w:t>
-      </w:r>
-      <w:proofErr w:type="gramStart"/>
-      <w:r>
-        <w:rPr>
-          <w:rFonts w:ascii="Courier New" w:hAnsi="Courier New" w:cs="Courier New"/>
-          <w:sz w:val="20"/>
-          <w:szCs w:val="8"/>
-        </w:rPr>
-        <w:t>[ ...</w:t>
-      </w:r>
-      <w:proofErr w:type="gramEnd"/>
-      <w:r>
-        <w:rPr>
-          <w:rFonts w:ascii="Courier New" w:hAnsi="Courier New" w:cs="Courier New"/>
-          <w:sz w:val="20"/>
-          <w:szCs w:val="8"/>
-        </w:rPr>
-        <w:t xml:space="preserve"> ] // Array di </w:t>
-      </w:r>
-      <w:proofErr w:type="spellStart"/>
-      <w:r>
-        <w:rPr>
-          <w:rFonts w:ascii="Courier New" w:hAnsi="Courier New" w:cs="Courier New"/>
-          <w:sz w:val="20"/>
-          <w:szCs w:val="8"/>
-        </w:rPr>
-        <w:t>sottodocumenti</w:t>
-      </w:r>
-      <w:proofErr w:type="spellEnd"/>
-      <w:r>
-        <w:rPr>
-          <w:rFonts w:ascii="Courier New" w:hAnsi="Courier New" w:cs="Courier New"/>
-          <w:sz w:val="20"/>
-          <w:szCs w:val="8"/>
-        </w:rPr>
-        <w:t xml:space="preserve"> per ridondanza/efficienza</w:t>
+        <w:t xml:space="preserve">  "piatti": [ ... ] // Array di sottodocumenti per ridondanza/efficienza</w:t>
       </w:r>
     </w:p>
     <w:p>
@@ -5002,25 +3916,7 @@
           <w:szCs w:val="8"/>
         </w:rPr>
         <w:br/>
-        <w:t xml:space="preserve">Collegati ai ristoratori tramite </w:t>
-      </w:r>
-      <w:proofErr w:type="spellStart"/>
-      <w:r>
-        <w:rPr>
-          <w:rFonts w:asciiTheme="minorHAnsi" w:hAnsiTheme="minorHAnsi" w:cstheme="minorHAnsi"/>
-          <w:sz w:val="20"/>
-          <w:szCs w:val="8"/>
-        </w:rPr>
-        <w:t>ristoranteId</w:t>
-      </w:r>
-      <w:proofErr w:type="spellEnd"/>
-      <w:r>
-        <w:rPr>
-          <w:rFonts w:asciiTheme="minorHAnsi" w:hAnsiTheme="minorHAnsi" w:cstheme="minorHAnsi"/>
-          <w:sz w:val="20"/>
-          <w:szCs w:val="8"/>
-        </w:rPr>
-        <w:t>.</w:t>
+        <w:t>Collegati ai ristoratori tramite ristoranteId.</w:t>
       </w:r>
     </w:p>
     <w:p>
@@ -5080,253 +3976,143 @@
           <w:sz w:val="20"/>
           <w:szCs w:val="8"/>
         </w:rPr>
-        <w:t xml:space="preserve">  "_id": </w:t>
-      </w:r>
-      <w:proofErr w:type="spellStart"/>
-      <w:proofErr w:type="gramStart"/>
-      <w:r>
+        <w:t xml:space="preserve">  "_id": ObjectId("..."),</w:t>
+      </w:r>
+    </w:p>
+    <w:p>
+      <w:pPr>
         <w:rPr>
           <w:rFonts w:ascii="Courier New" w:hAnsi="Courier New" w:cs="Courier New"/>
           <w:sz w:val="20"/>
           <w:szCs w:val="8"/>
         </w:rPr>
-        <w:t>ObjectId</w:t>
-      </w:r>
-      <w:proofErr w:type="spellEnd"/>
+      </w:pPr>
       <w:r>
         <w:rPr>
           <w:rFonts w:ascii="Courier New" w:hAnsi="Courier New" w:cs="Courier New"/>
           <w:sz w:val="20"/>
           <w:szCs w:val="8"/>
         </w:rPr>
-        <w:t>(</w:t>
-      </w:r>
-      <w:proofErr w:type="gramEnd"/>
-      <w:r>
+        <w:t xml:space="preserve">  "nome": "Pizza Margherita",</w:t>
+      </w:r>
+    </w:p>
+    <w:p>
+      <w:pPr>
         <w:rPr>
           <w:rFonts w:ascii="Courier New" w:hAnsi="Courier New" w:cs="Courier New"/>
           <w:sz w:val="20"/>
           <w:szCs w:val="8"/>
         </w:rPr>
-        <w:t>"..."),</w:t>
-      </w:r>
-    </w:p>
-    <w:p>
-      <w:pPr>
+      </w:pPr>
+      <w:r>
         <w:rPr>
           <w:rFonts w:ascii="Courier New" w:hAnsi="Courier New" w:cs="Courier New"/>
           <w:sz w:val="20"/>
           <w:szCs w:val="8"/>
         </w:rPr>
-      </w:pPr>
-      <w:r>
+        <w:t xml:space="preserve">  "prezzo": 8.50,</w:t>
+      </w:r>
+    </w:p>
+    <w:p>
+      <w:pPr>
         <w:rPr>
           <w:rFonts w:ascii="Courier New" w:hAnsi="Courier New" w:cs="Courier New"/>
           <w:sz w:val="20"/>
           <w:szCs w:val="8"/>
         </w:rPr>
-        <w:t xml:space="preserve">  "nome": "Pizza Margherita",</w:t>
-      </w:r>
-    </w:p>
-    <w:p>
-      <w:pPr>
+      </w:pPr>
+      <w:r>
         <w:rPr>
           <w:rFonts w:ascii="Courier New" w:hAnsi="Courier New" w:cs="Courier New"/>
           <w:sz w:val="20"/>
           <w:szCs w:val="8"/>
         </w:rPr>
-      </w:pPr>
-      <w:r>
+        <w:t xml:space="preserve">  "categoria": "Pizza",</w:t>
+      </w:r>
+    </w:p>
+    <w:p>
+      <w:pPr>
         <w:rPr>
           <w:rFonts w:ascii="Courier New" w:hAnsi="Courier New" w:cs="Courier New"/>
           <w:sz w:val="20"/>
           <w:szCs w:val="8"/>
         </w:rPr>
-        <w:t xml:space="preserve">  "prezzo": 8.50,</w:t>
-      </w:r>
-    </w:p>
-    <w:p>
-      <w:pPr>
+      </w:pPr>
+      <w:r>
         <w:rPr>
           <w:rFonts w:ascii="Courier New" w:hAnsi="Courier New" w:cs="Courier New"/>
           <w:sz w:val="20"/>
           <w:szCs w:val="8"/>
         </w:rPr>
-      </w:pPr>
-      <w:r>
+        <w:t xml:space="preserve">  “tempo”: 15,</w:t>
+      </w:r>
+    </w:p>
+    <w:p>
+      <w:pPr>
         <w:rPr>
           <w:rFonts w:ascii="Courier New" w:hAnsi="Courier New" w:cs="Courier New"/>
           <w:sz w:val="20"/>
           <w:szCs w:val="8"/>
         </w:rPr>
-        <w:t xml:space="preserve">  "categoria": "Pizza",</w:t>
-      </w:r>
-    </w:p>
-    <w:p>
-      <w:pPr>
+      </w:pPr>
+      <w:r>
         <w:rPr>
           <w:rFonts w:ascii="Courier New" w:hAnsi="Courier New" w:cs="Courier New"/>
           <w:sz w:val="20"/>
           <w:szCs w:val="8"/>
         </w:rPr>
-      </w:pPr>
-      <w:r>
+        <w:t xml:space="preserve">  "ingredienti": "Pomodoro, Mozzarella, Basilico",</w:t>
+      </w:r>
+    </w:p>
+    <w:p>
+      <w:pPr>
         <w:rPr>
           <w:rFonts w:ascii="Courier New" w:hAnsi="Courier New" w:cs="Courier New"/>
           <w:sz w:val="20"/>
           <w:szCs w:val="8"/>
         </w:rPr>
-        <w:t xml:space="preserve">  “tempo”: 15,</w:t>
-      </w:r>
-    </w:p>
-    <w:p>
-      <w:pPr>
+      </w:pPr>
+      <w:r>
         <w:rPr>
           <w:rFonts w:ascii="Courier New" w:hAnsi="Courier New" w:cs="Courier New"/>
           <w:sz w:val="20"/>
           <w:szCs w:val="8"/>
         </w:rPr>
-      </w:pPr>
-      <w:r>
+        <w:t xml:space="preserve">  "ristoranteId": ObjectId("..."), // Foreign Key logica</w:t>
+      </w:r>
+    </w:p>
+    <w:p>
+      <w:pPr>
         <w:rPr>
           <w:rFonts w:ascii="Courier New" w:hAnsi="Courier New" w:cs="Courier New"/>
           <w:sz w:val="20"/>
           <w:szCs w:val="8"/>
         </w:rPr>
-        <w:t xml:space="preserve">  "ingredienti": "Pomodoro, Mozzarella, Basilico",</w:t>
-      </w:r>
-    </w:p>
-    <w:p>
-      <w:pPr>
+      </w:pPr>
+      <w:r>
         <w:rPr>
           <w:rFonts w:ascii="Courier New" w:hAnsi="Courier New" w:cs="Courier New"/>
           <w:sz w:val="20"/>
           <w:szCs w:val="8"/>
         </w:rPr>
-      </w:pPr>
-      <w:r>
+        <w:t xml:space="preserve">  "ristoranteNome": "Pizzeria da Mario",</w:t>
+      </w:r>
+    </w:p>
+    <w:p>
+      <w:pPr>
         <w:rPr>
           <w:rFonts w:ascii="Courier New" w:hAnsi="Courier New" w:cs="Courier New"/>
           <w:sz w:val="20"/>
           <w:szCs w:val="8"/>
         </w:rPr>
-        <w:t xml:space="preserve">  "</w:t>
-      </w:r>
-      <w:proofErr w:type="spellStart"/>
+      </w:pPr>
       <w:r>
         <w:rPr>
           <w:rFonts w:ascii="Courier New" w:hAnsi="Courier New" w:cs="Courier New"/>
           <w:sz w:val="20"/>
           <w:szCs w:val="8"/>
         </w:rPr>
-        <w:t>ristoranteId</w:t>
-      </w:r>
-      <w:proofErr w:type="spellEnd"/>
-      <w:r>
-        <w:rPr>
-          <w:rFonts w:ascii="Courier New" w:hAnsi="Courier New" w:cs="Courier New"/>
-          <w:sz w:val="20"/>
-          <w:szCs w:val="8"/>
-        </w:rPr>
-        <w:t xml:space="preserve">": </w:t>
-      </w:r>
-      <w:proofErr w:type="spellStart"/>
-      <w:proofErr w:type="gramStart"/>
-      <w:r>
-        <w:rPr>
-          <w:rFonts w:ascii="Courier New" w:hAnsi="Courier New" w:cs="Courier New"/>
-          <w:sz w:val="20"/>
-          <w:szCs w:val="8"/>
-        </w:rPr>
-        <w:t>ObjectId</w:t>
-      </w:r>
-      <w:proofErr w:type="spellEnd"/>
-      <w:r>
-        <w:rPr>
-          <w:rFonts w:ascii="Courier New" w:hAnsi="Courier New" w:cs="Courier New"/>
-          <w:sz w:val="20"/>
-          <w:szCs w:val="8"/>
-        </w:rPr>
-        <w:t>(</w:t>
-      </w:r>
-      <w:proofErr w:type="gramEnd"/>
-      <w:r>
-        <w:rPr>
-          <w:rFonts w:ascii="Courier New" w:hAnsi="Courier New" w:cs="Courier New"/>
-          <w:sz w:val="20"/>
-          <w:szCs w:val="8"/>
-        </w:rPr>
-        <w:t>"..."), // Foreign Key logica</w:t>
-      </w:r>
-    </w:p>
-    <w:p>
-      <w:pPr>
-        <w:rPr>
-          <w:rFonts w:ascii="Courier New" w:hAnsi="Courier New" w:cs="Courier New"/>
-          <w:sz w:val="20"/>
-          <w:szCs w:val="8"/>
-        </w:rPr>
-      </w:pPr>
-      <w:r>
-        <w:rPr>
-          <w:rFonts w:ascii="Courier New" w:hAnsi="Courier New" w:cs="Courier New"/>
-          <w:sz w:val="20"/>
-          <w:szCs w:val="8"/>
-        </w:rPr>
-        <w:t xml:space="preserve">  "</w:t>
-      </w:r>
-      <w:proofErr w:type="spellStart"/>
-      <w:r>
-        <w:rPr>
-          <w:rFonts w:ascii="Courier New" w:hAnsi="Courier New" w:cs="Courier New"/>
-          <w:sz w:val="20"/>
-          <w:szCs w:val="8"/>
-        </w:rPr>
-        <w:t>ristoranteNome</w:t>
-      </w:r>
-      <w:proofErr w:type="spellEnd"/>
-      <w:r>
-        <w:rPr>
-          <w:rFonts w:ascii="Courier New" w:hAnsi="Courier New" w:cs="Courier New"/>
-          <w:sz w:val="20"/>
-          <w:szCs w:val="8"/>
-        </w:rPr>
-        <w:t>": "Pizzeria da Mario",</w:t>
-      </w:r>
-    </w:p>
-    <w:p>
-      <w:pPr>
-        <w:rPr>
-          <w:rFonts w:ascii="Courier New" w:hAnsi="Courier New" w:cs="Courier New"/>
-          <w:sz w:val="20"/>
-          <w:szCs w:val="8"/>
-        </w:rPr>
-      </w:pPr>
-      <w:r>
-        <w:rPr>
-          <w:rFonts w:ascii="Courier New" w:hAnsi="Courier New" w:cs="Courier New"/>
-          <w:sz w:val="20"/>
-          <w:szCs w:val="8"/>
-        </w:rPr>
-        <w:t xml:space="preserve">  "</w:t>
-      </w:r>
-      <w:proofErr w:type="spellStart"/>
-      <w:r>
-        <w:rPr>
-          <w:rFonts w:ascii="Courier New" w:hAnsi="Courier New" w:cs="Courier New"/>
-          <w:sz w:val="20"/>
-          <w:szCs w:val="8"/>
-        </w:rPr>
-        <w:t>thumb</w:t>
-      </w:r>
-      <w:proofErr w:type="spellEnd"/>
-      <w:r>
-        <w:rPr>
-          <w:rFonts w:ascii="Courier New" w:hAnsi="Courier New" w:cs="Courier New"/>
-          <w:sz w:val="20"/>
-          <w:szCs w:val="8"/>
-        </w:rPr>
-        <w:t>": "https://..."</w:t>
+        <w:t xml:space="preserve">  "thumb": "https://..."</w:t>
       </w:r>
     </w:p>
     <w:p>
@@ -5460,98 +4246,92 @@
           <w:sz w:val="20"/>
           <w:szCs w:val="8"/>
         </w:rPr>
-        <w:t xml:space="preserve">  "_id": </w:t>
-      </w:r>
-      <w:proofErr w:type="spellStart"/>
-      <w:proofErr w:type="gramStart"/>
-      <w:r>
+        <w:t xml:space="preserve">  "_id": ObjectId("..."),</w:t>
+      </w:r>
+    </w:p>
+    <w:p>
+      <w:pPr>
         <w:rPr>
           <w:rFonts w:ascii="Courier New" w:hAnsi="Courier New" w:cs="Courier New"/>
           <w:sz w:val="20"/>
           <w:szCs w:val="8"/>
         </w:rPr>
-        <w:t>ObjectId</w:t>
-      </w:r>
-      <w:proofErr w:type="spellEnd"/>
+      </w:pPr>
       <w:r>
         <w:rPr>
           <w:rFonts w:ascii="Courier New" w:hAnsi="Courier New" w:cs="Courier New"/>
           <w:sz w:val="20"/>
           <w:szCs w:val="8"/>
         </w:rPr>
-        <w:t>(</w:t>
-      </w:r>
-      <w:proofErr w:type="gramEnd"/>
-      <w:r>
+        <w:t xml:space="preserve">  "clienteId": ObjectId("..."),</w:t>
+      </w:r>
+    </w:p>
+    <w:p>
+      <w:pPr>
         <w:rPr>
           <w:rFonts w:ascii="Courier New" w:hAnsi="Courier New" w:cs="Courier New"/>
           <w:sz w:val="20"/>
           <w:szCs w:val="8"/>
         </w:rPr>
-        <w:t>"..."),</w:t>
-      </w:r>
-    </w:p>
-    <w:p>
-      <w:pPr>
+      </w:pPr>
+      <w:r>
         <w:rPr>
           <w:rFonts w:ascii="Courier New" w:hAnsi="Courier New" w:cs="Courier New"/>
           <w:sz w:val="20"/>
           <w:szCs w:val="8"/>
         </w:rPr>
-      </w:pPr>
-      <w:r>
+        <w:t xml:space="preserve">  "ristoranteId": ObjectId("..."),</w:t>
+      </w:r>
+    </w:p>
+    <w:p>
+      <w:pPr>
         <w:rPr>
           <w:rFonts w:ascii="Courier New" w:hAnsi="Courier New" w:cs="Courier New"/>
           <w:sz w:val="20"/>
           <w:szCs w:val="8"/>
         </w:rPr>
-        <w:t xml:space="preserve">  "</w:t>
-      </w:r>
-      <w:proofErr w:type="spellStart"/>
+      </w:pPr>
       <w:r>
         <w:rPr>
           <w:rFonts w:ascii="Courier New" w:hAnsi="Courier New" w:cs="Courier New"/>
           <w:sz w:val="20"/>
           <w:szCs w:val="8"/>
         </w:rPr>
-        <w:t>clienteId</w:t>
-      </w:r>
-      <w:proofErr w:type="spellEnd"/>
-      <w:r>
+        <w:t xml:space="preserve">  "piatti": [</w:t>
+      </w:r>
+    </w:p>
+    <w:p>
+      <w:pPr>
         <w:rPr>
           <w:rFonts w:ascii="Courier New" w:hAnsi="Courier New" w:cs="Courier New"/>
           <w:sz w:val="20"/>
           <w:szCs w:val="8"/>
         </w:rPr>
-        <w:t xml:space="preserve">": </w:t>
-      </w:r>
-      <w:proofErr w:type="spellStart"/>
-      <w:proofErr w:type="gramStart"/>
+      </w:pPr>
       <w:r>
         <w:rPr>
           <w:rFonts w:ascii="Courier New" w:hAnsi="Courier New" w:cs="Courier New"/>
           <w:sz w:val="20"/>
           <w:szCs w:val="8"/>
         </w:rPr>
-        <w:t>ObjectId</w:t>
-      </w:r>
-      <w:proofErr w:type="spellEnd"/>
-      <w:r>
+        <w:t xml:space="preserve">    { "nome": "Pizza Margherita", "quantita": 2, "prezzo": 8.50 }</w:t>
+      </w:r>
+    </w:p>
+    <w:p>
+      <w:pPr>
         <w:rPr>
           <w:rFonts w:ascii="Courier New" w:hAnsi="Courier New" w:cs="Courier New"/>
           <w:sz w:val="20"/>
           <w:szCs w:val="8"/>
         </w:rPr>
-        <w:t>(</w:t>
-      </w:r>
-      <w:proofErr w:type="gramEnd"/>
+      </w:pPr>
       <w:r>
         <w:rPr>
           <w:rFonts w:ascii="Courier New" w:hAnsi="Courier New" w:cs="Courier New"/>
           <w:sz w:val="20"/>
           <w:szCs w:val="8"/>
         </w:rPr>
-        <w:t>"..."),</w:t>
+        <w:t xml:space="preserve">  ],</w:t>
       </w:r>
     </w:p>
     <w:p>
@@ -5568,134 +4348,127 @@
           <w:sz w:val="20"/>
           <w:szCs w:val="8"/>
         </w:rPr>
-        <w:t xml:space="preserve">  "</w:t>
-      </w:r>
-      <w:proofErr w:type="spellStart"/>
-      <w:r>
+        <w:t xml:space="preserve">  "totale": 22.00,</w:t>
+      </w:r>
+    </w:p>
+    <w:p>
+      <w:pPr>
         <w:rPr>
           <w:rFonts w:ascii="Courier New" w:hAnsi="Courier New" w:cs="Courier New"/>
           <w:sz w:val="20"/>
           <w:szCs w:val="8"/>
         </w:rPr>
-        <w:t>ristoranteId</w:t>
-      </w:r>
-      <w:proofErr w:type="spellEnd"/>
+      </w:pPr>
       <w:r>
         <w:rPr>
           <w:rFonts w:ascii="Courier New" w:hAnsi="Courier New" w:cs="Courier New"/>
           <w:sz w:val="20"/>
           <w:szCs w:val="8"/>
         </w:rPr>
-        <w:t xml:space="preserve">": </w:t>
-      </w:r>
-      <w:proofErr w:type="spellStart"/>
-      <w:proofErr w:type="gramStart"/>
-      <w:r>
+        <w:t xml:space="preserve">  "costoConsegna": 5.00,</w:t>
+      </w:r>
+    </w:p>
+    <w:p>
+      <w:pPr>
         <w:rPr>
           <w:rFonts w:ascii="Courier New" w:hAnsi="Courier New" w:cs="Courier New"/>
           <w:sz w:val="20"/>
           <w:szCs w:val="8"/>
         </w:rPr>
-        <w:t>ObjectId</w:t>
-      </w:r>
-      <w:proofErr w:type="spellEnd"/>
+      </w:pPr>
       <w:r>
         <w:rPr>
           <w:rFonts w:ascii="Courier New" w:hAnsi="Courier New" w:cs="Courier New"/>
           <w:sz w:val="20"/>
           <w:szCs w:val="8"/>
         </w:rPr>
-        <w:t>(</w:t>
-      </w:r>
-      <w:proofErr w:type="gramEnd"/>
+        <w:t xml:space="preserve">  "tipoConsegna": "</w:t>
+      </w:r>
       <w:r>
         <w:rPr>
           <w:rFonts w:ascii="Courier New" w:hAnsi="Courier New" w:cs="Courier New"/>
           <w:sz w:val="20"/>
           <w:szCs w:val="8"/>
-        </w:rPr>
-        <w:t>"..."),</w:t>
-      </w:r>
-    </w:p>
-    <w:p>
-      <w:pPr>
+          <w:u w:val="single"/>
+        </w:rPr>
+        <w:t>domicilio</w:t>
+      </w:r>
+      <w:r>
         <w:rPr>
           <w:rFonts w:ascii="Courier New" w:hAnsi="Courier New" w:cs="Courier New"/>
           <w:sz w:val="20"/>
           <w:szCs w:val="8"/>
         </w:rPr>
-      </w:pPr>
-      <w:r>
+        <w:t>",</w:t>
+      </w:r>
+    </w:p>
+    <w:p>
+      <w:pPr>
         <w:rPr>
           <w:rFonts w:ascii="Courier New" w:hAnsi="Courier New" w:cs="Courier New"/>
           <w:sz w:val="20"/>
           <w:szCs w:val="8"/>
         </w:rPr>
-        <w:t xml:space="preserve">  "piatti": [</w:t>
-      </w:r>
-    </w:p>
-    <w:p>
-      <w:pPr>
+      </w:pPr>
+      <w:r>
         <w:rPr>
           <w:rFonts w:ascii="Courier New" w:hAnsi="Courier New" w:cs="Courier New"/>
           <w:sz w:val="20"/>
           <w:szCs w:val="8"/>
         </w:rPr>
-      </w:pPr>
-      <w:r>
+        <w:t xml:space="preserve">  "indirizzoConsegna": "Via Po 5, Milano",</w:t>
+      </w:r>
+    </w:p>
+    <w:p>
+      <w:pPr>
         <w:rPr>
           <w:rFonts w:ascii="Courier New" w:hAnsi="Courier New" w:cs="Courier New"/>
           <w:sz w:val="20"/>
           <w:szCs w:val="8"/>
         </w:rPr>
-        <w:t xml:space="preserve">    </w:t>
-      </w:r>
-      <w:proofErr w:type="gramStart"/>
+      </w:pPr>
       <w:r>
         <w:rPr>
           <w:rFonts w:ascii="Courier New" w:hAnsi="Courier New" w:cs="Courier New"/>
           <w:sz w:val="20"/>
           <w:szCs w:val="8"/>
         </w:rPr>
-        <w:t>{ "</w:t>
-      </w:r>
-      <w:proofErr w:type="gramEnd"/>
-      <w:r>
+        <w:t xml:space="preserve">  "orarioInizio": ISODate("..."), // Calcolato server-side</w:t>
+      </w:r>
+    </w:p>
+    <w:p>
+      <w:pPr>
         <w:rPr>
           <w:rFonts w:ascii="Courier New" w:hAnsi="Courier New" w:cs="Courier New"/>
           <w:sz w:val="20"/>
           <w:szCs w:val="8"/>
         </w:rPr>
-        <w:t>nome": "Pizza Margherita", "</w:t>
-      </w:r>
-      <w:proofErr w:type="spellStart"/>
+      </w:pPr>
       <w:r>
         <w:rPr>
           <w:rFonts w:ascii="Courier New" w:hAnsi="Courier New" w:cs="Courier New"/>
           <w:sz w:val="20"/>
           <w:szCs w:val="8"/>
         </w:rPr>
-        <w:t>quantita</w:t>
-      </w:r>
-      <w:proofErr w:type="spellEnd"/>
-      <w:r>
+        <w:t xml:space="preserve">  "orarioFine": ISODate("..."),   // Calcolato server-side</w:t>
+      </w:r>
+    </w:p>
+    <w:p>
+      <w:pPr>
         <w:rPr>
           <w:rFonts w:ascii="Courier New" w:hAnsi="Courier New" w:cs="Courier New"/>
           <w:sz w:val="20"/>
           <w:szCs w:val="8"/>
         </w:rPr>
-        <w:t xml:space="preserve">": 2, "prezzo": </w:t>
-      </w:r>
-      <w:proofErr w:type="gramStart"/>
+      </w:pPr>
       <w:r>
         <w:rPr>
           <w:rFonts w:ascii="Courier New" w:hAnsi="Courier New" w:cs="Courier New"/>
           <w:sz w:val="20"/>
           <w:szCs w:val="8"/>
         </w:rPr>
-        <w:t>8.50 }</w:t>
-      </w:r>
-      <w:proofErr w:type="gramEnd"/>
+        <w:t xml:space="preserve">  "stato": "in_coda",             // Valore iniziale</w:t>
+      </w:r>
     </w:p>
     <w:p>
       <w:pPr>
@@ -5711,7 +4484,7 @@
           <w:sz w:val="20"/>
           <w:szCs w:val="8"/>
         </w:rPr>
-        <w:t xml:space="preserve">  ],</w:t>
+        <w:t xml:space="preserve">  "dataCreazione": ISODate("...")</w:t>
       </w:r>
     </w:p>
     <w:p>
@@ -5728,397 +4501,6 @@
           <w:sz w:val="20"/>
           <w:szCs w:val="8"/>
         </w:rPr>
-        <w:t xml:space="preserve">  "totale": 22.00,</w:t>
-      </w:r>
-    </w:p>
-    <w:p>
-      <w:pPr>
-        <w:rPr>
-          <w:rFonts w:ascii="Courier New" w:hAnsi="Courier New" w:cs="Courier New"/>
-          <w:sz w:val="20"/>
-          <w:szCs w:val="8"/>
-        </w:rPr>
-      </w:pPr>
-      <w:r>
-        <w:rPr>
-          <w:rFonts w:ascii="Courier New" w:hAnsi="Courier New" w:cs="Courier New"/>
-          <w:sz w:val="20"/>
-          <w:szCs w:val="8"/>
-        </w:rPr>
-        <w:t xml:space="preserve">  "</w:t>
-      </w:r>
-      <w:proofErr w:type="spellStart"/>
-      <w:r>
-        <w:rPr>
-          <w:rFonts w:ascii="Courier New" w:hAnsi="Courier New" w:cs="Courier New"/>
-          <w:sz w:val="20"/>
-          <w:szCs w:val="8"/>
-        </w:rPr>
-        <w:t>costoConsegna</w:t>
-      </w:r>
-      <w:proofErr w:type="spellEnd"/>
-      <w:r>
-        <w:rPr>
-          <w:rFonts w:ascii="Courier New" w:hAnsi="Courier New" w:cs="Courier New"/>
-          <w:sz w:val="20"/>
-          <w:szCs w:val="8"/>
-        </w:rPr>
-        <w:t>": 5.00,</w:t>
-      </w:r>
-    </w:p>
-    <w:p>
-      <w:pPr>
-        <w:rPr>
-          <w:rFonts w:ascii="Courier New" w:hAnsi="Courier New" w:cs="Courier New"/>
-          <w:sz w:val="20"/>
-          <w:szCs w:val="8"/>
-        </w:rPr>
-      </w:pPr>
-      <w:r>
-        <w:rPr>
-          <w:rFonts w:ascii="Courier New" w:hAnsi="Courier New" w:cs="Courier New"/>
-          <w:sz w:val="20"/>
-          <w:szCs w:val="8"/>
-        </w:rPr>
-        <w:t xml:space="preserve">  "</w:t>
-      </w:r>
-      <w:proofErr w:type="spellStart"/>
-      <w:r>
-        <w:rPr>
-          <w:rFonts w:ascii="Courier New" w:hAnsi="Courier New" w:cs="Courier New"/>
-          <w:sz w:val="20"/>
-          <w:szCs w:val="8"/>
-        </w:rPr>
-        <w:t>tipoConsegna</w:t>
-      </w:r>
-      <w:proofErr w:type="spellEnd"/>
-      <w:r>
-        <w:rPr>
-          <w:rFonts w:ascii="Courier New" w:hAnsi="Courier New" w:cs="Courier New"/>
-          <w:sz w:val="20"/>
-          <w:szCs w:val="8"/>
-        </w:rPr>
-        <w:t>": "</w:t>
-      </w:r>
-      <w:r>
-        <w:rPr>
-          <w:rFonts w:ascii="Courier New" w:hAnsi="Courier New" w:cs="Courier New"/>
-          <w:sz w:val="20"/>
-          <w:szCs w:val="8"/>
-          <w:u w:val="single"/>
-        </w:rPr>
-        <w:t>domicilio</w:t>
-      </w:r>
-      <w:r>
-        <w:rPr>
-          <w:rFonts w:ascii="Courier New" w:hAnsi="Courier New" w:cs="Courier New"/>
-          <w:sz w:val="20"/>
-          <w:szCs w:val="8"/>
-        </w:rPr>
-        <w:t>",</w:t>
-      </w:r>
-    </w:p>
-    <w:p>
-      <w:pPr>
-        <w:rPr>
-          <w:rFonts w:ascii="Courier New" w:hAnsi="Courier New" w:cs="Courier New"/>
-          <w:sz w:val="20"/>
-          <w:szCs w:val="8"/>
-        </w:rPr>
-      </w:pPr>
-      <w:r>
-        <w:rPr>
-          <w:rFonts w:ascii="Courier New" w:hAnsi="Courier New" w:cs="Courier New"/>
-          <w:sz w:val="20"/>
-          <w:szCs w:val="8"/>
-        </w:rPr>
-        <w:t xml:space="preserve">  "</w:t>
-      </w:r>
-      <w:proofErr w:type="spellStart"/>
-      <w:r>
-        <w:rPr>
-          <w:rFonts w:ascii="Courier New" w:hAnsi="Courier New" w:cs="Courier New"/>
-          <w:sz w:val="20"/>
-          <w:szCs w:val="8"/>
-        </w:rPr>
-        <w:t>indirizzoConsegna</w:t>
-      </w:r>
-      <w:proofErr w:type="spellEnd"/>
-      <w:r>
-        <w:rPr>
-          <w:rFonts w:ascii="Courier New" w:hAnsi="Courier New" w:cs="Courier New"/>
-          <w:sz w:val="20"/>
-          <w:szCs w:val="8"/>
-        </w:rPr>
-        <w:t>": "Via Po 5, Milano",</w:t>
-      </w:r>
-    </w:p>
-    <w:p>
-      <w:pPr>
-        <w:rPr>
-          <w:rFonts w:ascii="Courier New" w:hAnsi="Courier New" w:cs="Courier New"/>
-          <w:sz w:val="20"/>
-          <w:szCs w:val="8"/>
-        </w:rPr>
-      </w:pPr>
-      <w:r>
-        <w:rPr>
-          <w:rFonts w:ascii="Courier New" w:hAnsi="Courier New" w:cs="Courier New"/>
-          <w:sz w:val="20"/>
-          <w:szCs w:val="8"/>
-        </w:rPr>
-        <w:t xml:space="preserve">  "</w:t>
-      </w:r>
-      <w:proofErr w:type="spellStart"/>
-      <w:r>
-        <w:rPr>
-          <w:rFonts w:ascii="Courier New" w:hAnsi="Courier New" w:cs="Courier New"/>
-          <w:sz w:val="20"/>
-          <w:szCs w:val="8"/>
-        </w:rPr>
-        <w:t>orarioInizio</w:t>
-      </w:r>
-      <w:proofErr w:type="spellEnd"/>
-      <w:r>
-        <w:rPr>
-          <w:rFonts w:ascii="Courier New" w:hAnsi="Courier New" w:cs="Courier New"/>
-          <w:sz w:val="20"/>
-          <w:szCs w:val="8"/>
-        </w:rPr>
-        <w:t xml:space="preserve">": </w:t>
-      </w:r>
-      <w:proofErr w:type="spellStart"/>
-      <w:proofErr w:type="gramStart"/>
-      <w:r>
-        <w:rPr>
-          <w:rFonts w:ascii="Courier New" w:hAnsi="Courier New" w:cs="Courier New"/>
-          <w:sz w:val="20"/>
-          <w:szCs w:val="8"/>
-        </w:rPr>
-        <w:t>ISODate</w:t>
-      </w:r>
-      <w:proofErr w:type="spellEnd"/>
-      <w:r>
-        <w:rPr>
-          <w:rFonts w:ascii="Courier New" w:hAnsi="Courier New" w:cs="Courier New"/>
-          <w:sz w:val="20"/>
-          <w:szCs w:val="8"/>
-        </w:rPr>
-        <w:t>(</w:t>
-      </w:r>
-      <w:proofErr w:type="gramEnd"/>
-      <w:r>
-        <w:rPr>
-          <w:rFonts w:ascii="Courier New" w:hAnsi="Courier New" w:cs="Courier New"/>
-          <w:sz w:val="20"/>
-          <w:szCs w:val="8"/>
-        </w:rPr>
-        <w:t>"..."), // Calcolato server-side</w:t>
-      </w:r>
-    </w:p>
-    <w:p>
-      <w:pPr>
-        <w:rPr>
-          <w:rFonts w:ascii="Courier New" w:hAnsi="Courier New" w:cs="Courier New"/>
-          <w:sz w:val="20"/>
-          <w:szCs w:val="8"/>
-        </w:rPr>
-      </w:pPr>
-      <w:r>
-        <w:rPr>
-          <w:rFonts w:ascii="Courier New" w:hAnsi="Courier New" w:cs="Courier New"/>
-          <w:sz w:val="20"/>
-          <w:szCs w:val="8"/>
-        </w:rPr>
-        <w:t xml:space="preserve">  "</w:t>
-      </w:r>
-      <w:proofErr w:type="spellStart"/>
-      <w:r>
-        <w:rPr>
-          <w:rFonts w:ascii="Courier New" w:hAnsi="Courier New" w:cs="Courier New"/>
-          <w:sz w:val="20"/>
-          <w:szCs w:val="8"/>
-        </w:rPr>
-        <w:t>orarioFine</w:t>
-      </w:r>
-      <w:proofErr w:type="spellEnd"/>
-      <w:r>
-        <w:rPr>
-          <w:rFonts w:ascii="Courier New" w:hAnsi="Courier New" w:cs="Courier New"/>
-          <w:sz w:val="20"/>
-          <w:szCs w:val="8"/>
-        </w:rPr>
-        <w:t xml:space="preserve">": </w:t>
-      </w:r>
-      <w:proofErr w:type="spellStart"/>
-      <w:proofErr w:type="gramStart"/>
-      <w:r>
-        <w:rPr>
-          <w:rFonts w:ascii="Courier New" w:hAnsi="Courier New" w:cs="Courier New"/>
-          <w:sz w:val="20"/>
-          <w:szCs w:val="8"/>
-        </w:rPr>
-        <w:t>ISODate</w:t>
-      </w:r>
-      <w:proofErr w:type="spellEnd"/>
-      <w:r>
-        <w:rPr>
-          <w:rFonts w:ascii="Courier New" w:hAnsi="Courier New" w:cs="Courier New"/>
-          <w:sz w:val="20"/>
-          <w:szCs w:val="8"/>
-        </w:rPr>
-        <w:t>(</w:t>
-      </w:r>
-      <w:proofErr w:type="gramEnd"/>
-      <w:r>
-        <w:rPr>
-          <w:rFonts w:ascii="Courier New" w:hAnsi="Courier New" w:cs="Courier New"/>
-          <w:sz w:val="20"/>
-          <w:szCs w:val="8"/>
-        </w:rPr>
-        <w:t>"..."</w:t>
-      </w:r>
-      <w:proofErr w:type="gramStart"/>
-      <w:r>
-        <w:rPr>
-          <w:rFonts w:ascii="Courier New" w:hAnsi="Courier New" w:cs="Courier New"/>
-          <w:sz w:val="20"/>
-          <w:szCs w:val="8"/>
-        </w:rPr>
-        <w:t xml:space="preserve">),   </w:t>
-      </w:r>
-      <w:proofErr w:type="gramEnd"/>
-      <w:r>
-        <w:rPr>
-          <w:rFonts w:ascii="Courier New" w:hAnsi="Courier New" w:cs="Courier New"/>
-          <w:sz w:val="20"/>
-          <w:szCs w:val="8"/>
-        </w:rPr>
-        <w:t>// Calcolato server-side</w:t>
-      </w:r>
-    </w:p>
-    <w:p>
-      <w:pPr>
-        <w:rPr>
-          <w:rFonts w:ascii="Courier New" w:hAnsi="Courier New" w:cs="Courier New"/>
-          <w:sz w:val="20"/>
-          <w:szCs w:val="8"/>
-        </w:rPr>
-      </w:pPr>
-      <w:r>
-        <w:rPr>
-          <w:rFonts w:ascii="Courier New" w:hAnsi="Courier New" w:cs="Courier New"/>
-          <w:sz w:val="20"/>
-          <w:szCs w:val="8"/>
-        </w:rPr>
-        <w:t xml:space="preserve">  "stato": "</w:t>
-      </w:r>
-      <w:proofErr w:type="spellStart"/>
-      <w:r>
-        <w:rPr>
-          <w:rFonts w:ascii="Courier New" w:hAnsi="Courier New" w:cs="Courier New"/>
-          <w:sz w:val="20"/>
-          <w:szCs w:val="8"/>
-        </w:rPr>
-        <w:t>in_coda</w:t>
-      </w:r>
-      <w:proofErr w:type="spellEnd"/>
-      <w:proofErr w:type="gramStart"/>
-      <w:r>
-        <w:rPr>
-          <w:rFonts w:ascii="Courier New" w:hAnsi="Courier New" w:cs="Courier New"/>
-          <w:sz w:val="20"/>
-          <w:szCs w:val="8"/>
-        </w:rPr>
-        <w:t xml:space="preserve">",   </w:t>
-      </w:r>
-      <w:proofErr w:type="gramEnd"/>
-      <w:r>
-        <w:rPr>
-          <w:rFonts w:ascii="Courier New" w:hAnsi="Courier New" w:cs="Courier New"/>
-          <w:sz w:val="20"/>
-          <w:szCs w:val="8"/>
-        </w:rPr>
-        <w:t xml:space="preserve">          // Valore iniziale</w:t>
-      </w:r>
-    </w:p>
-    <w:p>
-      <w:pPr>
-        <w:rPr>
-          <w:rFonts w:ascii="Courier New" w:hAnsi="Courier New" w:cs="Courier New"/>
-          <w:sz w:val="20"/>
-          <w:szCs w:val="8"/>
-        </w:rPr>
-      </w:pPr>
-      <w:r>
-        <w:rPr>
-          <w:rFonts w:ascii="Courier New" w:hAnsi="Courier New" w:cs="Courier New"/>
-          <w:sz w:val="20"/>
-          <w:szCs w:val="8"/>
-        </w:rPr>
-        <w:t xml:space="preserve">  "</w:t>
-      </w:r>
-      <w:proofErr w:type="spellStart"/>
-      <w:r>
-        <w:rPr>
-          <w:rFonts w:ascii="Courier New" w:hAnsi="Courier New" w:cs="Courier New"/>
-          <w:sz w:val="20"/>
-          <w:szCs w:val="8"/>
-        </w:rPr>
-        <w:t>dataCreazione</w:t>
-      </w:r>
-      <w:proofErr w:type="spellEnd"/>
-      <w:r>
-        <w:rPr>
-          <w:rFonts w:ascii="Courier New" w:hAnsi="Courier New" w:cs="Courier New"/>
-          <w:sz w:val="20"/>
-          <w:szCs w:val="8"/>
-        </w:rPr>
-        <w:t xml:space="preserve">": </w:t>
-      </w:r>
-      <w:proofErr w:type="spellStart"/>
-      <w:proofErr w:type="gramStart"/>
-      <w:r>
-        <w:rPr>
-          <w:rFonts w:ascii="Courier New" w:hAnsi="Courier New" w:cs="Courier New"/>
-          <w:sz w:val="20"/>
-          <w:szCs w:val="8"/>
-        </w:rPr>
-        <w:t>ISODate</w:t>
-      </w:r>
-      <w:proofErr w:type="spellEnd"/>
-      <w:r>
-        <w:rPr>
-          <w:rFonts w:ascii="Courier New" w:hAnsi="Courier New" w:cs="Courier New"/>
-          <w:sz w:val="20"/>
-          <w:szCs w:val="8"/>
-        </w:rPr>
-        <w:t>(</w:t>
-      </w:r>
-      <w:proofErr w:type="gramEnd"/>
-      <w:r>
-        <w:rPr>
-          <w:rFonts w:ascii="Courier New" w:hAnsi="Courier New" w:cs="Courier New"/>
-          <w:sz w:val="20"/>
-          <w:szCs w:val="8"/>
-        </w:rPr>
-        <w:t>"...")</w:t>
-      </w:r>
-    </w:p>
-    <w:p>
-      <w:pPr>
-        <w:rPr>
-          <w:rFonts w:ascii="Courier New" w:hAnsi="Courier New" w:cs="Courier New"/>
-          <w:sz w:val="20"/>
-          <w:szCs w:val="8"/>
-        </w:rPr>
-      </w:pPr>
-      <w:r>
-        <w:rPr>
-          <w:rFonts w:ascii="Courier New" w:hAnsi="Courier New" w:cs="Courier New"/>
-          <w:sz w:val="20"/>
-          <w:szCs w:val="8"/>
-        </w:rPr>
         <w:t>}</w:t>
       </w:r>
     </w:p>
@@ -6148,7 +4530,6 @@
           <w:szCs w:val="8"/>
         </w:rPr>
       </w:pPr>
-      <w:proofErr w:type="spellStart"/>
       <w:r>
         <w:rPr>
           <w:rFonts w:asciiTheme="minorHAnsi" w:hAnsiTheme="minorHAnsi" w:cstheme="minorHAnsi"/>
@@ -6159,7 +4540,6 @@
         </w:rPr>
         <w:t>Catalog</w:t>
       </w:r>
-      <w:proofErr w:type="spellEnd"/>
       <w:r>
         <w:rPr>
           <w:rFonts w:asciiTheme="minorHAnsi" w:hAnsiTheme="minorHAnsi" w:cstheme="minorHAnsi"/>
@@ -6254,7 +4634,6 @@
           <w:sz w:val="20"/>
           <w:szCs w:val="8"/>
         </w:rPr>
-        <w:lastRenderedPageBreak/>
         <w:t>CO</w:t>
       </w:r>
       <w:r>
@@ -6295,25 +4674,7 @@
           <w:sz w:val="20"/>
           <w:szCs w:val="8"/>
         </w:rPr>
-        <w:t>Lo sviluppo del progetto "</w:t>
-      </w:r>
-      <w:proofErr w:type="spellStart"/>
-      <w:r>
-        <w:rPr>
-          <w:rFonts w:asciiTheme="minorHAnsi" w:hAnsiTheme="minorHAnsi" w:cstheme="minorHAnsi"/>
-          <w:sz w:val="20"/>
-          <w:szCs w:val="8"/>
-        </w:rPr>
-        <w:t>FastFood</w:t>
-      </w:r>
-      <w:proofErr w:type="spellEnd"/>
-      <w:r>
-        <w:rPr>
-          <w:rFonts w:asciiTheme="minorHAnsi" w:hAnsiTheme="minorHAnsi" w:cstheme="minorHAnsi"/>
-          <w:sz w:val="20"/>
-          <w:szCs w:val="8"/>
-        </w:rPr>
-        <w:t xml:space="preserve">" è stato un percorso di apprendimento a 360 gradi che ci ha permesso di </w:t>
+        <w:t xml:space="preserve">Lo sviluppo del progetto "FastFood" è stato un percorso di apprendimento a 360 gradi che ci ha permesso di </w:t>
       </w:r>
       <w:r>
         <w:rPr>
@@ -6339,43 +4700,7 @@
           <w:sz w:val="20"/>
           <w:szCs w:val="8"/>
         </w:rPr>
-        <w:t xml:space="preserve">La difficoltà principale non è stata scrivere il codice in sé ma bensì quella di rendere comunicativi e coerenti </w:t>
-      </w:r>
-      <w:proofErr w:type="spellStart"/>
-      <w:r>
-        <w:rPr>
-          <w:rFonts w:asciiTheme="minorHAnsi" w:hAnsiTheme="minorHAnsi" w:cstheme="minorHAnsi"/>
-          <w:sz w:val="20"/>
-          <w:szCs w:val="8"/>
-        </w:rPr>
-        <w:t>backend</w:t>
-      </w:r>
-      <w:proofErr w:type="spellEnd"/>
-      <w:r>
-        <w:rPr>
-          <w:rFonts w:asciiTheme="minorHAnsi" w:hAnsiTheme="minorHAnsi" w:cstheme="minorHAnsi"/>
-          <w:sz w:val="20"/>
-          <w:szCs w:val="8"/>
-        </w:rPr>
-        <w:t xml:space="preserve">, </w:t>
-      </w:r>
-      <w:proofErr w:type="spellStart"/>
-      <w:r>
-        <w:rPr>
-          <w:rFonts w:asciiTheme="minorHAnsi" w:hAnsiTheme="minorHAnsi" w:cstheme="minorHAnsi"/>
-          <w:sz w:val="20"/>
-          <w:szCs w:val="8"/>
-        </w:rPr>
-        <w:t>frontend</w:t>
-      </w:r>
-      <w:proofErr w:type="spellEnd"/>
-      <w:r>
-        <w:rPr>
-          <w:rFonts w:asciiTheme="minorHAnsi" w:hAnsiTheme="minorHAnsi" w:cstheme="minorHAnsi"/>
-          <w:sz w:val="20"/>
-          <w:szCs w:val="8"/>
-        </w:rPr>
-        <w:t xml:space="preserve"> e il database.</w:t>
+        <w:t>La difficoltà principale non è stata scrivere il codice in sé ma bensì quella di rendere comunicativi e coerenti backend, frontend e il database.</w:t>
       </w:r>
     </w:p>
     <w:p>
@@ -6426,131 +4751,41 @@
           <w:sz w:val="20"/>
           <w:szCs w:val="8"/>
         </w:rPr>
-        <w:t xml:space="preserve">Inizialmente la condivisione di codice avveniva tramite whatsapp, successivamente però a progetto inoltrato siccome la quantità di file era elevata abbiamo deciso di configurare e utilizzare </w:t>
-      </w:r>
-      <w:proofErr w:type="spellStart"/>
-      <w:r>
-        <w:rPr>
-          <w:rFonts w:asciiTheme="minorHAnsi" w:hAnsiTheme="minorHAnsi" w:cstheme="minorHAnsi"/>
-          <w:sz w:val="20"/>
-          <w:szCs w:val="8"/>
-        </w:rPr>
-        <w:t>github</w:t>
-      </w:r>
-      <w:proofErr w:type="spellEnd"/>
-      <w:r>
-        <w:rPr>
-          <w:rFonts w:asciiTheme="minorHAnsi" w:hAnsiTheme="minorHAnsi" w:cstheme="minorHAnsi"/>
-          <w:sz w:val="20"/>
-          <w:szCs w:val="8"/>
-        </w:rPr>
-        <w:t>.</w:t>
-      </w:r>
-    </w:p>
-    <w:p>
-      <w:pPr>
-        <w:rPr>
-          <w:rFonts w:asciiTheme="minorHAnsi" w:hAnsiTheme="minorHAnsi" w:cstheme="minorHAnsi"/>
-          <w:sz w:val="20"/>
-          <w:szCs w:val="8"/>
-        </w:rPr>
-      </w:pPr>
-      <w:r>
-        <w:rPr>
-          <w:rFonts w:asciiTheme="minorHAnsi" w:hAnsiTheme="minorHAnsi" w:cstheme="minorHAnsi"/>
-          <w:sz w:val="20"/>
-          <w:szCs w:val="8"/>
-        </w:rPr>
-        <w:t xml:space="preserve">Per soccombere al problema della distanza tra noi </w:t>
-      </w:r>
-      <w:proofErr w:type="gramStart"/>
-      <w:r>
-        <w:rPr>
-          <w:rFonts w:asciiTheme="minorHAnsi" w:hAnsiTheme="minorHAnsi" w:cstheme="minorHAnsi"/>
-          <w:sz w:val="20"/>
-          <w:szCs w:val="8"/>
-        </w:rPr>
-        <w:t>2</w:t>
-      </w:r>
-      <w:proofErr w:type="gramEnd"/>
-      <w:r>
-        <w:rPr>
-          <w:rFonts w:asciiTheme="minorHAnsi" w:hAnsiTheme="minorHAnsi" w:cstheme="minorHAnsi"/>
-          <w:sz w:val="20"/>
-          <w:szCs w:val="8"/>
-        </w:rPr>
-        <w:t xml:space="preserve"> abbiamo deciso di trovarci nelle aule studio durante il periodo delle lezioni e sulla piattaforma </w:t>
-      </w:r>
-      <w:proofErr w:type="spellStart"/>
-      <w:r>
-        <w:rPr>
-          <w:rFonts w:asciiTheme="minorHAnsi" w:hAnsiTheme="minorHAnsi" w:cstheme="minorHAnsi"/>
-          <w:sz w:val="20"/>
-          <w:szCs w:val="8"/>
-        </w:rPr>
-        <w:t>discord</w:t>
-      </w:r>
-      <w:proofErr w:type="spellEnd"/>
-      <w:r>
-        <w:rPr>
-          <w:rFonts w:asciiTheme="minorHAnsi" w:hAnsiTheme="minorHAnsi" w:cstheme="minorHAnsi"/>
-          <w:sz w:val="20"/>
-          <w:szCs w:val="8"/>
-        </w:rPr>
-        <w:t xml:space="preserve"> durante la sessione per mostrare in tempo reale le proprie modifiche e per consultarci sul da farsi.</w:t>
-      </w:r>
-    </w:p>
-    <w:p>
-      <w:pPr>
-        <w:rPr>
-          <w:rFonts w:asciiTheme="minorHAnsi" w:hAnsiTheme="minorHAnsi" w:cstheme="minorHAnsi"/>
-          <w:sz w:val="20"/>
-          <w:szCs w:val="8"/>
-        </w:rPr>
-      </w:pPr>
-      <w:r>
-        <w:rPr>
-          <w:rFonts w:asciiTheme="minorHAnsi" w:hAnsiTheme="minorHAnsi" w:cstheme="minorHAnsi"/>
-          <w:sz w:val="20"/>
-          <w:szCs w:val="8"/>
-        </w:rPr>
-        <w:t xml:space="preserve">In conclusione, riteniamo che lo sviluppo del progetto </w:t>
-      </w:r>
-      <w:proofErr w:type="spellStart"/>
-      <w:r>
-        <w:rPr>
-          <w:rFonts w:asciiTheme="minorHAnsi" w:hAnsiTheme="minorHAnsi" w:cstheme="minorHAnsi"/>
-          <w:sz w:val="20"/>
-          <w:szCs w:val="8"/>
-        </w:rPr>
-        <w:t>FastFood</w:t>
-      </w:r>
-      <w:proofErr w:type="spellEnd"/>
-      <w:r>
-        <w:rPr>
-          <w:rFonts w:asciiTheme="minorHAnsi" w:hAnsiTheme="minorHAnsi" w:cstheme="minorHAnsi"/>
-          <w:sz w:val="20"/>
-          <w:szCs w:val="8"/>
-        </w:rPr>
-        <w:t xml:space="preserve"> è stato utile al fine di arricchire le nostre competenze pratiche e di sviluppare competenze di </w:t>
-      </w:r>
-      <w:proofErr w:type="spellStart"/>
-      <w:r>
-        <w:rPr>
-          <w:rFonts w:asciiTheme="minorHAnsi" w:hAnsiTheme="minorHAnsi" w:cstheme="minorHAnsi"/>
-          <w:sz w:val="20"/>
-          <w:szCs w:val="8"/>
-        </w:rPr>
-        <w:t>problem</w:t>
-      </w:r>
-      <w:proofErr w:type="spellEnd"/>
-      <w:r>
-        <w:rPr>
-          <w:rFonts w:asciiTheme="minorHAnsi" w:hAnsiTheme="minorHAnsi" w:cstheme="minorHAnsi"/>
-          <w:sz w:val="20"/>
-          <w:szCs w:val="8"/>
-        </w:rPr>
-        <w:t>-solving e team-building.</w:t>
+        <w:t>Inizialmente la condivisione di codice avveniva tramite whatsapp, successivamente però a progetto inoltrato siccome la quantità di file era elevata abbiamo deciso di configurare e utilizzare github.</w:t>
+      </w:r>
+    </w:p>
+    <w:p>
+      <w:pPr>
+        <w:rPr>
+          <w:rFonts w:asciiTheme="minorHAnsi" w:hAnsiTheme="minorHAnsi" w:cstheme="minorHAnsi"/>
+          <w:sz w:val="20"/>
+          <w:szCs w:val="8"/>
+        </w:rPr>
+      </w:pPr>
+      <w:r>
+        <w:rPr>
+          <w:rFonts w:asciiTheme="minorHAnsi" w:hAnsiTheme="minorHAnsi" w:cstheme="minorHAnsi"/>
+          <w:sz w:val="20"/>
+          <w:szCs w:val="8"/>
+        </w:rPr>
+        <w:t>Per soccombere al problema della distanza tra noi 2 abbiamo deciso di trovarci nelle aule studio durante il periodo delle lezioni e sulla piattaforma discord durante la sessione per mostrare in tempo reale le proprie modifiche e per consultarci sul da farsi.</w:t>
+      </w:r>
+    </w:p>
+    <w:p>
+      <w:pPr>
+        <w:rPr>
+          <w:rFonts w:asciiTheme="minorHAnsi" w:hAnsiTheme="minorHAnsi" w:cstheme="minorHAnsi"/>
+          <w:sz w:val="20"/>
+          <w:szCs w:val="8"/>
+        </w:rPr>
+      </w:pPr>
+      <w:r>
+        <w:rPr>
+          <w:rFonts w:asciiTheme="minorHAnsi" w:hAnsiTheme="minorHAnsi" w:cstheme="minorHAnsi"/>
+          <w:sz w:val="20"/>
+          <w:szCs w:val="8"/>
+        </w:rPr>
+        <w:t>In conclusione, riteniamo che lo sviluppo del progetto FastFood è stato utile al fine di arricchire le nostre competenze pratiche e di sviluppare competenze di problem-solving e team-building.</w:t>
       </w:r>
     </w:p>
     <w:p>
@@ -14278,6 +12513,7 @@
   <w:style w:type="character" w:default="1" w:styleId="Carpredefinitoparagrafo">
     <w:name w:val="Default Paragraph Font"/>
     <w:uiPriority w:val="1"/>
+    <w:semiHidden/>
     <w:unhideWhenUsed/>
   </w:style>
   <w:style w:type="table" w:default="1" w:styleId="Tabellanormale">
